--- a/Display_Software_Spec.docx
+++ b/Display_Software_Spec.docx
@@ -1,6 +1,6 @@
 
 <file path=word/document.xml><?xml version="1.0" encoding="utf-8"?>
-<w:document xmlns:wpc="http://schemas.microsoft.com/office/word/2010/wordprocessingCanvas" xmlns:cx="http://schemas.microsoft.com/office/drawing/2014/chartex" xmlns:cx1="http://schemas.microsoft.com/office/drawing/2015/9/8/chartex" xmlns:cx2="http://schemas.microsoft.com/office/drawing/2015/10/21/chartex" xmlns:cx3="http://schemas.microsoft.com/office/drawing/2016/5/9/chartex" xmlns:cx4="http://schemas.microsoft.com/office/drawing/2016/5/10/chartex" xmlns:cx5="http://schemas.microsoft.com/office/drawing/2016/5/11/chartex" xmlns:cx6="http://schemas.microsoft.com/office/drawing/2016/5/12/chartex" xmlns:cx7="http://schemas.microsoft.com/office/drawing/2016/5/13/chartex" xmlns:cx8="http://schemas.microsoft.com/office/drawing/2016/5/14/chartex" xmlns:mc="http://schemas.openxmlformats.org/markup-compatibility/2006" xmlns:aink="http://schemas.microsoft.com/office/drawing/2016/ink" xmlns:am3d="http://schemas.microsoft.com/office/drawing/2017/model3d" xmlns:o="urn:schemas-microsoft-com:office:office" xmlns:oel="http://schemas.microsoft.com/office/2019/extlst" xmlns:r="http://schemas.openxmlformats.org/officeDocument/2006/relationships" xmlns:m="http://schemas.openxmlformats.org/officeDocument/2006/math" xmlns:v="urn:schemas-microsoft-com:vml" xmlns:wp14="http://schemas.microsoft.com/office/word/2010/wordprocessingDrawing" xmlns:wp="http://schemas.openxmlformats.org/drawingml/2006/wordprocessingDrawing" xmlns:w10="urn:schemas-microsoft-com:office:word" xmlns:w="http://schemas.openxmlformats.org/wordprocessingml/2006/main" xmlns:w14="http://schemas.microsoft.com/office/word/2010/wordml" xmlns:w15="http://schemas.microsoft.com/office/word/2012/wordml" xmlns:w16cex="http://schemas.microsoft.com/office/word/2018/wordml/cex" xmlns:w16cid="http://schemas.microsoft.com/office/word/2016/wordml/cid" xmlns:w16="http://schemas.microsoft.com/office/word/2018/wordml" xmlns:w16sdtdh="http://schemas.microsoft.com/office/word/2020/wordml/sdtdatahash" xmlns:w16se="http://schemas.microsoft.com/office/word/2015/wordml/symex" xmlns:wpg="http://schemas.microsoft.com/office/word/2010/wordprocessingGroup" xmlns:wpi="http://schemas.microsoft.com/office/word/2010/wordprocessingInk" xmlns:wne="http://schemas.microsoft.com/office/word/2006/wordml" xmlns:wps="http://schemas.microsoft.com/office/word/2010/wordprocessingShape" xmlns:a="http://schemas.openxmlformats.org/drawingml/2006/main" xmlns:pic="http://schemas.openxmlformats.org/drawingml/2006/picture" xmlns:a14="http://schemas.microsoft.com/office/drawing/2010/main" mc:Ignorable="w14 w15 w16se w16cid w16 w16cex w16sdtdh wp14">
+<w:document xmlns:wpc="http://schemas.microsoft.com/office/word/2010/wordprocessingCanvas" xmlns:cx="http://schemas.microsoft.com/office/drawing/2014/chartex" xmlns:cx1="http://schemas.microsoft.com/office/drawing/2015/9/8/chartex" xmlns:cx2="http://schemas.microsoft.com/office/drawing/2015/10/21/chartex" xmlns:cx3="http://schemas.microsoft.com/office/drawing/2016/5/9/chartex" xmlns:cx4="http://schemas.microsoft.com/office/drawing/2016/5/10/chartex" xmlns:cx5="http://schemas.microsoft.com/office/drawing/2016/5/11/chartex" xmlns:cx6="http://schemas.microsoft.com/office/drawing/2016/5/12/chartex" xmlns:cx7="http://schemas.microsoft.com/office/drawing/2016/5/13/chartex" xmlns:cx8="http://schemas.microsoft.com/office/drawing/2016/5/14/chartex" xmlns:mc="http://schemas.openxmlformats.org/markup-compatibility/2006" xmlns:aink="http://schemas.microsoft.com/office/drawing/2016/ink" xmlns:am3d="http://schemas.microsoft.com/office/drawing/2017/model3d" xmlns:o="urn:schemas-microsoft-com:office:office" xmlns:oel="http://schemas.microsoft.com/office/2019/extlst" xmlns:r="http://schemas.openxmlformats.org/officeDocument/2006/relationships" xmlns:m="http://schemas.openxmlformats.org/officeDocument/2006/math" xmlns:v="urn:schemas-microsoft-com:vml" xmlns:wp14="http://schemas.microsoft.com/office/word/2010/wordprocessingDrawing" xmlns:wp="http://schemas.openxmlformats.org/drawingml/2006/wordprocessingDrawing" xmlns:w10="urn:schemas-microsoft-com:office:word" xmlns:w="http://schemas.openxmlformats.org/wordprocessingml/2006/main" xmlns:w14="http://schemas.microsoft.com/office/word/2010/wordml" xmlns:w15="http://schemas.microsoft.com/office/word/2012/wordml" xmlns:w16cex="http://schemas.microsoft.com/office/word/2018/wordml/cex" xmlns:w16cid="http://schemas.microsoft.com/office/word/2016/wordml/cid" xmlns:w16="http://schemas.microsoft.com/office/word/2018/wordml" xmlns:w16du="http://schemas.microsoft.com/office/word/2023/wordml/word16du" xmlns:w16sdtdh="http://schemas.microsoft.com/office/word/2020/wordml/sdtdatahash" xmlns:w16se="http://schemas.microsoft.com/office/word/2015/wordml/symex" xmlns:wpg="http://schemas.microsoft.com/office/word/2010/wordprocessingGroup" xmlns:wpi="http://schemas.microsoft.com/office/word/2010/wordprocessingInk" xmlns:wne="http://schemas.microsoft.com/office/word/2006/wordml" xmlns:wps="http://schemas.microsoft.com/office/word/2010/wordprocessingShape" mc:Ignorable="w14 w15 w16se w16cid w16 w16cex w16sdtdh w16du wp14">
   <w:body>
     <w:p>
       <w:pPr>
@@ -10,7 +10,7 @@
         </w:numPr>
         <w:spacing w:line="240" w:lineRule="auto"/>
         <w:rPr>
-          <w:rFonts w:ascii="Calibri" w:hAnsi="Calibri" w:cs="Calibri" w:asciiTheme="majorAscii" w:hAnsiTheme="majorAscii" w:cstheme="majorAscii"/>
+          <w:rFonts w:asciiTheme="majorHAnsi" w:hAnsiTheme="majorHAnsi" w:cstheme="majorBidi"/>
           <w:color w:val="4A86E8"/>
           <w:sz w:val="24"/>
           <w:szCs w:val="24"/>
@@ -19,7 +19,7 @@
       </w:pPr>
       <w:r>
         <w:rPr>
-          <w:rFonts w:ascii="Calibri" w:hAnsi="Calibri" w:cs="Calibri" w:asciiTheme="majorAscii" w:hAnsiTheme="majorAscii" w:cstheme="majorAscii"/>
+          <w:rFonts w:asciiTheme="majorHAnsi" w:hAnsiTheme="majorHAnsi" w:cstheme="majorBidi"/>
           <w:color w:val="4A86E8"/>
           <w:sz w:val="24"/>
           <w:szCs w:val="24"/>
@@ -60,7 +60,7 @@
         </w:numPr>
         <w:spacing w:line="240" w:lineRule="auto"/>
         <w:rPr>
-          <w:rFonts w:ascii="Calibri" w:hAnsi="Calibri" w:cs="Calibri" w:asciiTheme="majorAscii" w:hAnsiTheme="majorAscii" w:cstheme="majorAscii"/>
+          <w:rFonts w:asciiTheme="majorHAnsi" w:hAnsiTheme="majorHAnsi" w:cstheme="majorBidi"/>
           <w:color w:val="4A86E8"/>
           <w:sz w:val="24"/>
           <w:szCs w:val="24"/>
@@ -69,13 +69,35 @@
       </w:pPr>
       <w:r>
         <w:rPr>
-          <w:rFonts w:ascii="Calibri" w:hAnsi="Calibri" w:cs="Calibri" w:asciiTheme="majorAscii" w:hAnsiTheme="majorAscii" w:cstheme="majorAscii"/>
+          <w:rFonts w:asciiTheme="majorHAnsi" w:hAnsiTheme="majorHAnsi" w:cstheme="majorBidi"/>
           <w:color w:val="4A86E8"/>
           <w:sz w:val="24"/>
           <w:szCs w:val="24"/>
           <w:lang w:val="en-US"/>
         </w:rPr>
-        <w:t>Mark unknown cells with TBD (to be discussed) and make a plan to answer.</w:t>
+        <w:t xml:space="preserve">Mark unknown cells with TBD (to be discussed) and </w:t>
+      </w:r>
+      <w:proofErr w:type="gramStart"/>
+      <w:r>
+        <w:rPr>
+          <w:rFonts w:asciiTheme="majorHAnsi" w:hAnsiTheme="majorHAnsi" w:cstheme="majorBidi"/>
+          <w:color w:val="4A86E8"/>
+          <w:sz w:val="24"/>
+          <w:szCs w:val="24"/>
+          <w:lang w:val="en-US"/>
+        </w:rPr>
+        <w:t>make a plan</w:t>
+      </w:r>
+      <w:proofErr w:type="gramEnd"/>
+      <w:r>
+        <w:rPr>
+          <w:rFonts w:asciiTheme="majorHAnsi" w:hAnsiTheme="majorHAnsi" w:cstheme="majorBidi"/>
+          <w:color w:val="4A86E8"/>
+          <w:sz w:val="24"/>
+          <w:szCs w:val="24"/>
+          <w:lang w:val="en-US"/>
+        </w:rPr>
+        <w:t xml:space="preserve"> to answer.</w:t>
       </w:r>
     </w:p>
     <w:p>
@@ -206,7 +228,7 @@
     </w:p>
     <w:tbl>
       <w:tblPr>
-        <w:tblStyle w:val="TableGrid"/>
+        <w:tblStyle w:val="Grigliatabella"/>
         <w:tblW w:w="0" w:type="auto"/>
         <w:tblLook w:val="04A0" w:firstRow="1" w:lastRow="0" w:firstColumn="1" w:lastColumn="0" w:noHBand="0" w:noVBand="1"/>
       </w:tblPr>
@@ -524,7 +546,7 @@
     </w:p>
     <w:tbl>
       <w:tblPr>
-        <w:tblStyle w:val="TableGrid"/>
+        <w:tblStyle w:val="Grigliatabella"/>
         <w:tblW w:w="0" w:type="auto"/>
         <w:tblLook w:val="04A0" w:firstRow="1" w:lastRow="0" w:firstColumn="1" w:lastColumn="0" w:noHBand="0" w:noVBand="1"/>
       </w:tblPr>
@@ -902,7 +924,7 @@
     </w:p>
     <w:tbl>
       <w:tblPr>
-        <w:tblStyle w:val="TableGrid"/>
+        <w:tblStyle w:val="Grigliatabella"/>
         <w:tblW w:w="9351" w:type="dxa"/>
         <w:tblLook w:val="04A0" w:firstRow="1" w:lastRow="0" w:firstColumn="1" w:lastColumn="0" w:noHBand="0" w:noVBand="1"/>
       </w:tblPr>
@@ -1589,7 +1611,7 @@
     <w:sdt>
       <w:sdtPr>
         <w:rPr>
-          <w:rFonts w:ascii="Arial" w:hAnsi="Arial" w:eastAsia="Arial" w:cs="Arial"/>
+          <w:rFonts w:ascii="Arial" w:eastAsia="Arial" w:hAnsi="Arial" w:cs="Arial"/>
           <w:color w:val="auto"/>
           <w:sz w:val="22"/>
           <w:szCs w:val="22"/>
@@ -1603,25 +1625,20 @@
       </w:sdtPr>
       <w:sdtEndPr>
         <w:rPr>
-          <w:rFonts w:ascii="Arial" w:hAnsi="Arial" w:eastAsia="Arial" w:cs="Arial"/>
-          <w:b w:val="1"/>
-          <w:bCs w:val="1"/>
+          <w:b/>
+          <w:bCs/>
           <w:noProof/>
-          <w:color w:val="auto"/>
-          <w:sz w:val="22"/>
-          <w:szCs w:val="22"/>
-          <w:lang w:val="en" w:eastAsia="it-IT"/>
         </w:rPr>
       </w:sdtEndPr>
       <w:sdtContent>
         <w:p>
           <w:pPr>
-            <w:pStyle w:val="TOCHeading"/>
+            <w:pStyle w:val="Titolosommario"/>
           </w:pPr>
         </w:p>
         <w:p>
           <w:pPr>
-            <w:pStyle w:val="TOCHeading"/>
+            <w:pStyle w:val="Titolosommario"/>
             <w:jc w:val="center"/>
             <w:rPr>
               <w:b/>
@@ -1643,12 +1660,12 @@
         </w:p>
         <w:p>
           <w:pPr>
-            <w:pStyle w:val="TOC1"/>
+            <w:pStyle w:val="Sommario1"/>
             <w:tabs>
               <w:tab w:val="right" w:leader="dot" w:pos="9350"/>
             </w:tabs>
             <w:rPr>
-              <w:rFonts w:asciiTheme="minorHAnsi" w:hAnsiTheme="minorHAnsi" w:eastAsiaTheme="minorEastAsia" w:cstheme="minorBidi"/>
+              <w:rFonts w:asciiTheme="minorHAnsi" w:eastAsiaTheme="minorEastAsia" w:hAnsiTheme="minorHAnsi" w:cstheme="minorBidi"/>
               <w:noProof/>
               <w:lang w:val="it-IT"/>
             </w:rPr>
@@ -1677,10 +1694,10 @@
             </w:rPr>
             <w:fldChar w:fldCharType="separate"/>
           </w:r>
-          <w:hyperlink w:history="1" w:anchor="_Toc117693248">
-            <w:r>
-              <w:rPr>
-                <w:rStyle w:val="Hyperlink"/>
+          <w:hyperlink w:anchor="_Toc117693248" w:history="1">
+            <w:r>
+              <w:rPr>
+                <w:rStyle w:val="Collegamentoipertestuale"/>
                 <w:rFonts w:asciiTheme="majorHAnsi" w:hAnsiTheme="majorHAnsi" w:cstheme="majorHAnsi"/>
                 <w:noProof/>
               </w:rPr>
@@ -1738,20 +1755,20 @@
         </w:p>
         <w:p>
           <w:pPr>
-            <w:pStyle w:val="TOC1"/>
+            <w:pStyle w:val="Sommario1"/>
             <w:tabs>
               <w:tab w:val="right" w:leader="dot" w:pos="9350"/>
             </w:tabs>
             <w:rPr>
-              <w:rFonts w:asciiTheme="minorHAnsi" w:hAnsiTheme="minorHAnsi" w:eastAsiaTheme="minorEastAsia" w:cstheme="minorBidi"/>
+              <w:rFonts w:asciiTheme="minorHAnsi" w:eastAsiaTheme="minorEastAsia" w:hAnsiTheme="minorHAnsi" w:cstheme="minorBidi"/>
               <w:noProof/>
               <w:lang w:val="it-IT"/>
             </w:rPr>
           </w:pPr>
-          <w:hyperlink w:history="1" w:anchor="_Toc117693249">
-            <w:r>
-              <w:rPr>
-                <w:rStyle w:val="Hyperlink"/>
+          <w:hyperlink w:anchor="_Toc117693249" w:history="1">
+            <w:r>
+              <w:rPr>
+                <w:rStyle w:val="Collegamentoipertestuale"/>
                 <w:rFonts w:asciiTheme="majorHAnsi" w:hAnsiTheme="majorHAnsi" w:cstheme="majorHAnsi"/>
                 <w:noProof/>
               </w:rPr>
@@ -1809,20 +1826,20 @@
         </w:p>
         <w:p>
           <w:pPr>
-            <w:pStyle w:val="TOC1"/>
+            <w:pStyle w:val="Sommario1"/>
             <w:tabs>
               <w:tab w:val="right" w:leader="dot" w:pos="9350"/>
             </w:tabs>
             <w:rPr>
-              <w:rFonts w:asciiTheme="minorHAnsi" w:hAnsiTheme="minorHAnsi" w:eastAsiaTheme="minorEastAsia" w:cstheme="minorBidi"/>
+              <w:rFonts w:asciiTheme="minorHAnsi" w:eastAsiaTheme="minorEastAsia" w:hAnsiTheme="minorHAnsi" w:cstheme="minorBidi"/>
               <w:noProof/>
               <w:lang w:val="it-IT"/>
             </w:rPr>
           </w:pPr>
-          <w:hyperlink w:history="1" w:anchor="_Toc117693250">
-            <w:r>
-              <w:rPr>
-                <w:rStyle w:val="Hyperlink"/>
+          <w:hyperlink w:anchor="_Toc117693250" w:history="1">
+            <w:r>
+              <w:rPr>
+                <w:rStyle w:val="Collegamentoipertestuale"/>
                 <w:rFonts w:asciiTheme="majorHAnsi" w:hAnsiTheme="majorHAnsi" w:cstheme="majorHAnsi"/>
                 <w:noProof/>
               </w:rPr>
@@ -1880,20 +1897,20 @@
         </w:p>
         <w:p>
           <w:pPr>
-            <w:pStyle w:val="TOC1"/>
+            <w:pStyle w:val="Sommario1"/>
             <w:tabs>
               <w:tab w:val="right" w:leader="dot" w:pos="9350"/>
             </w:tabs>
             <w:rPr>
-              <w:rFonts w:asciiTheme="minorHAnsi" w:hAnsiTheme="minorHAnsi" w:eastAsiaTheme="minorEastAsia" w:cstheme="minorBidi"/>
+              <w:rFonts w:asciiTheme="minorHAnsi" w:eastAsiaTheme="minorEastAsia" w:hAnsiTheme="minorHAnsi" w:cstheme="minorBidi"/>
               <w:noProof/>
               <w:lang w:val="it-IT"/>
             </w:rPr>
           </w:pPr>
-          <w:hyperlink w:history="1" w:anchor="_Toc117693251">
-            <w:r>
-              <w:rPr>
-                <w:rStyle w:val="Hyperlink"/>
+          <w:hyperlink w:anchor="_Toc117693251" w:history="1">
+            <w:r>
+              <w:rPr>
+                <w:rStyle w:val="Collegamentoipertestuale"/>
                 <w:rFonts w:asciiTheme="majorHAnsi" w:hAnsiTheme="majorHAnsi" w:cstheme="majorHAnsi"/>
                 <w:noProof/>
               </w:rPr>
@@ -1951,20 +1968,20 @@
         </w:p>
         <w:p>
           <w:pPr>
-            <w:pStyle w:val="TOC1"/>
+            <w:pStyle w:val="Sommario1"/>
             <w:tabs>
               <w:tab w:val="right" w:leader="dot" w:pos="9350"/>
             </w:tabs>
             <w:rPr>
-              <w:rFonts w:asciiTheme="minorHAnsi" w:hAnsiTheme="minorHAnsi" w:eastAsiaTheme="minorEastAsia" w:cstheme="minorBidi"/>
+              <w:rFonts w:asciiTheme="minorHAnsi" w:eastAsiaTheme="minorEastAsia" w:hAnsiTheme="minorHAnsi" w:cstheme="minorBidi"/>
               <w:noProof/>
               <w:lang w:val="it-IT"/>
             </w:rPr>
           </w:pPr>
-          <w:hyperlink w:history="1" w:anchor="_Toc117693252">
-            <w:r>
-              <w:rPr>
-                <w:rStyle w:val="Hyperlink"/>
+          <w:hyperlink w:anchor="_Toc117693252" w:history="1">
+            <w:r>
+              <w:rPr>
+                <w:rStyle w:val="Collegamentoipertestuale"/>
                 <w:rFonts w:asciiTheme="majorHAnsi" w:hAnsiTheme="majorHAnsi" w:cstheme="majorHAnsi"/>
                 <w:noProof/>
               </w:rPr>
@@ -2022,20 +2039,20 @@
         </w:p>
         <w:p>
           <w:pPr>
-            <w:pStyle w:val="TOC1"/>
+            <w:pStyle w:val="Sommario1"/>
             <w:tabs>
               <w:tab w:val="right" w:leader="dot" w:pos="9350"/>
             </w:tabs>
             <w:rPr>
-              <w:rFonts w:asciiTheme="minorHAnsi" w:hAnsiTheme="minorHAnsi" w:eastAsiaTheme="minorEastAsia" w:cstheme="minorBidi"/>
+              <w:rFonts w:asciiTheme="minorHAnsi" w:eastAsiaTheme="minorEastAsia" w:hAnsiTheme="minorHAnsi" w:cstheme="minorBidi"/>
               <w:noProof/>
               <w:lang w:val="it-IT"/>
             </w:rPr>
           </w:pPr>
-          <w:hyperlink w:history="1" w:anchor="_Toc117693253">
-            <w:r>
-              <w:rPr>
-                <w:rStyle w:val="Hyperlink"/>
+          <w:hyperlink w:anchor="_Toc117693253" w:history="1">
+            <w:r>
+              <w:rPr>
+                <w:rStyle w:val="Collegamentoipertestuale"/>
                 <w:rFonts w:asciiTheme="majorHAnsi" w:hAnsiTheme="majorHAnsi" w:cstheme="majorHAnsi"/>
                 <w:noProof/>
               </w:rPr>
@@ -2093,20 +2110,20 @@
         </w:p>
         <w:p>
           <w:pPr>
-            <w:pStyle w:val="TOC1"/>
+            <w:pStyle w:val="Sommario1"/>
             <w:tabs>
               <w:tab w:val="right" w:leader="dot" w:pos="9350"/>
             </w:tabs>
             <w:rPr>
-              <w:rFonts w:asciiTheme="minorHAnsi" w:hAnsiTheme="minorHAnsi" w:eastAsiaTheme="minorEastAsia" w:cstheme="minorBidi"/>
+              <w:rFonts w:asciiTheme="minorHAnsi" w:eastAsiaTheme="minorEastAsia" w:hAnsiTheme="minorHAnsi" w:cstheme="minorBidi"/>
               <w:noProof/>
               <w:lang w:val="it-IT"/>
             </w:rPr>
           </w:pPr>
-          <w:hyperlink w:history="1" w:anchor="_Toc117693254">
-            <w:r>
-              <w:rPr>
-                <w:rStyle w:val="Hyperlink"/>
+          <w:hyperlink w:anchor="_Toc117693254" w:history="1">
+            <w:r>
+              <w:rPr>
+                <w:rStyle w:val="Collegamentoipertestuale"/>
                 <w:rFonts w:asciiTheme="majorHAnsi" w:hAnsiTheme="majorHAnsi" w:cstheme="majorHAnsi"/>
                 <w:noProof/>
               </w:rPr>
@@ -2164,20 +2181,20 @@
         </w:p>
         <w:p>
           <w:pPr>
-            <w:pStyle w:val="TOC1"/>
+            <w:pStyle w:val="Sommario1"/>
             <w:tabs>
               <w:tab w:val="right" w:leader="dot" w:pos="9350"/>
             </w:tabs>
             <w:rPr>
-              <w:rFonts w:asciiTheme="minorHAnsi" w:hAnsiTheme="minorHAnsi" w:eastAsiaTheme="minorEastAsia" w:cstheme="minorBidi"/>
+              <w:rFonts w:asciiTheme="minorHAnsi" w:eastAsiaTheme="minorEastAsia" w:hAnsiTheme="minorHAnsi" w:cstheme="minorBidi"/>
               <w:noProof/>
               <w:lang w:val="it-IT"/>
             </w:rPr>
           </w:pPr>
-          <w:hyperlink w:history="1" w:anchor="_Toc117693255">
-            <w:r>
-              <w:rPr>
-                <w:rStyle w:val="Hyperlink"/>
+          <w:hyperlink w:anchor="_Toc117693255" w:history="1">
+            <w:r>
+              <w:rPr>
+                <w:rStyle w:val="Collegamentoipertestuale"/>
                 <w:rFonts w:asciiTheme="majorHAnsi" w:hAnsiTheme="majorHAnsi" w:cstheme="majorHAnsi"/>
                 <w:noProof/>
               </w:rPr>
@@ -2235,20 +2252,20 @@
         </w:p>
         <w:p>
           <w:pPr>
-            <w:pStyle w:val="TOC1"/>
+            <w:pStyle w:val="Sommario1"/>
             <w:tabs>
               <w:tab w:val="right" w:leader="dot" w:pos="9350"/>
             </w:tabs>
             <w:rPr>
-              <w:rFonts w:asciiTheme="minorHAnsi" w:hAnsiTheme="minorHAnsi" w:eastAsiaTheme="minorEastAsia" w:cstheme="minorBidi"/>
+              <w:rFonts w:asciiTheme="minorHAnsi" w:eastAsiaTheme="minorEastAsia" w:hAnsiTheme="minorHAnsi" w:cstheme="minorBidi"/>
               <w:noProof/>
               <w:lang w:val="it-IT"/>
             </w:rPr>
           </w:pPr>
-          <w:hyperlink w:history="1" w:anchor="_Toc117693256">
-            <w:r>
-              <w:rPr>
-                <w:rStyle w:val="Hyperlink"/>
+          <w:hyperlink w:anchor="_Toc117693256" w:history="1">
+            <w:r>
+              <w:rPr>
+                <w:rStyle w:val="Collegamentoipertestuale"/>
                 <w:rFonts w:asciiTheme="majorHAnsi" w:hAnsiTheme="majorHAnsi" w:cstheme="majorHAnsi"/>
                 <w:noProof/>
               </w:rPr>
@@ -2306,20 +2323,20 @@
         </w:p>
         <w:p>
           <w:pPr>
-            <w:pStyle w:val="TOC1"/>
+            <w:pStyle w:val="Sommario1"/>
             <w:tabs>
               <w:tab w:val="right" w:leader="dot" w:pos="9350"/>
             </w:tabs>
             <w:rPr>
-              <w:rFonts w:asciiTheme="minorHAnsi" w:hAnsiTheme="minorHAnsi" w:eastAsiaTheme="minorEastAsia" w:cstheme="minorBidi"/>
+              <w:rFonts w:asciiTheme="minorHAnsi" w:eastAsiaTheme="minorEastAsia" w:hAnsiTheme="minorHAnsi" w:cstheme="minorBidi"/>
               <w:noProof/>
               <w:lang w:val="it-IT"/>
             </w:rPr>
           </w:pPr>
-          <w:hyperlink w:history="1" w:anchor="_Toc117693257">
-            <w:r>
-              <w:rPr>
-                <w:rStyle w:val="Hyperlink"/>
+          <w:hyperlink w:anchor="_Toc117693257" w:history="1">
+            <w:r>
+              <w:rPr>
+                <w:rStyle w:val="Collegamentoipertestuale"/>
                 <w:rFonts w:asciiTheme="majorHAnsi" w:hAnsiTheme="majorHAnsi" w:cstheme="majorHAnsi"/>
                 <w:noProof/>
               </w:rPr>
@@ -2399,7 +2416,7 @@
     </w:sdt>
     <w:p>
       <w:pPr>
-        <w:pStyle w:val="Heading1"/>
+        <w:pStyle w:val="Titolo1"/>
       </w:pPr>
     </w:p>
     <w:p>
@@ -2415,16 +2432,17 @@
     </w:p>
     <w:p>
       <w:pPr>
-        <w:pStyle w:val="Heading1"/>
+        <w:pStyle w:val="Titolo1"/>
         <w:rPr>
           <w:rFonts w:asciiTheme="majorHAnsi" w:hAnsiTheme="majorHAnsi" w:cstheme="majorHAnsi"/>
         </w:rPr>
       </w:pPr>
-      <w:bookmarkStart w:name="_Toc117693248" w:id="0"/>
+      <w:bookmarkStart w:id="0" w:name="_Toc117693248"/>
       <w:r>
         <w:rPr>
           <w:rFonts w:asciiTheme="majorHAnsi" w:hAnsiTheme="majorHAnsi" w:cstheme="majorHAnsi"/>
         </w:rPr>
+        <w:lastRenderedPageBreak/>
         <w:t>GENERAL PRODUCT DESCRIPTION</w:t>
       </w:r>
       <w:bookmarkEnd w:id="0"/>
@@ -2453,12 +2471,12 @@
         <w:tblStyle w:val="9"/>
         <w:tblW w:w="9360" w:type="dxa"/>
         <w:tblBorders>
-          <w:top w:val="single" w:color="000000" w:sz="8" w:space="0"/>
-          <w:left w:val="single" w:color="000000" w:sz="8" w:space="0"/>
-          <w:bottom w:val="single" w:color="000000" w:sz="8" w:space="0"/>
-          <w:right w:val="single" w:color="000000" w:sz="8" w:space="0"/>
-          <w:insideH w:val="single" w:color="000000" w:sz="8" w:space="0"/>
-          <w:insideV w:val="single" w:color="000000" w:sz="8" w:space="0"/>
+          <w:top w:val="single" w:sz="8" w:space="0" w:color="000000"/>
+          <w:left w:val="single" w:sz="8" w:space="0" w:color="000000"/>
+          <w:bottom w:val="single" w:sz="8" w:space="0" w:color="000000"/>
+          <w:right w:val="single" w:sz="8" w:space="0" w:color="000000"/>
+          <w:insideH w:val="single" w:sz="8" w:space="0" w:color="000000"/>
+          <w:insideV w:val="single" w:sz="8" w:space="0" w:color="000000"/>
         </w:tblBorders>
         <w:tblLayout w:type="fixed"/>
         <w:tblLook w:val="0600" w:firstRow="0" w:lastRow="0" w:firstColumn="0" w:lastColumn="0" w:noHBand="1" w:noVBand="1"/>
@@ -2592,9 +2610,31 @@
                 <w:color w:val="4A86E8"/>
                 <w:sz w:val="24"/>
                 <w:szCs w:val="24"/>
-                <w:lang w:val="it-IT"/>
-              </w:rPr>
-              <w:t>Showing car parameters on the steering wheel (car speed, motor speed, critical temperatures, tire temperature, SOC and power consuption)</w:t>
+                <w:lang w:val="en-US"/>
+              </w:rPr>
+              <w:t xml:space="preserve">Showing car parameters on the steering wheel (car speed, motor speed, critical temperatures, tire temperature, SOC and power </w:t>
+            </w:r>
+            <w:proofErr w:type="spellStart"/>
+            <w:r>
+              <w:rPr>
+                <w:rFonts w:asciiTheme="majorHAnsi" w:hAnsiTheme="majorHAnsi" w:cstheme="majorHAnsi"/>
+                <w:color w:val="4A86E8"/>
+                <w:sz w:val="24"/>
+                <w:szCs w:val="24"/>
+                <w:lang w:val="en-US"/>
+              </w:rPr>
+              <w:t>consuption</w:t>
+            </w:r>
+            <w:proofErr w:type="spellEnd"/>
+            <w:r>
+              <w:rPr>
+                <w:rFonts w:asciiTheme="majorHAnsi" w:hAnsiTheme="majorHAnsi" w:cstheme="majorHAnsi"/>
+                <w:color w:val="4A86E8"/>
+                <w:sz w:val="24"/>
+                <w:szCs w:val="24"/>
+                <w:lang w:val="en-US"/>
+              </w:rPr>
+              <w:t>)</w:t>
             </w:r>
           </w:p>
         </w:tc>
@@ -2655,15 +2695,15 @@
           <w:p>
             <w:pPr>
               <w:pBdr>
-                <w:top w:val="nil" w:color="000000" w:sz="0" w:space="0"/>
-                <w:left w:val="nil" w:color="000000" w:sz="0" w:space="0"/>
-                <w:bottom w:val="nil" w:color="000000" w:sz="0" w:space="0"/>
-                <w:right w:val="nil" w:color="000000" w:sz="0" w:space="0"/>
-                <w:between w:val="nil" w:color="000000" w:sz="0" w:space="0"/>
+                <w:top w:val="nil"/>
+                <w:left w:val="nil"/>
+                <w:bottom w:val="nil"/>
+                <w:right w:val="nil"/>
+                <w:between w:val="nil"/>
               </w:pBdr>
               <w:spacing w:line="240" w:lineRule="auto"/>
               <w:rPr>
-                <w:rFonts w:ascii="Calibri" w:hAnsi="Calibri" w:cs="Calibri" w:asciiTheme="majorAscii" w:hAnsiTheme="majorAscii" w:cstheme="majorAscii"/>
+                <w:rFonts w:asciiTheme="majorHAnsi" w:hAnsiTheme="majorHAnsi" w:cstheme="majorBidi"/>
                 <w:color w:val="4A86E8"/>
                 <w:sz w:val="24"/>
                 <w:szCs w:val="24"/>
@@ -2672,7 +2712,7 @@
             </w:pPr>
             <w:r>
               <w:rPr>
-                <w:rFonts w:ascii="Calibri" w:hAnsi="Calibri" w:cs="Calibri" w:asciiTheme="majorAscii" w:hAnsiTheme="majorAscii" w:cstheme="majorAscii"/>
+                <w:rFonts w:asciiTheme="majorHAnsi" w:hAnsiTheme="majorHAnsi" w:cstheme="majorBidi"/>
                 <w:color w:val="4A86E8"/>
                 <w:sz w:val="24"/>
                 <w:szCs w:val="24"/>
@@ -2754,6 +2794,7 @@
                 <w:lang w:val="it-IT"/>
               </w:rPr>
             </w:pPr>
+            <w:proofErr w:type="spellStart"/>
             <w:r>
               <w:rPr>
                 <w:rFonts w:asciiTheme="majorHAnsi" w:hAnsiTheme="majorHAnsi" w:cstheme="majorHAnsi"/>
@@ -2762,8 +2803,31 @@
                 <w:szCs w:val="24"/>
                 <w:lang w:val="it-IT"/>
               </w:rPr>
-              <w:t>Nextion language</w:t>
-            </w:r>
+              <w:t>Nextion</w:t>
+            </w:r>
+            <w:proofErr w:type="spellEnd"/>
+            <w:r>
+              <w:rPr>
+                <w:rFonts w:asciiTheme="majorHAnsi" w:hAnsiTheme="majorHAnsi" w:cstheme="majorHAnsi"/>
+                <w:color w:val="4A86E8"/>
+                <w:sz w:val="24"/>
+                <w:szCs w:val="24"/>
+                <w:lang w:val="it-IT"/>
+              </w:rPr>
+              <w:t xml:space="preserve"> </w:t>
+            </w:r>
+            <w:proofErr w:type="spellStart"/>
+            <w:r>
+              <w:rPr>
+                <w:rFonts w:asciiTheme="majorHAnsi" w:hAnsiTheme="majorHAnsi" w:cstheme="majorHAnsi"/>
+                <w:color w:val="4A86E8"/>
+                <w:sz w:val="24"/>
+                <w:szCs w:val="24"/>
+                <w:lang w:val="it-IT"/>
+              </w:rPr>
+              <w:t>language</w:t>
+            </w:r>
+            <w:proofErr w:type="spellEnd"/>
           </w:p>
         </w:tc>
       </w:tr>
@@ -2835,16 +2899,16 @@
                 <w:color w:val="4A86E8"/>
                 <w:sz w:val="24"/>
                 <w:szCs w:val="24"/>
-                <w:lang w:val="it-IT"/>
-              </w:rPr>
-            </w:pPr>
-            <w:r>
-              <w:rPr>
-                <w:rFonts w:asciiTheme="majorHAnsi" w:hAnsiTheme="majorHAnsi" w:cstheme="majorHAnsi"/>
-                <w:color w:val="4A86E8"/>
-                <w:sz w:val="24"/>
-                <w:szCs w:val="24"/>
-                <w:lang w:val="it-IT"/>
+                <w:lang w:val="en-US"/>
+              </w:rPr>
+            </w:pPr>
+            <w:r>
+              <w:rPr>
+                <w:rFonts w:asciiTheme="majorHAnsi" w:hAnsiTheme="majorHAnsi" w:cstheme="majorHAnsi"/>
+                <w:color w:val="4A86E8"/>
+                <w:sz w:val="24"/>
+                <w:szCs w:val="24"/>
+                <w:lang w:val="en-US"/>
               </w:rPr>
               <w:t>Display graphical interface and buttons placed on the steering wheel</w:t>
             </w:r>
@@ -2854,7 +2918,7 @@
     </w:tbl>
     <w:p>
       <w:pPr>
-        <w:pStyle w:val="Heading1"/>
+        <w:pStyle w:val="Titolo1"/>
         <w:rPr>
           <w:rFonts w:asciiTheme="majorHAnsi" w:hAnsiTheme="majorHAnsi" w:cstheme="majorHAnsi"/>
         </w:rPr>
@@ -2877,12 +2941,12 @@
         <w:tblStyle w:val="9"/>
         <w:tblW w:w="9360" w:type="dxa"/>
         <w:tblBorders>
-          <w:top w:val="single" w:color="000000" w:sz="8" w:space="0"/>
-          <w:left w:val="single" w:color="000000" w:sz="8" w:space="0"/>
-          <w:bottom w:val="single" w:color="000000" w:sz="8" w:space="0"/>
-          <w:right w:val="single" w:color="000000" w:sz="8" w:space="0"/>
-          <w:insideH w:val="single" w:color="000000" w:sz="8" w:space="0"/>
-          <w:insideV w:val="single" w:color="000000" w:sz="8" w:space="0"/>
+          <w:top w:val="single" w:sz="8" w:space="0" w:color="000000"/>
+          <w:left w:val="single" w:sz="8" w:space="0" w:color="000000"/>
+          <w:bottom w:val="single" w:sz="8" w:space="0" w:color="000000"/>
+          <w:right w:val="single" w:sz="8" w:space="0" w:color="000000"/>
+          <w:insideH w:val="single" w:sz="8" w:space="0" w:color="000000"/>
+          <w:insideV w:val="single" w:sz="8" w:space="0" w:color="000000"/>
         </w:tblBorders>
         <w:tblLayout w:type="fixed"/>
         <w:tblLook w:val="0600" w:firstRow="0" w:lastRow="0" w:firstColumn="0" w:lastColumn="0" w:noHBand="1" w:noVBand="1"/>
@@ -2995,7 +3059,7 @@
           </w:tcPr>
           <w:p>
             <w:pPr>
-              <w:pStyle w:val="ListParagraph"/>
+              <w:pStyle w:val="Paragrafoelenco"/>
               <w:numPr>
                 <w:ilvl w:val="0"/>
                 <w:numId w:val="11"/>
@@ -3027,7 +3091,7 @@
           </w:p>
           <w:p>
             <w:pPr>
-              <w:pStyle w:val="ListParagraph"/>
+              <w:pStyle w:val="Paragrafoelenco"/>
               <w:numPr>
                 <w:ilvl w:val="0"/>
                 <w:numId w:val="11"/>
@@ -3059,7 +3123,7 @@
           </w:p>
           <w:p>
             <w:pPr>
-              <w:pStyle w:val="ListParagraph"/>
+              <w:pStyle w:val="Paragrafoelenco"/>
               <w:numPr>
                 <w:ilvl w:val="0"/>
                 <w:numId w:val="11"/>
@@ -3091,7 +3155,7 @@
           </w:p>
           <w:p>
             <w:pPr>
-              <w:pStyle w:val="ListParagraph"/>
+              <w:pStyle w:val="Paragrafoelenco"/>
               <w:numPr>
                 <w:ilvl w:val="0"/>
                 <w:numId w:val="11"/>
@@ -3123,7 +3187,7 @@
           </w:p>
           <w:p>
             <w:pPr>
-              <w:pStyle w:val="ListParagraph"/>
+              <w:pStyle w:val="Paragrafoelenco"/>
               <w:numPr>
                 <w:ilvl w:val="0"/>
                 <w:numId w:val="11"/>
@@ -3155,7 +3219,7 @@
           </w:p>
           <w:p>
             <w:pPr>
-              <w:pStyle w:val="ListParagraph"/>
+              <w:pStyle w:val="Paragrafoelenco"/>
               <w:numPr>
                 <w:ilvl w:val="0"/>
                 <w:numId w:val="11"/>
@@ -3187,7 +3251,7 @@
           </w:p>
           <w:p>
             <w:pPr>
-              <w:pStyle w:val="ListParagraph"/>
+              <w:pStyle w:val="Paragrafoelenco"/>
               <w:numPr>
                 <w:ilvl w:val="0"/>
                 <w:numId w:val="11"/>
@@ -3219,7 +3283,7 @@
           </w:p>
           <w:p>
             <w:pPr>
-              <w:pStyle w:val="ListParagraph"/>
+              <w:pStyle w:val="Paragrafoelenco"/>
               <w:numPr>
                 <w:ilvl w:val="0"/>
                 <w:numId w:val="11"/>
@@ -3251,7 +3315,7 @@
           </w:p>
           <w:p>
             <w:pPr>
-              <w:pStyle w:val="ListParagraph"/>
+              <w:pStyle w:val="Paragrafoelenco"/>
               <w:numPr>
                 <w:ilvl w:val="0"/>
                 <w:numId w:val="11"/>
@@ -3283,7 +3347,7 @@
           </w:p>
           <w:p>
             <w:pPr>
-              <w:pStyle w:val="ListParagraph"/>
+              <w:pStyle w:val="Paragrafoelenco"/>
               <w:numPr>
                 <w:ilvl w:val="0"/>
                 <w:numId w:val="11"/>
@@ -3315,7 +3379,7 @@
           </w:p>
           <w:p>
             <w:pPr>
-              <w:pStyle w:val="ListParagraph"/>
+              <w:pStyle w:val="Paragrafoelenco"/>
               <w:numPr>
                 <w:ilvl w:val="0"/>
                 <w:numId w:val="11"/>
@@ -3347,7 +3411,7 @@
           </w:p>
           <w:p>
             <w:pPr>
-              <w:pStyle w:val="ListParagraph"/>
+              <w:pStyle w:val="Paragrafoelenco"/>
               <w:numPr>
                 <w:ilvl w:val="0"/>
                 <w:numId w:val="11"/>
@@ -3379,7 +3443,7 @@
           </w:p>
           <w:p>
             <w:pPr>
-              <w:pStyle w:val="ListParagraph"/>
+              <w:pStyle w:val="Paragrafoelenco"/>
               <w:numPr>
                 <w:ilvl w:val="0"/>
                 <w:numId w:val="11"/>
@@ -3429,7 +3493,7 @@
           </w:p>
           <w:p>
             <w:pPr>
-              <w:pStyle w:val="ListParagraph"/>
+              <w:pStyle w:val="Paragrafoelenco"/>
               <w:numPr>
                 <w:ilvl w:val="0"/>
                 <w:numId w:val="11"/>
@@ -3461,7 +3525,7 @@
           </w:p>
           <w:p>
             <w:pPr>
-              <w:pStyle w:val="ListParagraph"/>
+              <w:pStyle w:val="Paragrafoelenco"/>
               <w:numPr>
                 <w:ilvl w:val="0"/>
                 <w:numId w:val="11"/>
@@ -3493,7 +3557,7 @@
           </w:p>
           <w:p>
             <w:pPr>
-              <w:pStyle w:val="ListParagraph"/>
+              <w:pStyle w:val="Paragrafoelenco"/>
               <w:numPr>
                 <w:ilvl w:val="0"/>
                 <w:numId w:val="11"/>
@@ -3525,7 +3589,7 @@
           </w:p>
           <w:p>
             <w:pPr>
-              <w:pStyle w:val="ListParagraph"/>
+              <w:pStyle w:val="Paragrafoelenco"/>
               <w:numPr>
                 <w:ilvl w:val="0"/>
                 <w:numId w:val="11"/>
@@ -3557,7 +3621,7 @@
           </w:p>
           <w:p>
             <w:pPr>
-              <w:pStyle w:val="ListParagraph"/>
+              <w:pStyle w:val="Paragrafoelenco"/>
               <w:numPr>
                 <w:ilvl w:val="0"/>
                 <w:numId w:val="11"/>
@@ -3589,7 +3653,7 @@
           </w:p>
           <w:p>
             <w:pPr>
-              <w:pStyle w:val="ListParagraph"/>
+              <w:pStyle w:val="Paragrafoelenco"/>
               <w:numPr>
                 <w:ilvl w:val="0"/>
                 <w:numId w:val="11"/>
@@ -3630,7 +3694,7 @@
           </w:p>
           <w:p>
             <w:pPr>
-              <w:pStyle w:val="ListParagraph"/>
+              <w:pStyle w:val="Paragrafoelenco"/>
               <w:pBdr>
                 <w:top w:val="nil"/>
                 <w:left w:val="nil"/>
@@ -3689,6 +3753,7 @@
                 <w:sz w:val="24"/>
                 <w:szCs w:val="24"/>
               </w:rPr>
+              <w:lastRenderedPageBreak/>
               <w:t>Output</w:t>
             </w:r>
           </w:p>
@@ -3706,7 +3771,7 @@
           </w:tcPr>
           <w:p>
             <w:pPr>
-              <w:pStyle w:val="ListParagraph"/>
+              <w:pStyle w:val="Paragrafoelenco"/>
               <w:numPr>
                 <w:ilvl w:val="0"/>
                 <w:numId w:val="12"/>
@@ -3742,12 +3807,12 @@
     <w:p/>
     <w:p>
       <w:pPr>
-        <w:pStyle w:val="Heading1"/>
+        <w:pStyle w:val="Titolo1"/>
         <w:rPr>
           <w:rFonts w:asciiTheme="majorHAnsi" w:hAnsiTheme="majorHAnsi" w:cstheme="majorHAnsi"/>
         </w:rPr>
       </w:pPr>
-      <w:bookmarkStart w:name="_Toc117693252" w:id="1"/>
+      <w:bookmarkStart w:id="1" w:name="_Toc117693252"/>
       <w:r>
         <w:rPr>
           <w:rFonts w:asciiTheme="majorHAnsi" w:hAnsiTheme="majorHAnsi" w:cstheme="majorHAnsi"/>
@@ -3780,12 +3845,12 @@
         <w:tblStyle w:val="5"/>
         <w:tblW w:w="9437" w:type="dxa"/>
         <w:tblBorders>
-          <w:top w:val="single" w:color="000000" w:sz="8" w:space="0"/>
-          <w:left w:val="single" w:color="000000" w:sz="8" w:space="0"/>
-          <w:bottom w:val="single" w:color="000000" w:sz="8" w:space="0"/>
-          <w:right w:val="single" w:color="000000" w:sz="8" w:space="0"/>
-          <w:insideH w:val="single" w:color="000000" w:sz="8" w:space="0"/>
-          <w:insideV w:val="single" w:color="000000" w:sz="8" w:space="0"/>
+          <w:top w:val="single" w:sz="8" w:space="0" w:color="000000"/>
+          <w:left w:val="single" w:sz="8" w:space="0" w:color="000000"/>
+          <w:bottom w:val="single" w:sz="8" w:space="0" w:color="000000"/>
+          <w:right w:val="single" w:sz="8" w:space="0" w:color="000000"/>
+          <w:insideH w:val="single" w:sz="8" w:space="0" w:color="000000"/>
+          <w:insideV w:val="single" w:sz="8" w:space="0" w:color="000000"/>
         </w:tblBorders>
         <w:tblLayout w:type="fixed"/>
         <w:tblLook w:val="0600" w:firstRow="0" w:lastRow="0" w:firstColumn="0" w:lastColumn="0" w:noHBand="1" w:noVBand="1"/>
@@ -3956,7 +4021,7 @@
     </w:p>
     <w:p>
       <w:pPr>
-        <w:pStyle w:val="Heading1"/>
+        <w:pStyle w:val="Titolo1"/>
         <w:rPr>
           <w:rFonts w:asciiTheme="majorHAnsi" w:hAnsiTheme="majorHAnsi" w:cstheme="majorHAnsi"/>
         </w:rPr>
@@ -3992,12 +4057,12 @@
         <w:tblStyle w:val="4"/>
         <w:tblW w:w="9548" w:type="dxa"/>
         <w:tblBorders>
-          <w:top w:val="single" w:color="000000" w:sz="8" w:space="0"/>
-          <w:left w:val="single" w:color="000000" w:sz="8" w:space="0"/>
-          <w:bottom w:val="single" w:color="000000" w:sz="8" w:space="0"/>
-          <w:right w:val="single" w:color="000000" w:sz="8" w:space="0"/>
-          <w:insideH w:val="single" w:color="000000" w:sz="8" w:space="0"/>
-          <w:insideV w:val="single" w:color="000000" w:sz="8" w:space="0"/>
+          <w:top w:val="single" w:sz="8" w:space="0" w:color="000000"/>
+          <w:left w:val="single" w:sz="8" w:space="0" w:color="000000"/>
+          <w:bottom w:val="single" w:sz="8" w:space="0" w:color="000000"/>
+          <w:right w:val="single" w:sz="8" w:space="0" w:color="000000"/>
+          <w:insideH w:val="single" w:sz="8" w:space="0" w:color="000000"/>
+          <w:insideV w:val="single" w:sz="8" w:space="0" w:color="000000"/>
         </w:tblBorders>
         <w:tblLayout w:type="fixed"/>
         <w:tblLook w:val="0600" w:firstRow="0" w:lastRow="0" w:firstColumn="0" w:lastColumn="0" w:noHBand="1" w:noVBand="1"/>
@@ -4102,6 +4167,7 @@
                 <w:szCs w:val="24"/>
                 <w:highlight w:val="white"/>
               </w:rPr>
+              <w:lastRenderedPageBreak/>
               <w:t xml:space="preserve">All the input will be supplied by </w:t>
             </w:r>
             <w:r>
@@ -4178,15 +4244,15 @@
           <w:p>
             <w:pPr>
               <w:pBdr>
-                <w:top w:val="nil" w:color="000000" w:sz="0" w:space="0"/>
-                <w:left w:val="nil" w:color="000000" w:sz="0" w:space="0"/>
-                <w:bottom w:val="nil" w:color="000000" w:sz="0" w:space="0"/>
-                <w:right w:val="nil" w:color="000000" w:sz="0" w:space="0"/>
-                <w:between w:val="nil" w:color="000000" w:sz="0" w:space="0"/>
+                <w:top w:val="nil"/>
+                <w:left w:val="nil"/>
+                <w:bottom w:val="nil"/>
+                <w:right w:val="nil"/>
+                <w:between w:val="nil"/>
               </w:pBdr>
               <w:spacing w:line="240" w:lineRule="auto"/>
               <w:rPr>
-                <w:rFonts w:ascii="Calibri" w:hAnsi="Calibri" w:cs="Calibri" w:asciiTheme="majorAscii" w:hAnsiTheme="majorAscii" w:cstheme="majorAscii"/>
+                <w:rFonts w:asciiTheme="majorHAnsi" w:hAnsiTheme="majorHAnsi" w:cstheme="majorBidi"/>
                 <w:color w:val="4A86E8"/>
                 <w:sz w:val="24"/>
                 <w:szCs w:val="24"/>
@@ -4196,7 +4262,7 @@
             </w:pPr>
             <w:r>
               <w:rPr>
-                <w:rFonts w:ascii="Calibri" w:hAnsi="Calibri" w:cs="Calibri" w:asciiTheme="majorAscii" w:hAnsiTheme="majorAscii" w:cstheme="majorAscii"/>
+                <w:rFonts w:asciiTheme="majorHAnsi" w:hAnsiTheme="majorHAnsi" w:cstheme="majorBidi"/>
                 <w:color w:val="4A86E8"/>
                 <w:sz w:val="24"/>
                 <w:szCs w:val="24"/>
@@ -4207,94 +4273,107 @@
             </w:r>
             <w:r>
               <w:rPr>
-                <w:rFonts w:ascii="Calibri" w:hAnsi="Calibri" w:cs="Calibri" w:asciiTheme="majorAscii" w:hAnsiTheme="majorAscii" w:cstheme="majorAscii"/>
+                <w:rFonts w:asciiTheme="majorHAnsi" w:hAnsiTheme="majorHAnsi" w:cstheme="majorBidi"/>
                 <w:color w:val="4A86E8"/>
                 <w:sz w:val="24"/>
                 <w:szCs w:val="24"/>
                 <w:highlight w:val="white"/>
                 <w:lang w:val="en-US"/>
               </w:rPr>
-              <w:t>mission of the software is d</w:t>
-            </w:r>
-            <w:r>
-              <w:rPr>
-                <w:rFonts w:ascii="Calibri" w:hAnsi="Calibri" w:cs="Calibri" w:asciiTheme="majorAscii" w:hAnsiTheme="majorAscii" w:cstheme="majorAscii"/>
+              <w:t xml:space="preserve">mission of the software is </w:t>
+            </w:r>
+            <w:proofErr w:type="gramStart"/>
+            <w:r>
+              <w:rPr>
+                <w:rFonts w:asciiTheme="majorHAnsi" w:hAnsiTheme="majorHAnsi" w:cstheme="majorBidi"/>
                 <w:color w:val="4A86E8"/>
                 <w:sz w:val="24"/>
                 <w:szCs w:val="24"/>
                 <w:highlight w:val="white"/>
                 <w:lang w:val="en-US"/>
               </w:rPr>
-              <w:t>ispla</w:t>
-            </w:r>
-            <w:r>
-              <w:rPr>
-                <w:rFonts w:ascii="Calibri" w:hAnsi="Calibri" w:cs="Calibri" w:asciiTheme="majorAscii" w:hAnsiTheme="majorAscii" w:cstheme="majorAscii"/>
+              <w:t>d</w:t>
+            </w:r>
+            <w:r>
+              <w:rPr>
+                <w:rFonts w:asciiTheme="majorHAnsi" w:hAnsiTheme="majorHAnsi" w:cstheme="majorBidi"/>
                 <w:color w:val="4A86E8"/>
                 <w:sz w:val="24"/>
                 <w:szCs w:val="24"/>
                 <w:highlight w:val="white"/>
                 <w:lang w:val="en-US"/>
               </w:rPr>
-              <w:t>ying</w:t>
-            </w:r>
-            <w:r>
-              <w:rPr>
-                <w:rFonts w:ascii="Calibri" w:hAnsi="Calibri" w:cs="Calibri" w:asciiTheme="majorAscii" w:hAnsiTheme="majorAscii" w:cstheme="majorAscii"/>
+              <w:t>ispla</w:t>
+            </w:r>
+            <w:r>
+              <w:rPr>
+                <w:rFonts w:asciiTheme="majorHAnsi" w:hAnsiTheme="majorHAnsi" w:cstheme="majorBidi"/>
                 <w:color w:val="4A86E8"/>
                 <w:sz w:val="24"/>
                 <w:szCs w:val="24"/>
                 <w:highlight w:val="white"/>
                 <w:lang w:val="en-US"/>
               </w:rPr>
-              <w:t xml:space="preserve"> on the screen</w:t>
-            </w:r>
-            <w:r>
-              <w:rPr>
-                <w:rFonts w:ascii="Calibri" w:hAnsi="Calibri" w:cs="Calibri" w:asciiTheme="majorAscii" w:hAnsiTheme="majorAscii" w:cstheme="majorAscii"/>
+              <w:t>ying</w:t>
+            </w:r>
+            <w:proofErr w:type="gramEnd"/>
+            <w:r>
+              <w:rPr>
+                <w:rFonts w:asciiTheme="majorHAnsi" w:hAnsiTheme="majorHAnsi" w:cstheme="majorBidi"/>
                 <w:color w:val="4A86E8"/>
                 <w:sz w:val="24"/>
                 <w:szCs w:val="24"/>
                 <w:highlight w:val="white"/>
                 <w:lang w:val="en-US"/>
               </w:rPr>
-              <w:t xml:space="preserve"> all the parameters that are useful</w:t>
-            </w:r>
-            <w:r>
-              <w:rPr>
-                <w:rFonts w:ascii="Calibri" w:hAnsi="Calibri" w:cs="Calibri" w:asciiTheme="majorAscii" w:hAnsiTheme="majorAscii" w:cstheme="majorAscii"/>
+              <w:t xml:space="preserve"> on the screen</w:t>
+            </w:r>
+            <w:r>
+              <w:rPr>
+                <w:rFonts w:asciiTheme="majorHAnsi" w:hAnsiTheme="majorHAnsi" w:cstheme="majorBidi"/>
                 <w:color w:val="4A86E8"/>
                 <w:sz w:val="24"/>
                 <w:szCs w:val="24"/>
                 <w:highlight w:val="white"/>
                 <w:lang w:val="en-US"/>
               </w:rPr>
-              <w:t xml:space="preserve"> for the driver</w:t>
-            </w:r>
-            <w:r>
-              <w:rPr>
-                <w:rFonts w:ascii="Calibri" w:hAnsi="Calibri" w:cs="Calibri" w:asciiTheme="majorAscii" w:hAnsiTheme="majorAscii" w:cstheme="majorAscii"/>
+              <w:t xml:space="preserve"> all the parameters that are useful</w:t>
+            </w:r>
+            <w:r>
+              <w:rPr>
+                <w:rFonts w:asciiTheme="majorHAnsi" w:hAnsiTheme="majorHAnsi" w:cstheme="majorBidi"/>
                 <w:color w:val="4A86E8"/>
                 <w:sz w:val="24"/>
                 <w:szCs w:val="24"/>
                 <w:highlight w:val="white"/>
                 <w:lang w:val="en-US"/>
               </w:rPr>
+              <w:t xml:space="preserve"> for the driver</w:t>
+            </w:r>
+            <w:r>
+              <w:rPr>
+                <w:rFonts w:asciiTheme="majorHAnsi" w:hAnsiTheme="majorHAnsi" w:cstheme="majorBidi"/>
+                <w:color w:val="4A86E8"/>
+                <w:sz w:val="24"/>
+                <w:szCs w:val="24"/>
+                <w:highlight w:val="white"/>
+                <w:lang w:val="en-US"/>
+              </w:rPr>
               <w:t>.</w:t>
             </w:r>
           </w:p>
           <w:p>
             <w:pPr>
               <w:pBdr>
-                <w:top w:val="nil" w:color="000000" w:sz="0" w:space="0"/>
-                <w:left w:val="nil" w:color="000000" w:sz="0" w:space="0"/>
-                <w:bottom w:val="nil" w:color="000000" w:sz="0" w:space="0"/>
-                <w:right w:val="nil" w:color="000000" w:sz="0" w:space="0"/>
-                <w:between w:val="nil" w:color="000000" w:sz="0" w:space="0"/>
+                <w:top w:val="nil"/>
+                <w:left w:val="nil"/>
+                <w:bottom w:val="nil"/>
+                <w:right w:val="nil"/>
+                <w:between w:val="nil"/>
               </w:pBdr>
               <w:spacing w:line="240" w:lineRule="auto"/>
               <w:rPr>
-                <w:rFonts w:ascii="Calibri" w:hAnsi="Calibri" w:cs="Calibri" w:asciiTheme="majorAscii" w:hAnsiTheme="majorAscii" w:cstheme="majorAscii"/>
+                <w:rFonts w:asciiTheme="majorHAnsi" w:hAnsiTheme="majorHAnsi" w:cstheme="majorBidi"/>
                 <w:color w:val="4A86E8"/>
                 <w:sz w:val="24"/>
                 <w:szCs w:val="24"/>
@@ -4302,31 +4381,44 @@
                 <w:lang w:val="en-US"/>
               </w:rPr>
             </w:pPr>
-            <w:r>
-              <w:rPr>
-                <w:rFonts w:ascii="Calibri" w:hAnsi="Calibri" w:cs="Calibri" w:asciiTheme="majorAscii" w:hAnsiTheme="majorAscii" w:cstheme="majorAscii"/>
+            <w:proofErr w:type="gramStart"/>
+            <w:r>
+              <w:rPr>
+                <w:rFonts w:asciiTheme="majorHAnsi" w:hAnsiTheme="majorHAnsi" w:cstheme="majorBidi"/>
                 <w:color w:val="4A86E8"/>
                 <w:sz w:val="24"/>
                 <w:szCs w:val="24"/>
                 <w:highlight w:val="white"/>
                 <w:lang w:val="en-US"/>
               </w:rPr>
-              <w:t>Driver can switch pages</w:t>
-            </w:r>
-            <w:r>
-              <w:rPr>
-                <w:rFonts w:ascii="Calibri" w:hAnsi="Calibri" w:cs="Calibri" w:asciiTheme="majorAscii" w:hAnsiTheme="majorAscii" w:cstheme="majorAscii"/>
+              <w:t>Driver</w:t>
+            </w:r>
+            <w:proofErr w:type="gramEnd"/>
+            <w:r>
+              <w:rPr>
+                <w:rFonts w:asciiTheme="majorHAnsi" w:hAnsiTheme="majorHAnsi" w:cstheme="majorBidi"/>
                 <w:color w:val="4A86E8"/>
                 <w:sz w:val="24"/>
                 <w:szCs w:val="24"/>
                 <w:highlight w:val="white"/>
                 <w:lang w:val="en-US"/>
               </w:rPr>
+              <w:t xml:space="preserve"> can switch pages</w:t>
+            </w:r>
+            <w:r>
+              <w:rPr>
+                <w:rFonts w:asciiTheme="majorHAnsi" w:hAnsiTheme="majorHAnsi" w:cstheme="majorBidi"/>
+                <w:color w:val="4A86E8"/>
+                <w:sz w:val="24"/>
+                <w:szCs w:val="24"/>
+                <w:highlight w:val="white"/>
+                <w:lang w:val="en-US"/>
+              </w:rPr>
               <w:t xml:space="preserve"> pressing buttons placed on the steering wheel</w:t>
             </w:r>
             <w:r>
               <w:rPr>
-                <w:rFonts w:ascii="Calibri" w:hAnsi="Calibri" w:cs="Calibri" w:asciiTheme="majorAscii" w:hAnsiTheme="majorAscii" w:cstheme="majorAscii"/>
+                <w:rFonts w:asciiTheme="majorHAnsi" w:hAnsiTheme="majorHAnsi" w:cstheme="majorBidi"/>
                 <w:color w:val="4A86E8"/>
                 <w:sz w:val="24"/>
                 <w:szCs w:val="24"/>
@@ -4459,7 +4551,6 @@
           <w:tcPr>
             <w:tcW w:w="4774" w:type="dxa"/>
             <w:shd w:val="clear" w:color="auto" w:fill="auto"/>
-            <w:tcMar/>
           </w:tcPr>
           <w:p>
             <w:pPr>
@@ -4546,7 +4637,6 @@
           <w:tcPr>
             <w:tcW w:w="4774" w:type="dxa"/>
             <w:shd w:val="clear" w:color="auto" w:fill="auto"/>
-            <w:tcMar/>
           </w:tcPr>
           <w:p>
             <w:pPr>
@@ -4625,7 +4715,7 @@
     </w:p>
     <w:p>
       <w:pPr>
-        <w:pStyle w:val="Heading1"/>
+        <w:pStyle w:val="Titolo1"/>
         <w:rPr>
           <w:rFonts w:asciiTheme="majorHAnsi" w:hAnsiTheme="majorHAnsi" w:cstheme="majorHAnsi"/>
         </w:rPr>
@@ -4642,12 +4732,12 @@
         <w:tblStyle w:val="4"/>
         <w:tblW w:w="9548" w:type="dxa"/>
         <w:tblBorders>
-          <w:top w:val="single" w:color="000000" w:sz="8" w:space="0"/>
-          <w:left w:val="single" w:color="000000" w:sz="8" w:space="0"/>
-          <w:bottom w:val="single" w:color="000000" w:sz="8" w:space="0"/>
-          <w:right w:val="single" w:color="000000" w:sz="8" w:space="0"/>
-          <w:insideH w:val="single" w:color="000000" w:sz="8" w:space="0"/>
-          <w:insideV w:val="single" w:color="000000" w:sz="8" w:space="0"/>
+          <w:top w:val="single" w:sz="8" w:space="0" w:color="000000"/>
+          <w:left w:val="single" w:sz="8" w:space="0" w:color="000000"/>
+          <w:bottom w:val="single" w:sz="8" w:space="0" w:color="000000"/>
+          <w:right w:val="single" w:sz="8" w:space="0" w:color="000000"/>
+          <w:insideH w:val="single" w:sz="8" w:space="0" w:color="000000"/>
+          <w:insideV w:val="single" w:sz="8" w:space="0" w:color="000000"/>
         </w:tblBorders>
         <w:tblLayout w:type="fixed"/>
         <w:tblLook w:val="0600" w:firstRow="0" w:lastRow="0" w:firstColumn="0" w:lastColumn="0" w:noHBand="1" w:noVBand="1"/>
@@ -4795,12 +4885,12 @@
     </w:p>
     <w:p>
       <w:pPr>
-        <w:pStyle w:val="Heading1"/>
+        <w:pStyle w:val="Titolo1"/>
         <w:rPr>
           <w:rFonts w:asciiTheme="majorHAnsi" w:hAnsiTheme="majorHAnsi" w:cstheme="majorHAnsi"/>
         </w:rPr>
       </w:pPr>
-      <w:bookmarkStart w:name="_Toc117693256" w:id="2"/>
+      <w:bookmarkStart w:id="2" w:name="_Toc117693256"/>
       <w:r>
         <w:rPr>
           <w:rFonts w:asciiTheme="majorHAnsi" w:hAnsiTheme="majorHAnsi" w:cstheme="majorHAnsi"/>
@@ -4811,7 +4901,7 @@
     </w:p>
     <w:tbl>
       <w:tblPr>
-        <w:tblStyle w:val="TableGrid"/>
+        <w:tblStyle w:val="Grigliatabella"/>
         <w:tblW w:w="0" w:type="auto"/>
         <w:tblLook w:val="04A0" w:firstRow="1" w:lastRow="0" w:firstColumn="1" w:lastColumn="0" w:noHBand="0" w:noVBand="1"/>
       </w:tblPr>
@@ -4900,12 +4990,12 @@
     </w:tbl>
     <w:p>
       <w:pPr>
-        <w:pStyle w:val="Heading1"/>
+        <w:pStyle w:val="Titolo1"/>
         <w:rPr>
           <w:rFonts w:asciiTheme="majorHAnsi" w:hAnsiTheme="majorHAnsi" w:cstheme="majorHAnsi"/>
         </w:rPr>
       </w:pPr>
-      <w:bookmarkStart w:name="_Toc117693257" w:id="3"/>
+      <w:bookmarkStart w:id="3" w:name="_Toc117693257"/>
       <w:r>
         <w:rPr>
           <w:rFonts w:asciiTheme="majorHAnsi" w:hAnsiTheme="majorHAnsi" w:cstheme="majorHAnsi"/>
@@ -4913,6 +5003,328 @@
         <w:t>REPORT</w:t>
       </w:r>
       <w:bookmarkEnd w:id="3"/>
+    </w:p>
+    <w:p>
+      <w:pPr>
+        <w:rPr>
+          <w:lang w:val="it-IT"/>
+        </w:rPr>
+      </w:pPr>
+      <w:r>
+        <w:rPr>
+          <w:lang w:val="it-IT"/>
+        </w:rPr>
+        <w:t>27/11/24 – Alessandro Zingaretti</w:t>
+      </w:r>
+    </w:p>
+    <w:p>
+      <w:pPr>
+        <w:rPr>
+          <w:lang w:val="en-US"/>
+        </w:rPr>
+      </w:pPr>
+      <w:hyperlink r:id="rId12" w:history="1">
+        <w:r>
+          <w:rPr>
+            <w:rStyle w:val="Collegamentoipertestuale"/>
+            <w:lang w:val="en-US"/>
+          </w:rPr>
+          <w:t xml:space="preserve">Link </w:t>
+        </w:r>
+        <w:proofErr w:type="spellStart"/>
+        <w:r>
+          <w:rPr>
+            <w:rStyle w:val="Collegamentoipertestuale"/>
+            <w:lang w:val="en-US"/>
+          </w:rPr>
+          <w:t>Github</w:t>
+        </w:r>
+        <w:proofErr w:type="spellEnd"/>
+      </w:hyperlink>
+      <w:r>
+        <w:rPr>
+          <w:lang w:val="en-US"/>
+        </w:rPr>
+        <w:t xml:space="preserve">: </w:t>
+      </w:r>
+    </w:p>
+    <w:p>
+      <w:pPr>
+        <w:rPr>
+          <w:lang w:val="it-IT"/>
+        </w:rPr>
+      </w:pPr>
+      <w:r>
+        <w:rPr>
+          <w:lang w:val="it-IT"/>
+        </w:rPr>
+        <w:t xml:space="preserve">Gestione codice migliore. La comunicazione USART tra St e </w:t>
+      </w:r>
+      <w:proofErr w:type="spellStart"/>
+      <w:r>
+        <w:rPr>
+          <w:lang w:val="it-IT"/>
+        </w:rPr>
+        <w:t>Nextion</w:t>
+      </w:r>
+      <w:proofErr w:type="spellEnd"/>
+      <w:r>
+        <w:rPr>
+          <w:lang w:val="it-IT"/>
+        </w:rPr>
+        <w:t xml:space="preserve"> funziona</w:t>
+      </w:r>
+      <w:r>
+        <w:rPr>
+          <w:lang w:val="it-IT"/>
+        </w:rPr>
+        <w:t xml:space="preserve"> correttamente.</w:t>
+      </w:r>
+      <w:r>
+        <w:rPr>
+          <w:lang w:val="it-IT"/>
+        </w:rPr>
+        <w:br/>
+      </w:r>
+      <w:r>
+        <w:rPr>
+          <w:lang w:val="it-IT"/>
+        </w:rPr>
+        <w:t>ERRORI:</w:t>
+      </w:r>
+    </w:p>
+    <w:p>
+      <w:pPr>
+        <w:pStyle w:val="Paragrafoelenco"/>
+        <w:numPr>
+          <w:ilvl w:val="0"/>
+          <w:numId w:val="13"/>
+        </w:numPr>
+        <w:rPr>
+          <w:lang w:val="it-IT"/>
+        </w:rPr>
+      </w:pPr>
+      <w:r>
+        <w:rPr>
+          <w:lang w:val="it-IT"/>
+        </w:rPr>
+        <w:t>i pulsanti che causano GPIO interrupts (PA</w:t>
+      </w:r>
+      <w:proofErr w:type="gramStart"/>
+      <w:r>
+        <w:rPr>
+          <w:lang w:val="it-IT"/>
+        </w:rPr>
+        <w:t>4,PA</w:t>
+      </w:r>
+      <w:proofErr w:type="gramEnd"/>
+      <w:r>
+        <w:rPr>
+          <w:lang w:val="it-IT"/>
+        </w:rPr>
+        <w:t>5</w:t>
+      </w:r>
+      <w:r>
+        <w:rPr>
+          <w:lang w:val="it-IT"/>
+        </w:rPr>
+        <w:t>,PA6,PA7</w:t>
+      </w:r>
+      <w:r>
+        <w:rPr>
+          <w:lang w:val="it-IT"/>
+        </w:rPr>
+        <w:t xml:space="preserve">), sembra che siano interpretati dalla scheda come un unico interrupt, quindi vengono eseguiti </w:t>
+      </w:r>
+      <w:r>
+        <w:rPr>
+          <w:lang w:val="it-IT"/>
+        </w:rPr>
+        <w:t>tutti</w:t>
+      </w:r>
+      <w:r>
+        <w:rPr>
+          <w:lang w:val="it-IT"/>
+        </w:rPr>
+        <w:t xml:space="preserve"> i casi nonostante sono </w:t>
+      </w:r>
+      <w:r>
+        <w:rPr>
+          <w:lang w:val="it-IT"/>
+        </w:rPr>
+        <w:t>scritti come</w:t>
+      </w:r>
+      <w:r>
+        <w:rPr>
+          <w:lang w:val="it-IT"/>
+        </w:rPr>
+        <w:t xml:space="preserve"> casi indipendenti.</w:t>
+      </w:r>
+      <w:r>
+        <w:rPr>
+          <w:lang w:val="it-IT"/>
+        </w:rPr>
+        <w:br/>
+      </w:r>
+      <w:r>
+        <w:rPr>
+          <w:lang w:val="it-IT"/>
+        </w:rPr>
+        <w:lastRenderedPageBreak/>
+        <w:t>I pulsanti in questione sono quelli per l’attivazione del r2d (PA4) e quello che gestisce il cambio di pagina visualizzata(PA5)</w:t>
+      </w:r>
+    </w:p>
+    <w:p>
+      <w:pPr>
+        <w:ind w:left="360"/>
+        <w:rPr>
+          <w:lang w:val="it-IT"/>
+        </w:rPr>
+      </w:pPr>
+      <w:r>
+        <w:rPr>
+          <w:lang w:val="it-IT"/>
+        </w:rPr>
+        <w:t>DA IMPLEMENTARE:</w:t>
+      </w:r>
+    </w:p>
+    <w:p>
+      <w:pPr>
+        <w:pStyle w:val="Paragrafoelenco"/>
+        <w:numPr>
+          <w:ilvl w:val="0"/>
+          <w:numId w:val="13"/>
+        </w:numPr>
+        <w:rPr>
+          <w:lang w:val="it-IT"/>
+        </w:rPr>
+      </w:pPr>
+      <w:r>
+        <w:rPr>
+          <w:lang w:val="it-IT"/>
+        </w:rPr>
+        <w:t xml:space="preserve">Shift </w:t>
+      </w:r>
+      <w:proofErr w:type="spellStart"/>
+      <w:r>
+        <w:rPr>
+          <w:lang w:val="it-IT"/>
+        </w:rPr>
+        <w:t>Register</w:t>
+      </w:r>
+      <w:proofErr w:type="spellEnd"/>
+      <w:r>
+        <w:rPr>
+          <w:lang w:val="it-IT"/>
+        </w:rPr>
+        <w:t xml:space="preserve"> (manettino)</w:t>
+      </w:r>
+    </w:p>
+    <w:p>
+      <w:pPr>
+        <w:ind w:left="360"/>
+        <w:rPr>
+          <w:lang w:val="it-IT"/>
+        </w:rPr>
+      </w:pPr>
+      <w:r>
+        <w:rPr>
+          <w:lang w:val="it-IT"/>
+        </w:rPr>
+        <w:t>DA TESTARE:</w:t>
+      </w:r>
+    </w:p>
+    <w:p>
+      <w:pPr>
+        <w:pStyle w:val="Paragrafoelenco"/>
+        <w:numPr>
+          <w:ilvl w:val="0"/>
+          <w:numId w:val="13"/>
+        </w:numPr>
+        <w:rPr>
+          <w:rFonts w:asciiTheme="majorHAnsi" w:hAnsiTheme="majorHAnsi" w:cstheme="majorBidi"/>
+          <w:b/>
+          <w:bCs/>
+          <w:color w:val="4A86E8"/>
+          <w:sz w:val="24"/>
+          <w:szCs w:val="24"/>
+          <w:u w:val="single"/>
+          <w:lang w:val="it-IT"/>
+        </w:rPr>
+      </w:pPr>
+      <w:r>
+        <w:rPr>
+          <w:noProof/>
+        </w:rPr>
+        <w:drawing>
+          <wp:anchor distT="0" distB="0" distL="114300" distR="114300" simplePos="0" relativeHeight="251658240" behindDoc="0" locked="0" layoutInCell="1" allowOverlap="1" wp14:anchorId="4AA17CD2" wp14:editId="6C46302E">
+            <wp:simplePos x="0" y="0"/>
+            <wp:positionH relativeFrom="margin">
+              <wp:align>left</wp:align>
+            </wp:positionH>
+            <wp:positionV relativeFrom="paragraph">
+              <wp:posOffset>527050</wp:posOffset>
+            </wp:positionV>
+            <wp:extent cx="1918290" cy="2880000"/>
+            <wp:effectExtent l="0" t="0" r="6350" b="0"/>
+            <wp:wrapTopAndBottom/>
+            <wp:docPr id="1309206966" name="Immagine 2" descr="Immagine che contiene testo, schermata, Carattere, Elementi grafici&#10;&#10;Descrizione generata automaticamente"/>
+            <wp:cNvGraphicFramePr>
+              <a:graphicFrameLocks xmlns:a="http://schemas.openxmlformats.org/drawingml/2006/main" noChangeAspect="1"/>
+            </wp:cNvGraphicFramePr>
+            <a:graphic xmlns:a="http://schemas.openxmlformats.org/drawingml/2006/main">
+              <a:graphicData uri="http://schemas.openxmlformats.org/drawingml/2006/picture">
+                <pic:pic xmlns:pic="http://schemas.openxmlformats.org/drawingml/2006/picture">
+                  <pic:nvPicPr>
+                    <pic:cNvPr id="1309206966" name="Immagine 2" descr="Immagine che contiene testo, schermata, Carattere, Elementi grafici&#10;&#10;Descrizione generata automaticamente"/>
+                    <pic:cNvPicPr>
+                      <a:picLocks noChangeAspect="1" noChangeArrowheads="1"/>
+                    </pic:cNvPicPr>
+                  </pic:nvPicPr>
+                  <pic:blipFill>
+                    <a:blip r:embed="rId13">
+                      <a:extLst>
+                        <a:ext uri="{28A0092B-C50C-407E-A947-70E740481C1C}">
+                          <a14:useLocalDpi xmlns:a14="http://schemas.microsoft.com/office/drawing/2010/main" val="0"/>
+                        </a:ext>
+                      </a:extLst>
+                    </a:blip>
+                    <a:srcRect/>
+                    <a:stretch>
+                      <a:fillRect/>
+                    </a:stretch>
+                  </pic:blipFill>
+                  <pic:spPr bwMode="auto">
+                    <a:xfrm>
+                      <a:off x="0" y="0"/>
+                      <a:ext cx="1918290" cy="2880000"/>
+                    </a:xfrm>
+                    <a:prstGeom prst="rect">
+                      <a:avLst/>
+                    </a:prstGeom>
+                    <a:noFill/>
+                    <a:ln>
+                      <a:noFill/>
+                    </a:ln>
+                  </pic:spPr>
+                </pic:pic>
+              </a:graphicData>
+            </a:graphic>
+            <wp14:sizeRelH relativeFrom="margin">
+              <wp14:pctWidth>0</wp14:pctWidth>
+            </wp14:sizeRelH>
+            <wp14:sizeRelV relativeFrom="margin">
+              <wp14:pctHeight>0</wp14:pctHeight>
+            </wp14:sizeRelV>
+          </wp:anchor>
+        </w:drawing>
+      </w:r>
+      <w:r>
+        <w:rPr>
+          <w:lang w:val="it-IT"/>
+        </w:rPr>
+        <w:t>Gestione CAN-BUS</w:t>
+      </w:r>
     </w:p>
     <w:p>
       <w:pPr>
@@ -4926,7 +5338,6 @@
         <w:spacing w:line="240" w:lineRule="auto"/>
         <w:rPr>
           <w:rFonts w:asciiTheme="majorHAnsi" w:hAnsiTheme="majorHAnsi" w:cstheme="majorHAnsi"/>
-          <w:color w:val="4A86E8"/>
           <w:sz w:val="24"/>
           <w:szCs w:val="24"/>
           <w:lang w:val="it-IT"/>
@@ -4934,79 +5345,134 @@
       </w:pPr>
       <w:r>
         <w:rPr>
+          <w:noProof/>
+        </w:rPr>
+        <w:drawing>
+          <wp:anchor distT="0" distB="0" distL="114300" distR="114300" simplePos="0" relativeHeight="251659264" behindDoc="0" locked="0" layoutInCell="1" allowOverlap="1" wp14:anchorId="05EF5BCD" wp14:editId="55105C71">
+            <wp:simplePos x="0" y="0"/>
+            <wp:positionH relativeFrom="column">
+              <wp:posOffset>1963420</wp:posOffset>
+            </wp:positionH>
+            <wp:positionV relativeFrom="paragraph">
+              <wp:posOffset>324154</wp:posOffset>
+            </wp:positionV>
+            <wp:extent cx="1917669" cy="2880000"/>
+            <wp:effectExtent l="0" t="0" r="6985" b="0"/>
+            <wp:wrapTopAndBottom/>
+            <wp:docPr id="1653718139" name="Immagine 3" descr="Immagine che contiene testo, schermata, Carattere, numero&#10;&#10;Descrizione generata automaticamente"/>
+            <wp:cNvGraphicFramePr>
+              <a:graphicFrameLocks xmlns:a="http://schemas.openxmlformats.org/drawingml/2006/main" noChangeAspect="1"/>
+            </wp:cNvGraphicFramePr>
+            <a:graphic xmlns:a="http://schemas.openxmlformats.org/drawingml/2006/main">
+              <a:graphicData uri="http://schemas.openxmlformats.org/drawingml/2006/picture">
+                <pic:pic xmlns:pic="http://schemas.openxmlformats.org/drawingml/2006/picture">
+                  <pic:nvPicPr>
+                    <pic:cNvPr id="1653718139" name="Immagine 3" descr="Immagine che contiene testo, schermata, Carattere, numero&#10;&#10;Descrizione generata automaticamente"/>
+                    <pic:cNvPicPr>
+                      <a:picLocks noChangeAspect="1" noChangeArrowheads="1"/>
+                    </pic:cNvPicPr>
+                  </pic:nvPicPr>
+                  <pic:blipFill>
+                    <a:blip r:embed="rId14">
+                      <a:extLst>
+                        <a:ext uri="{28A0092B-C50C-407E-A947-70E740481C1C}">
+                          <a14:useLocalDpi xmlns:a14="http://schemas.microsoft.com/office/drawing/2010/main" val="0"/>
+                        </a:ext>
+                      </a:extLst>
+                    </a:blip>
+                    <a:srcRect/>
+                    <a:stretch>
+                      <a:fillRect/>
+                    </a:stretch>
+                  </pic:blipFill>
+                  <pic:spPr bwMode="auto">
+                    <a:xfrm>
+                      <a:off x="0" y="0"/>
+                      <a:ext cx="1917669" cy="2880000"/>
+                    </a:xfrm>
+                    <a:prstGeom prst="rect">
+                      <a:avLst/>
+                    </a:prstGeom>
+                    <a:noFill/>
+                    <a:ln>
+                      <a:noFill/>
+                    </a:ln>
+                  </pic:spPr>
+                </pic:pic>
+              </a:graphicData>
+            </a:graphic>
+            <wp14:sizeRelH relativeFrom="margin">
+              <wp14:pctWidth>0</wp14:pctWidth>
+            </wp14:sizeRelH>
+            <wp14:sizeRelV relativeFrom="margin">
+              <wp14:pctHeight>0</wp14:pctHeight>
+            </wp14:sizeRelV>
+          </wp:anchor>
+        </w:drawing>
+      </w:r>
+      <w:r>
+        <w:rPr>
           <w:rFonts w:asciiTheme="majorHAnsi" w:hAnsiTheme="majorHAnsi" w:cstheme="majorHAnsi"/>
-          <w:color w:val="4A86E8"/>
           <w:sz w:val="24"/>
           <w:szCs w:val="24"/>
           <w:lang w:val="it-IT"/>
         </w:rPr>
-        <w:t>Inserire tutta la storia della progettazio</w:t>
+        <w:t>Allego le immagini del layout finale (pagina “</w:t>
       </w:r>
+      <w:proofErr w:type="spellStart"/>
       <w:r>
         <w:rPr>
           <w:rFonts w:asciiTheme="majorHAnsi" w:hAnsiTheme="majorHAnsi" w:cstheme="majorHAnsi"/>
-          <w:color w:val="4A86E8"/>
           <w:sz w:val="24"/>
           <w:szCs w:val="24"/>
           <w:lang w:val="it-IT"/>
         </w:rPr>
-        <w:t>ne del componente</w:t>
+        <w:t>main</w:t>
       </w:r>
+      <w:proofErr w:type="spellEnd"/>
       <w:r>
         <w:rPr>
           <w:rFonts w:asciiTheme="majorHAnsi" w:hAnsiTheme="majorHAnsi" w:cstheme="majorHAnsi"/>
-          <w:color w:val="4A86E8"/>
           <w:sz w:val="24"/>
           <w:szCs w:val="24"/>
           <w:lang w:val="it-IT"/>
         </w:rPr>
-        <w:t xml:space="preserve"> in tutte le sue varie versioni, </w:t>
+        <w:t>” e “</w:t>
       </w:r>
+      <w:proofErr w:type="spellStart"/>
       <w:r>
         <w:rPr>
           <w:rFonts w:asciiTheme="majorHAnsi" w:hAnsiTheme="majorHAnsi" w:cstheme="majorHAnsi"/>
-          <w:color w:val="4A86E8"/>
           <w:sz w:val="24"/>
           <w:szCs w:val="24"/>
           <w:lang w:val="it-IT"/>
         </w:rPr>
-        <w:t>spiegando bene i parametri utilizzati nei calcoli/simulazioni</w:t>
+        <w:t>temp</w:t>
       </w:r>
+      <w:proofErr w:type="spellEnd"/>
       <w:r>
         <w:rPr>
           <w:rFonts w:asciiTheme="majorHAnsi" w:hAnsiTheme="majorHAnsi" w:cstheme="majorHAnsi"/>
-          <w:color w:val="4A86E8"/>
           <w:sz w:val="24"/>
           <w:szCs w:val="24"/>
           <w:lang w:val="it-IT"/>
         </w:rPr>
-        <w:t>, i software usati, i risultati ottenuti (inserire in modo chiaro i dati</w:t>
+        <w:t>”):</w:t>
       </w:r>
       <w:r>
         <w:rPr>
           <w:rFonts w:asciiTheme="majorHAnsi" w:hAnsiTheme="majorHAnsi" w:cstheme="majorHAnsi"/>
-          <w:color w:val="4A86E8"/>
           <w:sz w:val="24"/>
           <w:szCs w:val="24"/>
           <w:lang w:val="it-IT"/>
         </w:rPr>
-        <w:t xml:space="preserve"> inserendo un foglio excel allegato). In caso di cambiamenti durante la progettazione, spiegar</w:t>
-      </w:r>
-      <w:r>
-        <w:rPr>
-          <w:rFonts w:asciiTheme="majorHAnsi" w:hAnsiTheme="majorHAnsi" w:cstheme="majorHAnsi"/>
-          <w:color w:val="4A86E8"/>
-          <w:sz w:val="24"/>
-          <w:szCs w:val="24"/>
-          <w:lang w:val="it-IT"/>
-        </w:rPr>
-        <w:t xml:space="preserve">ne i motivi. </w:t>
+        <w:tab/>
       </w:r>
     </w:p>
     <w:sectPr>
-      <w:headerReference w:type="default" r:id="rId12"/>
-      <w:footerReference w:type="default" r:id="rId13"/>
-      <w:pgSz w:w="12240" w:h="15840" w:orient="portrait"/>
+      <w:headerReference w:type="default" r:id="rId15"/>
+      <w:footerReference w:type="default" r:id="rId16"/>
+      <w:pgSz w:w="12240" w:h="15840"/>
       <w:pgMar w:top="1440" w:right="1440" w:bottom="1440" w:left="1440" w:header="567" w:footer="567" w:gutter="0"/>
       <w:pgNumType w:start="1"/>
       <w:cols w:space="720"/>
@@ -5017,7 +5483,7 @@
 </file>
 
 <file path=word/endnotes.xml><?xml version="1.0" encoding="utf-8"?>
-<w:endnotes xmlns:wpc="http://schemas.microsoft.com/office/word/2010/wordprocessingCanvas" xmlns:cx="http://schemas.microsoft.com/office/drawing/2014/chartex" xmlns:cx1="http://schemas.microsoft.com/office/drawing/2015/9/8/chartex" xmlns:cx2="http://schemas.microsoft.com/office/drawing/2015/10/21/chartex" xmlns:cx3="http://schemas.microsoft.com/office/drawing/2016/5/9/chartex" xmlns:cx4="http://schemas.microsoft.com/office/drawing/2016/5/10/chartex" xmlns:cx5="http://schemas.microsoft.com/office/drawing/2016/5/11/chartex" xmlns:cx6="http://schemas.microsoft.com/office/drawing/2016/5/12/chartex" xmlns:cx7="http://schemas.microsoft.com/office/drawing/2016/5/13/chartex" xmlns:cx8="http://schemas.microsoft.com/office/drawing/2016/5/14/chartex" xmlns:mc="http://schemas.openxmlformats.org/markup-compatibility/2006" xmlns:aink="http://schemas.microsoft.com/office/drawing/2016/ink" xmlns:am3d="http://schemas.microsoft.com/office/drawing/2017/model3d" xmlns:o="urn:schemas-microsoft-com:office:office" xmlns:oel="http://schemas.microsoft.com/office/2019/extlst" xmlns:r="http://schemas.openxmlformats.org/officeDocument/2006/relationships" xmlns:m="http://schemas.openxmlformats.org/officeDocument/2006/math" xmlns:v="urn:schemas-microsoft-com:vml" xmlns:wp14="http://schemas.microsoft.com/office/word/2010/wordprocessingDrawing" xmlns:wp="http://schemas.openxmlformats.org/drawingml/2006/wordprocessingDrawing" xmlns:w10="urn:schemas-microsoft-com:office:word" xmlns:w="http://schemas.openxmlformats.org/wordprocessingml/2006/main" xmlns:w14="http://schemas.microsoft.com/office/word/2010/wordml" xmlns:w15="http://schemas.microsoft.com/office/word/2012/wordml" xmlns:w16cex="http://schemas.microsoft.com/office/word/2018/wordml/cex" xmlns:w16cid="http://schemas.microsoft.com/office/word/2016/wordml/cid" xmlns:w16="http://schemas.microsoft.com/office/word/2018/wordml" xmlns:w16sdtdh="http://schemas.microsoft.com/office/word/2020/wordml/sdtdatahash" xmlns:w16se="http://schemas.microsoft.com/office/word/2015/wordml/symex" xmlns:wpg="http://schemas.microsoft.com/office/word/2010/wordprocessingGroup" xmlns:wpi="http://schemas.microsoft.com/office/word/2010/wordprocessingInk" xmlns:wne="http://schemas.microsoft.com/office/word/2006/wordml" xmlns:wps="http://schemas.microsoft.com/office/word/2010/wordprocessingShape" mc:Ignorable="w14 w15 w16se w16cid w16 w16cex w16sdtdh wp14">
+<w:endnotes xmlns:wpc="http://schemas.microsoft.com/office/word/2010/wordprocessingCanvas" xmlns:cx="http://schemas.microsoft.com/office/drawing/2014/chartex" xmlns:cx1="http://schemas.microsoft.com/office/drawing/2015/9/8/chartex" xmlns:cx2="http://schemas.microsoft.com/office/drawing/2015/10/21/chartex" xmlns:cx3="http://schemas.microsoft.com/office/drawing/2016/5/9/chartex" xmlns:cx4="http://schemas.microsoft.com/office/drawing/2016/5/10/chartex" xmlns:cx5="http://schemas.microsoft.com/office/drawing/2016/5/11/chartex" xmlns:cx6="http://schemas.microsoft.com/office/drawing/2016/5/12/chartex" xmlns:cx7="http://schemas.microsoft.com/office/drawing/2016/5/13/chartex" xmlns:cx8="http://schemas.microsoft.com/office/drawing/2016/5/14/chartex" xmlns:mc="http://schemas.openxmlformats.org/markup-compatibility/2006" xmlns:aink="http://schemas.microsoft.com/office/drawing/2016/ink" xmlns:am3d="http://schemas.microsoft.com/office/drawing/2017/model3d" xmlns:o="urn:schemas-microsoft-com:office:office" xmlns:oel="http://schemas.microsoft.com/office/2019/extlst" xmlns:r="http://schemas.openxmlformats.org/officeDocument/2006/relationships" xmlns:m="http://schemas.openxmlformats.org/officeDocument/2006/math" xmlns:v="urn:schemas-microsoft-com:vml" xmlns:wp14="http://schemas.microsoft.com/office/word/2010/wordprocessingDrawing" xmlns:wp="http://schemas.openxmlformats.org/drawingml/2006/wordprocessingDrawing" xmlns:w10="urn:schemas-microsoft-com:office:word" xmlns:w="http://schemas.openxmlformats.org/wordprocessingml/2006/main" xmlns:w14="http://schemas.microsoft.com/office/word/2010/wordml" xmlns:w15="http://schemas.microsoft.com/office/word/2012/wordml" xmlns:w16cex="http://schemas.microsoft.com/office/word/2018/wordml/cex" xmlns:w16cid="http://schemas.microsoft.com/office/word/2016/wordml/cid" xmlns:w16="http://schemas.microsoft.com/office/word/2018/wordml" xmlns:w16du="http://schemas.microsoft.com/office/word/2023/wordml/word16du" xmlns:w16sdtdh="http://schemas.microsoft.com/office/word/2020/wordml/sdtdatahash" xmlns:w16se="http://schemas.microsoft.com/office/word/2015/wordml/symex" xmlns:wpg="http://schemas.microsoft.com/office/word/2010/wordprocessingGroup" xmlns:wpi="http://schemas.microsoft.com/office/word/2010/wordprocessingInk" xmlns:wne="http://schemas.microsoft.com/office/word/2006/wordml" xmlns:wps="http://schemas.microsoft.com/office/word/2010/wordprocessingShape" mc:Ignorable="w14 w15 w16se w16cid w16 w16cex w16sdtdh w16du wp14">
   <w:endnote w:type="separator" w:id="-1">
     <w:p>
       <w:pPr>
@@ -5049,38 +5515,38 @@
 </file>
 
 <file path=word/footer1.xml><?xml version="1.0" encoding="utf-8"?>
-<w:ftr xmlns:wpc="http://schemas.microsoft.com/office/word/2010/wordprocessingCanvas" xmlns:cx="http://schemas.microsoft.com/office/drawing/2014/chartex" xmlns:cx1="http://schemas.microsoft.com/office/drawing/2015/9/8/chartex" xmlns:cx2="http://schemas.microsoft.com/office/drawing/2015/10/21/chartex" xmlns:cx3="http://schemas.microsoft.com/office/drawing/2016/5/9/chartex" xmlns:cx4="http://schemas.microsoft.com/office/drawing/2016/5/10/chartex" xmlns:cx5="http://schemas.microsoft.com/office/drawing/2016/5/11/chartex" xmlns:cx6="http://schemas.microsoft.com/office/drawing/2016/5/12/chartex" xmlns:cx7="http://schemas.microsoft.com/office/drawing/2016/5/13/chartex" xmlns:cx8="http://schemas.microsoft.com/office/drawing/2016/5/14/chartex" xmlns:mc="http://schemas.openxmlformats.org/markup-compatibility/2006" xmlns:aink="http://schemas.microsoft.com/office/drawing/2016/ink" xmlns:am3d="http://schemas.microsoft.com/office/drawing/2017/model3d" xmlns:o="urn:schemas-microsoft-com:office:office" xmlns:oel="http://schemas.microsoft.com/office/2019/extlst" xmlns:r="http://schemas.openxmlformats.org/officeDocument/2006/relationships" xmlns:m="http://schemas.openxmlformats.org/officeDocument/2006/math" xmlns:v="urn:schemas-microsoft-com:vml" xmlns:wp14="http://schemas.microsoft.com/office/word/2010/wordprocessingDrawing" xmlns:wp="http://schemas.openxmlformats.org/drawingml/2006/wordprocessingDrawing" xmlns:w10="urn:schemas-microsoft-com:office:word" xmlns:w="http://schemas.openxmlformats.org/wordprocessingml/2006/main" xmlns:w14="http://schemas.microsoft.com/office/word/2010/wordml" xmlns:w15="http://schemas.microsoft.com/office/word/2012/wordml" xmlns:w16cex="http://schemas.microsoft.com/office/word/2018/wordml/cex" xmlns:w16cid="http://schemas.microsoft.com/office/word/2016/wordml/cid" xmlns:w16="http://schemas.microsoft.com/office/word/2018/wordml" xmlns:w16sdtdh="http://schemas.microsoft.com/office/word/2020/wordml/sdtdatahash" xmlns:w16se="http://schemas.microsoft.com/office/word/2015/wordml/symex" xmlns:wpg="http://schemas.microsoft.com/office/word/2010/wordprocessingGroup" xmlns:wpi="http://schemas.microsoft.com/office/word/2010/wordprocessingInk" xmlns:wne="http://schemas.microsoft.com/office/word/2006/wordml" xmlns:wps="http://schemas.microsoft.com/office/word/2010/wordprocessingShape" mc:Ignorable="w14 w15 w16se w16cid w16 w16cex w16sdtdh wp14">
+<w:ftr xmlns:wpc="http://schemas.microsoft.com/office/word/2010/wordprocessingCanvas" xmlns:cx="http://schemas.microsoft.com/office/drawing/2014/chartex" xmlns:cx1="http://schemas.microsoft.com/office/drawing/2015/9/8/chartex" xmlns:cx2="http://schemas.microsoft.com/office/drawing/2015/10/21/chartex" xmlns:cx3="http://schemas.microsoft.com/office/drawing/2016/5/9/chartex" xmlns:cx4="http://schemas.microsoft.com/office/drawing/2016/5/10/chartex" xmlns:cx5="http://schemas.microsoft.com/office/drawing/2016/5/11/chartex" xmlns:cx6="http://schemas.microsoft.com/office/drawing/2016/5/12/chartex" xmlns:cx7="http://schemas.microsoft.com/office/drawing/2016/5/13/chartex" xmlns:cx8="http://schemas.microsoft.com/office/drawing/2016/5/14/chartex" xmlns:mc="http://schemas.openxmlformats.org/markup-compatibility/2006" xmlns:aink="http://schemas.microsoft.com/office/drawing/2016/ink" xmlns:am3d="http://schemas.microsoft.com/office/drawing/2017/model3d" xmlns:o="urn:schemas-microsoft-com:office:office" xmlns:oel="http://schemas.microsoft.com/office/2019/extlst" xmlns:r="http://schemas.openxmlformats.org/officeDocument/2006/relationships" xmlns:m="http://schemas.openxmlformats.org/officeDocument/2006/math" xmlns:v="urn:schemas-microsoft-com:vml" xmlns:wp14="http://schemas.microsoft.com/office/word/2010/wordprocessingDrawing" xmlns:wp="http://schemas.openxmlformats.org/drawingml/2006/wordprocessingDrawing" xmlns:w10="urn:schemas-microsoft-com:office:word" xmlns:w="http://schemas.openxmlformats.org/wordprocessingml/2006/main" xmlns:w14="http://schemas.microsoft.com/office/word/2010/wordml" xmlns:w15="http://schemas.microsoft.com/office/word/2012/wordml" xmlns:w16cex="http://schemas.microsoft.com/office/word/2018/wordml/cex" xmlns:w16cid="http://schemas.microsoft.com/office/word/2016/wordml/cid" xmlns:w16="http://schemas.microsoft.com/office/word/2018/wordml" xmlns:w16du="http://schemas.microsoft.com/office/word/2023/wordml/word16du" xmlns:w16sdtdh="http://schemas.microsoft.com/office/word/2020/wordml/sdtdatahash" xmlns:w16se="http://schemas.microsoft.com/office/word/2015/wordml/symex" xmlns:wpg="http://schemas.microsoft.com/office/word/2010/wordprocessingGroup" xmlns:wpi="http://schemas.microsoft.com/office/word/2010/wordprocessingInk" xmlns:wne="http://schemas.microsoft.com/office/word/2006/wordml" xmlns:wps="http://schemas.microsoft.com/office/word/2010/wordprocessingShape" mc:Ignorable="w14 w15 w16se w16cid w16 w16cex w16sdtdh w16du wp14">
   <w:sdt>
     <w:sdtPr>
+      <w:rPr>
+        <w:rFonts w:asciiTheme="majorHAnsi" w:hAnsiTheme="majorHAnsi" w:cstheme="majorBidi"/>
+        <w:sz w:val="24"/>
+        <w:szCs w:val="24"/>
+      </w:rPr>
       <w:id w:val="721495912"/>
       <w:docPartObj>
         <w:docPartGallery w:val="Page Numbers (Bottom of Page)"/>
         <w:docPartUnique/>
       </w:docPartObj>
-      <w:rPr>
-        <w:rFonts w:ascii="Calibri" w:hAnsi="Calibri" w:cs="Calibri" w:asciiTheme="majorAscii" w:hAnsiTheme="majorAscii" w:cstheme="majorAscii"/>
-        <w:sz w:val="24"/>
-        <w:szCs w:val="24"/>
-      </w:rPr>
     </w:sdtPr>
     <w:sdtContent>
       <w:sdt>
         <w:sdtPr>
+          <w:rPr>
+            <w:rFonts w:asciiTheme="majorHAnsi" w:hAnsiTheme="majorHAnsi" w:cstheme="majorBidi"/>
+            <w:sz w:val="24"/>
+            <w:szCs w:val="24"/>
+          </w:rPr>
           <w:id w:val="-1705238520"/>
           <w:docPartObj>
             <w:docPartGallery w:val="Page Numbers (Top of Page)"/>
             <w:docPartUnique/>
           </w:docPartObj>
-          <w:rPr>
-            <w:rFonts w:ascii="Calibri" w:hAnsi="Calibri" w:cs="Calibri" w:asciiTheme="majorAscii" w:hAnsiTheme="majorAscii" w:cstheme="majorAscii"/>
-            <w:sz w:val="24"/>
-            <w:szCs w:val="24"/>
-          </w:rPr>
         </w:sdtPr>
         <w:sdtContent>
           <w:p>
             <w:pPr>
-              <w:pStyle w:val="Footer"/>
+              <w:pStyle w:val="Pidipagina"/>
               <w:rPr>
                 <w:rFonts w:asciiTheme="majorHAnsi" w:hAnsiTheme="majorHAnsi" w:cstheme="majorHAnsi"/>
                 <w:sz w:val="24"/>
@@ -5258,7 +5724,7 @@
                 <w:szCs w:val="24"/>
                 <w:lang w:val="en-GB"/>
               </w:rPr>
-              <w:t>02/12/2022</w:t>
+              <w:t>29/11/2024</w:t>
             </w:r>
             <w:r>
               <w:rPr>
@@ -5270,28 +5736,14 @@
             </w:r>
           </w:p>
         </w:sdtContent>
-        <w:sdtEndPr>
-          <w:rPr>
-            <w:rFonts w:ascii="Calibri" w:hAnsi="Calibri" w:cs="Calibri" w:asciiTheme="majorAscii" w:hAnsiTheme="majorAscii" w:cstheme="majorAscii"/>
-            <w:sz w:val="24"/>
-            <w:szCs w:val="24"/>
-          </w:rPr>
-        </w:sdtEndPr>
       </w:sdt>
     </w:sdtContent>
-    <w:sdtEndPr>
-      <w:rPr>
-        <w:rFonts w:ascii="Calibri" w:hAnsi="Calibri" w:cs="Calibri" w:asciiTheme="majorAscii" w:hAnsiTheme="majorAscii" w:cstheme="majorAscii"/>
-        <w:sz w:val="24"/>
-        <w:szCs w:val="24"/>
-      </w:rPr>
-    </w:sdtEndPr>
   </w:sdt>
 </w:ftr>
 </file>
 
 <file path=word/footnotes.xml><?xml version="1.0" encoding="utf-8"?>
-<w:footnotes xmlns:wpc="http://schemas.microsoft.com/office/word/2010/wordprocessingCanvas" xmlns:cx="http://schemas.microsoft.com/office/drawing/2014/chartex" xmlns:cx1="http://schemas.microsoft.com/office/drawing/2015/9/8/chartex" xmlns:cx2="http://schemas.microsoft.com/office/drawing/2015/10/21/chartex" xmlns:cx3="http://schemas.microsoft.com/office/drawing/2016/5/9/chartex" xmlns:cx4="http://schemas.microsoft.com/office/drawing/2016/5/10/chartex" xmlns:cx5="http://schemas.microsoft.com/office/drawing/2016/5/11/chartex" xmlns:cx6="http://schemas.microsoft.com/office/drawing/2016/5/12/chartex" xmlns:cx7="http://schemas.microsoft.com/office/drawing/2016/5/13/chartex" xmlns:cx8="http://schemas.microsoft.com/office/drawing/2016/5/14/chartex" xmlns:mc="http://schemas.openxmlformats.org/markup-compatibility/2006" xmlns:aink="http://schemas.microsoft.com/office/drawing/2016/ink" xmlns:am3d="http://schemas.microsoft.com/office/drawing/2017/model3d" xmlns:o="urn:schemas-microsoft-com:office:office" xmlns:oel="http://schemas.microsoft.com/office/2019/extlst" xmlns:r="http://schemas.openxmlformats.org/officeDocument/2006/relationships" xmlns:m="http://schemas.openxmlformats.org/officeDocument/2006/math" xmlns:v="urn:schemas-microsoft-com:vml" xmlns:wp14="http://schemas.microsoft.com/office/word/2010/wordprocessingDrawing" xmlns:wp="http://schemas.openxmlformats.org/drawingml/2006/wordprocessingDrawing" xmlns:w10="urn:schemas-microsoft-com:office:word" xmlns:w="http://schemas.openxmlformats.org/wordprocessingml/2006/main" xmlns:w14="http://schemas.microsoft.com/office/word/2010/wordml" xmlns:w15="http://schemas.microsoft.com/office/word/2012/wordml" xmlns:w16cex="http://schemas.microsoft.com/office/word/2018/wordml/cex" xmlns:w16cid="http://schemas.microsoft.com/office/word/2016/wordml/cid" xmlns:w16="http://schemas.microsoft.com/office/word/2018/wordml" xmlns:w16sdtdh="http://schemas.microsoft.com/office/word/2020/wordml/sdtdatahash" xmlns:w16se="http://schemas.microsoft.com/office/word/2015/wordml/symex" xmlns:wpg="http://schemas.microsoft.com/office/word/2010/wordprocessingGroup" xmlns:wpi="http://schemas.microsoft.com/office/word/2010/wordprocessingInk" xmlns:wne="http://schemas.microsoft.com/office/word/2006/wordml" xmlns:wps="http://schemas.microsoft.com/office/word/2010/wordprocessingShape" mc:Ignorable="w14 w15 w16se w16cid w16 w16cex w16sdtdh wp14">
+<w:footnotes xmlns:wpc="http://schemas.microsoft.com/office/word/2010/wordprocessingCanvas" xmlns:cx="http://schemas.microsoft.com/office/drawing/2014/chartex" xmlns:cx1="http://schemas.microsoft.com/office/drawing/2015/9/8/chartex" xmlns:cx2="http://schemas.microsoft.com/office/drawing/2015/10/21/chartex" xmlns:cx3="http://schemas.microsoft.com/office/drawing/2016/5/9/chartex" xmlns:cx4="http://schemas.microsoft.com/office/drawing/2016/5/10/chartex" xmlns:cx5="http://schemas.microsoft.com/office/drawing/2016/5/11/chartex" xmlns:cx6="http://schemas.microsoft.com/office/drawing/2016/5/12/chartex" xmlns:cx7="http://schemas.microsoft.com/office/drawing/2016/5/13/chartex" xmlns:cx8="http://schemas.microsoft.com/office/drawing/2016/5/14/chartex" xmlns:mc="http://schemas.openxmlformats.org/markup-compatibility/2006" xmlns:aink="http://schemas.microsoft.com/office/drawing/2016/ink" xmlns:am3d="http://schemas.microsoft.com/office/drawing/2017/model3d" xmlns:o="urn:schemas-microsoft-com:office:office" xmlns:oel="http://schemas.microsoft.com/office/2019/extlst" xmlns:r="http://schemas.openxmlformats.org/officeDocument/2006/relationships" xmlns:m="http://schemas.openxmlformats.org/officeDocument/2006/math" xmlns:v="urn:schemas-microsoft-com:vml" xmlns:wp14="http://schemas.microsoft.com/office/word/2010/wordprocessingDrawing" xmlns:wp="http://schemas.openxmlformats.org/drawingml/2006/wordprocessingDrawing" xmlns:w10="urn:schemas-microsoft-com:office:word" xmlns:w="http://schemas.openxmlformats.org/wordprocessingml/2006/main" xmlns:w14="http://schemas.microsoft.com/office/word/2010/wordml" xmlns:w15="http://schemas.microsoft.com/office/word/2012/wordml" xmlns:w16cex="http://schemas.microsoft.com/office/word/2018/wordml/cex" xmlns:w16cid="http://schemas.microsoft.com/office/word/2016/wordml/cid" xmlns:w16="http://schemas.microsoft.com/office/word/2018/wordml" xmlns:w16du="http://schemas.microsoft.com/office/word/2023/wordml/word16du" xmlns:w16sdtdh="http://schemas.microsoft.com/office/word/2020/wordml/sdtdatahash" xmlns:w16se="http://schemas.microsoft.com/office/word/2015/wordml/symex" xmlns:wpg="http://schemas.microsoft.com/office/word/2010/wordprocessingGroup" xmlns:wpi="http://schemas.microsoft.com/office/word/2010/wordprocessingInk" xmlns:wne="http://schemas.microsoft.com/office/word/2006/wordml" xmlns:wps="http://schemas.microsoft.com/office/word/2010/wordprocessingShape" mc:Ignorable="w14 w15 w16se w16cid w16 w16cex w16sdtdh w16du wp14">
   <w:footnote w:type="separator" w:id="-1">
     <w:p>
       <w:pPr>
@@ -5323,10 +5775,10 @@
 </file>
 
 <file path=word/header1.xml><?xml version="1.0" encoding="utf-8"?>
-<w:hdr xmlns:wpc="http://schemas.microsoft.com/office/word/2010/wordprocessingCanvas" xmlns:cx="http://schemas.microsoft.com/office/drawing/2014/chartex" xmlns:cx1="http://schemas.microsoft.com/office/drawing/2015/9/8/chartex" xmlns:cx2="http://schemas.microsoft.com/office/drawing/2015/10/21/chartex" xmlns:cx3="http://schemas.microsoft.com/office/drawing/2016/5/9/chartex" xmlns:cx4="http://schemas.microsoft.com/office/drawing/2016/5/10/chartex" xmlns:cx5="http://schemas.microsoft.com/office/drawing/2016/5/11/chartex" xmlns:cx6="http://schemas.microsoft.com/office/drawing/2016/5/12/chartex" xmlns:cx7="http://schemas.microsoft.com/office/drawing/2016/5/13/chartex" xmlns:cx8="http://schemas.microsoft.com/office/drawing/2016/5/14/chartex" xmlns:mc="http://schemas.openxmlformats.org/markup-compatibility/2006" xmlns:aink="http://schemas.microsoft.com/office/drawing/2016/ink" xmlns:am3d="http://schemas.microsoft.com/office/drawing/2017/model3d" xmlns:o="urn:schemas-microsoft-com:office:office" xmlns:oel="http://schemas.microsoft.com/office/2019/extlst" xmlns:r="http://schemas.openxmlformats.org/officeDocument/2006/relationships" xmlns:m="http://schemas.openxmlformats.org/officeDocument/2006/math" xmlns:v="urn:schemas-microsoft-com:vml" xmlns:wp14="http://schemas.microsoft.com/office/word/2010/wordprocessingDrawing" xmlns:wp="http://schemas.openxmlformats.org/drawingml/2006/wordprocessingDrawing" xmlns:w10="urn:schemas-microsoft-com:office:word" xmlns:w="http://schemas.openxmlformats.org/wordprocessingml/2006/main" xmlns:w14="http://schemas.microsoft.com/office/word/2010/wordml" xmlns:w15="http://schemas.microsoft.com/office/word/2012/wordml" xmlns:w16cex="http://schemas.microsoft.com/office/word/2018/wordml/cex" xmlns:w16cid="http://schemas.microsoft.com/office/word/2016/wordml/cid" xmlns:w16="http://schemas.microsoft.com/office/word/2018/wordml" xmlns:w16sdtdh="http://schemas.microsoft.com/office/word/2020/wordml/sdtdatahash" xmlns:w16se="http://schemas.microsoft.com/office/word/2015/wordml/symex" xmlns:wpg="http://schemas.microsoft.com/office/word/2010/wordprocessingGroup" xmlns:wpi="http://schemas.microsoft.com/office/word/2010/wordprocessingInk" xmlns:wne="http://schemas.microsoft.com/office/word/2006/wordml" xmlns:wps="http://schemas.microsoft.com/office/word/2010/wordprocessingShape" xmlns:a="http://schemas.openxmlformats.org/drawingml/2006/main" xmlns:pic="http://schemas.openxmlformats.org/drawingml/2006/picture" xmlns:a14="http://schemas.microsoft.com/office/drawing/2010/main" mc:Ignorable="w14 w15 w16se w16cid w16 w16cex w16sdtdh wp14">
+<w:hdr xmlns:wpc="http://schemas.microsoft.com/office/word/2010/wordprocessingCanvas" xmlns:cx="http://schemas.microsoft.com/office/drawing/2014/chartex" xmlns:cx1="http://schemas.microsoft.com/office/drawing/2015/9/8/chartex" xmlns:cx2="http://schemas.microsoft.com/office/drawing/2015/10/21/chartex" xmlns:cx3="http://schemas.microsoft.com/office/drawing/2016/5/9/chartex" xmlns:cx4="http://schemas.microsoft.com/office/drawing/2016/5/10/chartex" xmlns:cx5="http://schemas.microsoft.com/office/drawing/2016/5/11/chartex" xmlns:cx6="http://schemas.microsoft.com/office/drawing/2016/5/12/chartex" xmlns:cx7="http://schemas.microsoft.com/office/drawing/2016/5/13/chartex" xmlns:cx8="http://schemas.microsoft.com/office/drawing/2016/5/14/chartex" xmlns:mc="http://schemas.openxmlformats.org/markup-compatibility/2006" xmlns:aink="http://schemas.microsoft.com/office/drawing/2016/ink" xmlns:am3d="http://schemas.microsoft.com/office/drawing/2017/model3d" xmlns:o="urn:schemas-microsoft-com:office:office" xmlns:oel="http://schemas.microsoft.com/office/2019/extlst" xmlns:r="http://schemas.openxmlformats.org/officeDocument/2006/relationships" xmlns:m="http://schemas.openxmlformats.org/officeDocument/2006/math" xmlns:v="urn:schemas-microsoft-com:vml" xmlns:wp14="http://schemas.microsoft.com/office/word/2010/wordprocessingDrawing" xmlns:wp="http://schemas.openxmlformats.org/drawingml/2006/wordprocessingDrawing" xmlns:w10="urn:schemas-microsoft-com:office:word" xmlns:w="http://schemas.openxmlformats.org/wordprocessingml/2006/main" xmlns:w14="http://schemas.microsoft.com/office/word/2010/wordml" xmlns:w15="http://schemas.microsoft.com/office/word/2012/wordml" xmlns:w16cex="http://schemas.microsoft.com/office/word/2018/wordml/cex" xmlns:w16cid="http://schemas.microsoft.com/office/word/2016/wordml/cid" xmlns:w16="http://schemas.microsoft.com/office/word/2018/wordml" xmlns:w16du="http://schemas.microsoft.com/office/word/2023/wordml/word16du" xmlns:w16sdtdh="http://schemas.microsoft.com/office/word/2020/wordml/sdtdatahash" xmlns:w16se="http://schemas.microsoft.com/office/word/2015/wordml/symex" xmlns:wpg="http://schemas.microsoft.com/office/word/2010/wordprocessingGroup" xmlns:wpi="http://schemas.microsoft.com/office/word/2010/wordprocessingInk" xmlns:wne="http://schemas.microsoft.com/office/word/2006/wordml" xmlns:wps="http://schemas.microsoft.com/office/word/2010/wordprocessingShape" mc:Ignorable="w14 w15 w16se w16cid w16 w16cex w16sdtdh w16du wp14">
   <w:p>
     <w:pPr>
-      <w:pStyle w:val="Header"/>
+      <w:pStyle w:val="Intestazione"/>
     </w:pPr>
     <w:r>
       <w:rPr>
@@ -5397,7 +5849,7 @@
             </wp:anchor>
           </w:drawing>
         </mc:Choice>
-        <mc:Fallback xmlns:arto="http://schemas.microsoft.com/office/word/2006/arto">
+        <mc:Fallback xmlns:arto="http://schemas.microsoft.com/office/word/2006/arto" xmlns:a14="http://schemas.microsoft.com/office/drawing/2010/main" xmlns:pic="http://schemas.openxmlformats.org/drawingml/2006/picture" xmlns:a="http://schemas.openxmlformats.org/drawingml/2006/main">
           <w:pict>
             <v:line id="Straight Connector 8" style="position:absolute;flip:x;z-index:251658241;visibility:visible;mso-wrap-style:square;mso-width-percent:0;mso-height-percent:0;mso-wrap-distance-left:9pt;mso-wrap-distance-top:0;mso-wrap-distance-right:9pt;mso-wrap-distance-bottom:0;mso-position-horizontal:absolute;mso-position-horizontal-relative:page;mso-position-vertical:absolute;mso-position-vertical-relative:page;mso-width-percent:0;mso-height-percent:0;mso-width-relative:margin;mso-height-relative:margin" o:spid="_x0000_s1026" strokecolor="#c00000" strokeweight="3pt" from="44.7pt,40.85pt" to="44.7pt,747.5pt" w14:anchorId="7BA4AFC7" o:gfxdata="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">
               <w10:wrap anchorx="page" anchory="page"/>
@@ -5481,7 +5933,7 @@
 </file>
 
 <file path=word/numbering.xml><?xml version="1.0" encoding="utf-8"?>
-<w:numbering xmlns:wpc="http://schemas.microsoft.com/office/word/2010/wordprocessingCanvas" xmlns:cx="http://schemas.microsoft.com/office/drawing/2014/chartex" xmlns:cx1="http://schemas.microsoft.com/office/drawing/2015/9/8/chartex" xmlns:cx2="http://schemas.microsoft.com/office/drawing/2015/10/21/chartex" xmlns:cx3="http://schemas.microsoft.com/office/drawing/2016/5/9/chartex" xmlns:cx4="http://schemas.microsoft.com/office/drawing/2016/5/10/chartex" xmlns:cx5="http://schemas.microsoft.com/office/drawing/2016/5/11/chartex" xmlns:cx6="http://schemas.microsoft.com/office/drawing/2016/5/12/chartex" xmlns:cx7="http://schemas.microsoft.com/office/drawing/2016/5/13/chartex" xmlns:cx8="http://schemas.microsoft.com/office/drawing/2016/5/14/chartex" xmlns:mc="http://schemas.openxmlformats.org/markup-compatibility/2006" xmlns:aink="http://schemas.microsoft.com/office/drawing/2016/ink" xmlns:am3d="http://schemas.microsoft.com/office/drawing/2017/model3d" xmlns:o="urn:schemas-microsoft-com:office:office" xmlns:oel="http://schemas.microsoft.com/office/2019/extlst" xmlns:r="http://schemas.openxmlformats.org/officeDocument/2006/relationships" xmlns:m="http://schemas.openxmlformats.org/officeDocument/2006/math" xmlns:v="urn:schemas-microsoft-com:vml" xmlns:wp14="http://schemas.microsoft.com/office/word/2010/wordprocessingDrawing" xmlns:wp="http://schemas.openxmlformats.org/drawingml/2006/wordprocessingDrawing" xmlns:w10="urn:schemas-microsoft-com:office:word" xmlns:w="http://schemas.openxmlformats.org/wordprocessingml/2006/main" xmlns:w14="http://schemas.microsoft.com/office/word/2010/wordml" xmlns:w15="http://schemas.microsoft.com/office/word/2012/wordml" xmlns:w16cex="http://schemas.microsoft.com/office/word/2018/wordml/cex" xmlns:w16cid="http://schemas.microsoft.com/office/word/2016/wordml/cid" xmlns:w16="http://schemas.microsoft.com/office/word/2018/wordml" xmlns:w16sdtdh="http://schemas.microsoft.com/office/word/2020/wordml/sdtdatahash" xmlns:w16se="http://schemas.microsoft.com/office/word/2015/wordml/symex" xmlns:wpg="http://schemas.microsoft.com/office/word/2010/wordprocessingGroup" xmlns:wpi="http://schemas.microsoft.com/office/word/2010/wordprocessingInk" xmlns:wne="http://schemas.microsoft.com/office/word/2006/wordml" xmlns:wps="http://schemas.microsoft.com/office/word/2010/wordprocessingShape" mc:Ignorable="w14 w15 w16se w16cid w16 w16cex w16sdtdh wp14">
+<w:numbering xmlns:wpc="http://schemas.microsoft.com/office/word/2010/wordprocessingCanvas" xmlns:cx="http://schemas.microsoft.com/office/drawing/2014/chartex" xmlns:cx1="http://schemas.microsoft.com/office/drawing/2015/9/8/chartex" xmlns:cx2="http://schemas.microsoft.com/office/drawing/2015/10/21/chartex" xmlns:cx3="http://schemas.microsoft.com/office/drawing/2016/5/9/chartex" xmlns:cx4="http://schemas.microsoft.com/office/drawing/2016/5/10/chartex" xmlns:cx5="http://schemas.microsoft.com/office/drawing/2016/5/11/chartex" xmlns:cx6="http://schemas.microsoft.com/office/drawing/2016/5/12/chartex" xmlns:cx7="http://schemas.microsoft.com/office/drawing/2016/5/13/chartex" xmlns:cx8="http://schemas.microsoft.com/office/drawing/2016/5/14/chartex" xmlns:mc="http://schemas.openxmlformats.org/markup-compatibility/2006" xmlns:aink="http://schemas.microsoft.com/office/drawing/2016/ink" xmlns:am3d="http://schemas.microsoft.com/office/drawing/2017/model3d" xmlns:o="urn:schemas-microsoft-com:office:office" xmlns:oel="http://schemas.microsoft.com/office/2019/extlst" xmlns:r="http://schemas.openxmlformats.org/officeDocument/2006/relationships" xmlns:m="http://schemas.openxmlformats.org/officeDocument/2006/math" xmlns:v="urn:schemas-microsoft-com:vml" xmlns:wp14="http://schemas.microsoft.com/office/word/2010/wordprocessingDrawing" xmlns:wp="http://schemas.openxmlformats.org/drawingml/2006/wordprocessingDrawing" xmlns:w10="urn:schemas-microsoft-com:office:word" xmlns:w="http://schemas.openxmlformats.org/wordprocessingml/2006/main" xmlns:w14="http://schemas.microsoft.com/office/word/2010/wordml" xmlns:w15="http://schemas.microsoft.com/office/word/2012/wordml" xmlns:w16cex="http://schemas.microsoft.com/office/word/2018/wordml/cex" xmlns:w16cid="http://schemas.microsoft.com/office/word/2016/wordml/cid" xmlns:w16="http://schemas.microsoft.com/office/word/2018/wordml" xmlns:w16du="http://schemas.microsoft.com/office/word/2023/wordml/word16du" xmlns:w16sdtdh="http://schemas.microsoft.com/office/word/2020/wordml/sdtdatahash" xmlns:w16se="http://schemas.microsoft.com/office/word/2015/wordml/symex" xmlns:wpg="http://schemas.microsoft.com/office/word/2010/wordprocessingGroup" xmlns:wpi="http://schemas.microsoft.com/office/word/2010/wordprocessingInk" xmlns:wne="http://schemas.microsoft.com/office/word/2006/wordml" xmlns:wps="http://schemas.microsoft.com/office/word/2010/wordprocessingShape" mc:Ignorable="w14 w15 w16se w16cid w16 w16cex w16sdtdh w16du wp14">
   <w:abstractNum w:abstractNumId="0" w15:restartNumberingAfterBreak="0">
     <w:nsid w:val="0058605E"/>
     <w:multiLevelType w:val="hybridMultilevel"/>
@@ -5495,7 +5947,7 @@
         <w:ind w:left="720" w:hanging="360"/>
       </w:pPr>
       <w:rPr>
-        <w:rFonts w:hint="default" w:ascii="Symbol" w:hAnsi="Symbol"/>
+        <w:rFonts w:ascii="Symbol" w:hAnsi="Symbol" w:hint="default"/>
       </w:rPr>
     </w:lvl>
     <w:lvl w:ilvl="1" w:tplc="04100003" w:tentative="1">
@@ -5507,7 +5959,7 @@
         <w:ind w:left="1440" w:hanging="360"/>
       </w:pPr>
       <w:rPr>
-        <w:rFonts w:hint="default" w:ascii="Courier New" w:hAnsi="Courier New" w:cs="Courier New"/>
+        <w:rFonts w:ascii="Courier New" w:hAnsi="Courier New" w:cs="Courier New" w:hint="default"/>
       </w:rPr>
     </w:lvl>
     <w:lvl w:ilvl="2" w:tplc="04100005" w:tentative="1">
@@ -5519,7 +5971,7 @@
         <w:ind w:left="2160" w:hanging="360"/>
       </w:pPr>
       <w:rPr>
-        <w:rFonts w:hint="default" w:ascii="Wingdings" w:hAnsi="Wingdings"/>
+        <w:rFonts w:ascii="Wingdings" w:hAnsi="Wingdings" w:hint="default"/>
       </w:rPr>
     </w:lvl>
     <w:lvl w:ilvl="3" w:tplc="04100001" w:tentative="1">
@@ -5531,7 +5983,7 @@
         <w:ind w:left="2880" w:hanging="360"/>
       </w:pPr>
       <w:rPr>
-        <w:rFonts w:hint="default" w:ascii="Symbol" w:hAnsi="Symbol"/>
+        <w:rFonts w:ascii="Symbol" w:hAnsi="Symbol" w:hint="default"/>
       </w:rPr>
     </w:lvl>
     <w:lvl w:ilvl="4" w:tplc="04100003" w:tentative="1">
@@ -5543,7 +5995,7 @@
         <w:ind w:left="3600" w:hanging="360"/>
       </w:pPr>
       <w:rPr>
-        <w:rFonts w:hint="default" w:ascii="Courier New" w:hAnsi="Courier New" w:cs="Courier New"/>
+        <w:rFonts w:ascii="Courier New" w:hAnsi="Courier New" w:cs="Courier New" w:hint="default"/>
       </w:rPr>
     </w:lvl>
     <w:lvl w:ilvl="5" w:tplc="04100005" w:tentative="1">
@@ -5555,7 +6007,7 @@
         <w:ind w:left="4320" w:hanging="360"/>
       </w:pPr>
       <w:rPr>
-        <w:rFonts w:hint="default" w:ascii="Wingdings" w:hAnsi="Wingdings"/>
+        <w:rFonts w:ascii="Wingdings" w:hAnsi="Wingdings" w:hint="default"/>
       </w:rPr>
     </w:lvl>
     <w:lvl w:ilvl="6" w:tplc="04100001" w:tentative="1">
@@ -5567,7 +6019,7 @@
         <w:ind w:left="5040" w:hanging="360"/>
       </w:pPr>
       <w:rPr>
-        <w:rFonts w:hint="default" w:ascii="Symbol" w:hAnsi="Symbol"/>
+        <w:rFonts w:ascii="Symbol" w:hAnsi="Symbol" w:hint="default"/>
       </w:rPr>
     </w:lvl>
     <w:lvl w:ilvl="7" w:tplc="04100003" w:tentative="1">
@@ -5579,7 +6031,7 @@
         <w:ind w:left="5760" w:hanging="360"/>
       </w:pPr>
       <w:rPr>
-        <w:rFonts w:hint="default" w:ascii="Courier New" w:hAnsi="Courier New" w:cs="Courier New"/>
+        <w:rFonts w:ascii="Courier New" w:hAnsi="Courier New" w:cs="Courier New" w:hint="default"/>
       </w:rPr>
     </w:lvl>
     <w:lvl w:ilvl="8" w:tplc="04100005" w:tentative="1">
@@ -5591,7 +6043,7 @@
         <w:ind w:left="6480" w:hanging="360"/>
       </w:pPr>
       <w:rPr>
-        <w:rFonts w:hint="default" w:ascii="Wingdings" w:hAnsi="Wingdings"/>
+        <w:rFonts w:ascii="Wingdings" w:hAnsi="Wingdings" w:hint="default"/>
       </w:rPr>
     </w:lvl>
   </w:abstractNum>
@@ -5608,7 +6060,7 @@
         <w:ind w:left="720" w:hanging="360"/>
       </w:pPr>
       <w:rPr>
-        <w:rFonts w:hint="default" w:ascii="Calibri" w:hAnsi="Calibri" w:eastAsia="Arial" w:cs="Calibri"/>
+        <w:rFonts w:ascii="Calibri" w:eastAsia="Arial" w:hAnsi="Calibri" w:cs="Calibri" w:hint="default"/>
       </w:rPr>
     </w:lvl>
     <w:lvl w:ilvl="1" w:tplc="04100003" w:tentative="1">
@@ -5620,7 +6072,7 @@
         <w:ind w:left="1440" w:hanging="360"/>
       </w:pPr>
       <w:rPr>
-        <w:rFonts w:hint="default" w:ascii="Courier New" w:hAnsi="Courier New" w:cs="Courier New"/>
+        <w:rFonts w:ascii="Courier New" w:hAnsi="Courier New" w:cs="Courier New" w:hint="default"/>
       </w:rPr>
     </w:lvl>
     <w:lvl w:ilvl="2" w:tplc="04100005" w:tentative="1">
@@ -5632,7 +6084,7 @@
         <w:ind w:left="2160" w:hanging="360"/>
       </w:pPr>
       <w:rPr>
-        <w:rFonts w:hint="default" w:ascii="Wingdings" w:hAnsi="Wingdings"/>
+        <w:rFonts w:ascii="Wingdings" w:hAnsi="Wingdings" w:hint="default"/>
       </w:rPr>
     </w:lvl>
     <w:lvl w:ilvl="3" w:tplc="04100001" w:tentative="1">
@@ -5644,7 +6096,7 @@
         <w:ind w:left="2880" w:hanging="360"/>
       </w:pPr>
       <w:rPr>
-        <w:rFonts w:hint="default" w:ascii="Symbol" w:hAnsi="Symbol"/>
+        <w:rFonts w:ascii="Symbol" w:hAnsi="Symbol" w:hint="default"/>
       </w:rPr>
     </w:lvl>
     <w:lvl w:ilvl="4" w:tplc="04100003" w:tentative="1">
@@ -5656,7 +6108,7 @@
         <w:ind w:left="3600" w:hanging="360"/>
       </w:pPr>
       <w:rPr>
-        <w:rFonts w:hint="default" w:ascii="Courier New" w:hAnsi="Courier New" w:cs="Courier New"/>
+        <w:rFonts w:ascii="Courier New" w:hAnsi="Courier New" w:cs="Courier New" w:hint="default"/>
       </w:rPr>
     </w:lvl>
     <w:lvl w:ilvl="5" w:tplc="04100005" w:tentative="1">
@@ -5668,7 +6120,7 @@
         <w:ind w:left="4320" w:hanging="360"/>
       </w:pPr>
       <w:rPr>
-        <w:rFonts w:hint="default" w:ascii="Wingdings" w:hAnsi="Wingdings"/>
+        <w:rFonts w:ascii="Wingdings" w:hAnsi="Wingdings" w:hint="default"/>
       </w:rPr>
     </w:lvl>
     <w:lvl w:ilvl="6" w:tplc="04100001" w:tentative="1">
@@ -5680,7 +6132,7 @@
         <w:ind w:left="5040" w:hanging="360"/>
       </w:pPr>
       <w:rPr>
-        <w:rFonts w:hint="default" w:ascii="Symbol" w:hAnsi="Symbol"/>
+        <w:rFonts w:ascii="Symbol" w:hAnsi="Symbol" w:hint="default"/>
       </w:rPr>
     </w:lvl>
     <w:lvl w:ilvl="7" w:tplc="04100003" w:tentative="1">
@@ -5692,7 +6144,7 @@
         <w:ind w:left="5760" w:hanging="360"/>
       </w:pPr>
       <w:rPr>
-        <w:rFonts w:hint="default" w:ascii="Courier New" w:hAnsi="Courier New" w:cs="Courier New"/>
+        <w:rFonts w:ascii="Courier New" w:hAnsi="Courier New" w:cs="Courier New" w:hint="default"/>
       </w:rPr>
     </w:lvl>
     <w:lvl w:ilvl="8" w:tplc="04100005" w:tentative="1">
@@ -5704,7 +6156,7 @@
         <w:ind w:left="6480" w:hanging="360"/>
       </w:pPr>
       <w:rPr>
-        <w:rFonts w:hint="default" w:ascii="Wingdings" w:hAnsi="Wingdings"/>
+        <w:rFonts w:ascii="Wingdings" w:hAnsi="Wingdings" w:hint="default"/>
       </w:rPr>
     </w:lvl>
   </w:abstractNum>
@@ -5721,7 +6173,7 @@
         <w:ind w:left="1080" w:hanging="360"/>
       </w:pPr>
       <w:rPr>
-        <w:rFonts w:hint="default" w:ascii="Calibri" w:hAnsi="Calibri" w:eastAsia="Arial" w:cs="Calibri"/>
+        <w:rFonts w:ascii="Calibri" w:eastAsia="Arial" w:hAnsi="Calibri" w:cs="Calibri" w:hint="default"/>
       </w:rPr>
     </w:lvl>
     <w:lvl w:ilvl="1" w:tplc="04100003" w:tentative="1">
@@ -5733,7 +6185,7 @@
         <w:ind w:left="1800" w:hanging="360"/>
       </w:pPr>
       <w:rPr>
-        <w:rFonts w:hint="default" w:ascii="Courier New" w:hAnsi="Courier New" w:cs="Courier New"/>
+        <w:rFonts w:ascii="Courier New" w:hAnsi="Courier New" w:cs="Courier New" w:hint="default"/>
       </w:rPr>
     </w:lvl>
     <w:lvl w:ilvl="2" w:tplc="04100005" w:tentative="1">
@@ -5745,7 +6197,7 @@
         <w:ind w:left="2520" w:hanging="360"/>
       </w:pPr>
       <w:rPr>
-        <w:rFonts w:hint="default" w:ascii="Wingdings" w:hAnsi="Wingdings"/>
+        <w:rFonts w:ascii="Wingdings" w:hAnsi="Wingdings" w:hint="default"/>
       </w:rPr>
     </w:lvl>
     <w:lvl w:ilvl="3" w:tplc="04100001" w:tentative="1">
@@ -5757,7 +6209,7 @@
         <w:ind w:left="3240" w:hanging="360"/>
       </w:pPr>
       <w:rPr>
-        <w:rFonts w:hint="default" w:ascii="Symbol" w:hAnsi="Symbol"/>
+        <w:rFonts w:ascii="Symbol" w:hAnsi="Symbol" w:hint="default"/>
       </w:rPr>
     </w:lvl>
     <w:lvl w:ilvl="4" w:tplc="04100003" w:tentative="1">
@@ -5769,7 +6221,7 @@
         <w:ind w:left="3960" w:hanging="360"/>
       </w:pPr>
       <w:rPr>
-        <w:rFonts w:hint="default" w:ascii="Courier New" w:hAnsi="Courier New" w:cs="Courier New"/>
+        <w:rFonts w:ascii="Courier New" w:hAnsi="Courier New" w:cs="Courier New" w:hint="default"/>
       </w:rPr>
     </w:lvl>
     <w:lvl w:ilvl="5" w:tplc="04100005" w:tentative="1">
@@ -5781,7 +6233,7 @@
         <w:ind w:left="4680" w:hanging="360"/>
       </w:pPr>
       <w:rPr>
-        <w:rFonts w:hint="default" w:ascii="Wingdings" w:hAnsi="Wingdings"/>
+        <w:rFonts w:ascii="Wingdings" w:hAnsi="Wingdings" w:hint="default"/>
       </w:rPr>
     </w:lvl>
     <w:lvl w:ilvl="6" w:tplc="04100001" w:tentative="1">
@@ -5793,7 +6245,7 @@
         <w:ind w:left="5400" w:hanging="360"/>
       </w:pPr>
       <w:rPr>
-        <w:rFonts w:hint="default" w:ascii="Symbol" w:hAnsi="Symbol"/>
+        <w:rFonts w:ascii="Symbol" w:hAnsi="Symbol" w:hint="default"/>
       </w:rPr>
     </w:lvl>
     <w:lvl w:ilvl="7" w:tplc="04100003" w:tentative="1">
@@ -5805,7 +6257,7 @@
         <w:ind w:left="6120" w:hanging="360"/>
       </w:pPr>
       <w:rPr>
-        <w:rFonts w:hint="default" w:ascii="Courier New" w:hAnsi="Courier New" w:cs="Courier New"/>
+        <w:rFonts w:ascii="Courier New" w:hAnsi="Courier New" w:cs="Courier New" w:hint="default"/>
       </w:rPr>
     </w:lvl>
     <w:lvl w:ilvl="8" w:tplc="04100005" w:tentative="1">
@@ -5817,7 +6269,7 @@
         <w:ind w:left="6840" w:hanging="360"/>
       </w:pPr>
       <w:rPr>
-        <w:rFonts w:hint="default" w:ascii="Wingdings" w:hAnsi="Wingdings"/>
+        <w:rFonts w:ascii="Wingdings" w:hAnsi="Wingdings" w:hint="default"/>
       </w:rPr>
     </w:lvl>
   </w:abstractNum>
@@ -5834,7 +6286,7 @@
         <w:ind w:left="1440" w:hanging="360"/>
       </w:pPr>
       <w:rPr>
-        <w:rFonts w:hint="default" w:ascii="Calibri" w:hAnsi="Calibri" w:eastAsia="Arial" w:cs="Calibri"/>
+        <w:rFonts w:ascii="Calibri" w:eastAsia="Arial" w:hAnsi="Calibri" w:cs="Calibri" w:hint="default"/>
       </w:rPr>
     </w:lvl>
     <w:lvl w:ilvl="1" w:tplc="04100003" w:tentative="1">
@@ -5846,7 +6298,7 @@
         <w:ind w:left="2160" w:hanging="360"/>
       </w:pPr>
       <w:rPr>
-        <w:rFonts w:hint="default" w:ascii="Courier New" w:hAnsi="Courier New" w:cs="Courier New"/>
+        <w:rFonts w:ascii="Courier New" w:hAnsi="Courier New" w:cs="Courier New" w:hint="default"/>
       </w:rPr>
     </w:lvl>
     <w:lvl w:ilvl="2" w:tplc="04100005" w:tentative="1">
@@ -5858,7 +6310,7 @@
         <w:ind w:left="2880" w:hanging="360"/>
       </w:pPr>
       <w:rPr>
-        <w:rFonts w:hint="default" w:ascii="Wingdings" w:hAnsi="Wingdings"/>
+        <w:rFonts w:ascii="Wingdings" w:hAnsi="Wingdings" w:hint="default"/>
       </w:rPr>
     </w:lvl>
     <w:lvl w:ilvl="3" w:tplc="04100001" w:tentative="1">
@@ -5870,7 +6322,7 @@
         <w:ind w:left="3600" w:hanging="360"/>
       </w:pPr>
       <w:rPr>
-        <w:rFonts w:hint="default" w:ascii="Symbol" w:hAnsi="Symbol"/>
+        <w:rFonts w:ascii="Symbol" w:hAnsi="Symbol" w:hint="default"/>
       </w:rPr>
     </w:lvl>
     <w:lvl w:ilvl="4" w:tplc="04100003" w:tentative="1">
@@ -5882,7 +6334,7 @@
         <w:ind w:left="4320" w:hanging="360"/>
       </w:pPr>
       <w:rPr>
-        <w:rFonts w:hint="default" w:ascii="Courier New" w:hAnsi="Courier New" w:cs="Courier New"/>
+        <w:rFonts w:ascii="Courier New" w:hAnsi="Courier New" w:cs="Courier New" w:hint="default"/>
       </w:rPr>
     </w:lvl>
     <w:lvl w:ilvl="5" w:tplc="04100005" w:tentative="1">
@@ -5894,7 +6346,7 @@
         <w:ind w:left="5040" w:hanging="360"/>
       </w:pPr>
       <w:rPr>
-        <w:rFonts w:hint="default" w:ascii="Wingdings" w:hAnsi="Wingdings"/>
+        <w:rFonts w:ascii="Wingdings" w:hAnsi="Wingdings" w:hint="default"/>
       </w:rPr>
     </w:lvl>
     <w:lvl w:ilvl="6" w:tplc="04100001" w:tentative="1">
@@ -5906,7 +6358,7 @@
         <w:ind w:left="5760" w:hanging="360"/>
       </w:pPr>
       <w:rPr>
-        <w:rFonts w:hint="default" w:ascii="Symbol" w:hAnsi="Symbol"/>
+        <w:rFonts w:ascii="Symbol" w:hAnsi="Symbol" w:hint="default"/>
       </w:rPr>
     </w:lvl>
     <w:lvl w:ilvl="7" w:tplc="04100003" w:tentative="1">
@@ -5918,7 +6370,7 @@
         <w:ind w:left="6480" w:hanging="360"/>
       </w:pPr>
       <w:rPr>
-        <w:rFonts w:hint="default" w:ascii="Courier New" w:hAnsi="Courier New" w:cs="Courier New"/>
+        <w:rFonts w:ascii="Courier New" w:hAnsi="Courier New" w:cs="Courier New" w:hint="default"/>
       </w:rPr>
     </w:lvl>
     <w:lvl w:ilvl="8" w:tplc="04100005" w:tentative="1">
@@ -5930,7 +6382,7 @@
         <w:ind w:left="7200" w:hanging="360"/>
       </w:pPr>
       <w:rPr>
-        <w:rFonts w:hint="default" w:ascii="Wingdings" w:hAnsi="Wingdings"/>
+        <w:rFonts w:ascii="Wingdings" w:hAnsi="Wingdings" w:hint="default"/>
       </w:rPr>
     </w:lvl>
   </w:abstractNum>
@@ -5947,7 +6399,7 @@
         <w:ind w:left="720" w:hanging="360"/>
       </w:pPr>
       <w:rPr>
-        <w:rFonts w:hint="default" w:ascii="Symbol" w:hAnsi="Symbol"/>
+        <w:rFonts w:ascii="Symbol" w:hAnsi="Symbol" w:hint="default"/>
       </w:rPr>
     </w:lvl>
     <w:lvl w:ilvl="1" w:tplc="04100003" w:tentative="1">
@@ -5959,7 +6411,7 @@
         <w:ind w:left="1440" w:hanging="360"/>
       </w:pPr>
       <w:rPr>
-        <w:rFonts w:hint="default" w:ascii="Courier New" w:hAnsi="Courier New" w:cs="Courier New"/>
+        <w:rFonts w:ascii="Courier New" w:hAnsi="Courier New" w:cs="Courier New" w:hint="default"/>
       </w:rPr>
     </w:lvl>
     <w:lvl w:ilvl="2" w:tplc="04100005" w:tentative="1">
@@ -5971,7 +6423,7 @@
         <w:ind w:left="2160" w:hanging="360"/>
       </w:pPr>
       <w:rPr>
-        <w:rFonts w:hint="default" w:ascii="Wingdings" w:hAnsi="Wingdings"/>
+        <w:rFonts w:ascii="Wingdings" w:hAnsi="Wingdings" w:hint="default"/>
       </w:rPr>
     </w:lvl>
     <w:lvl w:ilvl="3" w:tplc="04100001" w:tentative="1">
@@ -5983,7 +6435,7 @@
         <w:ind w:left="2880" w:hanging="360"/>
       </w:pPr>
       <w:rPr>
-        <w:rFonts w:hint="default" w:ascii="Symbol" w:hAnsi="Symbol"/>
+        <w:rFonts w:ascii="Symbol" w:hAnsi="Symbol" w:hint="default"/>
       </w:rPr>
     </w:lvl>
     <w:lvl w:ilvl="4" w:tplc="04100003" w:tentative="1">
@@ -5995,7 +6447,7 @@
         <w:ind w:left="3600" w:hanging="360"/>
       </w:pPr>
       <w:rPr>
-        <w:rFonts w:hint="default" w:ascii="Courier New" w:hAnsi="Courier New" w:cs="Courier New"/>
+        <w:rFonts w:ascii="Courier New" w:hAnsi="Courier New" w:cs="Courier New" w:hint="default"/>
       </w:rPr>
     </w:lvl>
     <w:lvl w:ilvl="5" w:tplc="04100005" w:tentative="1">
@@ -6007,7 +6459,7 @@
         <w:ind w:left="4320" w:hanging="360"/>
       </w:pPr>
       <w:rPr>
-        <w:rFonts w:hint="default" w:ascii="Wingdings" w:hAnsi="Wingdings"/>
+        <w:rFonts w:ascii="Wingdings" w:hAnsi="Wingdings" w:hint="default"/>
       </w:rPr>
     </w:lvl>
     <w:lvl w:ilvl="6" w:tplc="04100001" w:tentative="1">
@@ -6019,7 +6471,7 @@
         <w:ind w:left="5040" w:hanging="360"/>
       </w:pPr>
       <w:rPr>
-        <w:rFonts w:hint="default" w:ascii="Symbol" w:hAnsi="Symbol"/>
+        <w:rFonts w:ascii="Symbol" w:hAnsi="Symbol" w:hint="default"/>
       </w:rPr>
     </w:lvl>
     <w:lvl w:ilvl="7" w:tplc="04100003" w:tentative="1">
@@ -6031,7 +6483,7 @@
         <w:ind w:left="5760" w:hanging="360"/>
       </w:pPr>
       <w:rPr>
-        <w:rFonts w:hint="default" w:ascii="Courier New" w:hAnsi="Courier New" w:cs="Courier New"/>
+        <w:rFonts w:ascii="Courier New" w:hAnsi="Courier New" w:cs="Courier New" w:hint="default"/>
       </w:rPr>
     </w:lvl>
     <w:lvl w:ilvl="8" w:tplc="04100005" w:tentative="1">
@@ -6043,7 +6495,7 @@
         <w:ind w:left="6480" w:hanging="360"/>
       </w:pPr>
       <w:rPr>
-        <w:rFonts w:hint="default" w:ascii="Wingdings" w:hAnsi="Wingdings"/>
+        <w:rFonts w:ascii="Wingdings" w:hAnsi="Wingdings" w:hint="default"/>
       </w:rPr>
     </w:lvl>
   </w:abstractNum>
@@ -6060,7 +6512,7 @@
         <w:ind w:left="720" w:hanging="360"/>
       </w:pPr>
       <w:rPr>
-        <w:rFonts w:hint="default" w:ascii="Symbol" w:hAnsi="Symbol"/>
+        <w:rFonts w:ascii="Symbol" w:hAnsi="Symbol" w:hint="default"/>
       </w:rPr>
     </w:lvl>
     <w:lvl w:ilvl="1" w:tplc="04100003" w:tentative="1">
@@ -6072,7 +6524,7 @@
         <w:ind w:left="1440" w:hanging="360"/>
       </w:pPr>
       <w:rPr>
-        <w:rFonts w:hint="default" w:ascii="Courier New" w:hAnsi="Courier New" w:cs="Courier New"/>
+        <w:rFonts w:ascii="Courier New" w:hAnsi="Courier New" w:cs="Courier New" w:hint="default"/>
       </w:rPr>
     </w:lvl>
     <w:lvl w:ilvl="2" w:tplc="04100005" w:tentative="1">
@@ -6084,7 +6536,7 @@
         <w:ind w:left="2160" w:hanging="360"/>
       </w:pPr>
       <w:rPr>
-        <w:rFonts w:hint="default" w:ascii="Wingdings" w:hAnsi="Wingdings"/>
+        <w:rFonts w:ascii="Wingdings" w:hAnsi="Wingdings" w:hint="default"/>
       </w:rPr>
     </w:lvl>
     <w:lvl w:ilvl="3" w:tplc="04100001" w:tentative="1">
@@ -6096,7 +6548,7 @@
         <w:ind w:left="2880" w:hanging="360"/>
       </w:pPr>
       <w:rPr>
-        <w:rFonts w:hint="default" w:ascii="Symbol" w:hAnsi="Symbol"/>
+        <w:rFonts w:ascii="Symbol" w:hAnsi="Symbol" w:hint="default"/>
       </w:rPr>
     </w:lvl>
     <w:lvl w:ilvl="4" w:tplc="04100003" w:tentative="1">
@@ -6108,7 +6560,7 @@
         <w:ind w:left="3600" w:hanging="360"/>
       </w:pPr>
       <w:rPr>
-        <w:rFonts w:hint="default" w:ascii="Courier New" w:hAnsi="Courier New" w:cs="Courier New"/>
+        <w:rFonts w:ascii="Courier New" w:hAnsi="Courier New" w:cs="Courier New" w:hint="default"/>
       </w:rPr>
     </w:lvl>
     <w:lvl w:ilvl="5" w:tplc="04100005" w:tentative="1">
@@ -6120,7 +6572,7 @@
         <w:ind w:left="4320" w:hanging="360"/>
       </w:pPr>
       <w:rPr>
-        <w:rFonts w:hint="default" w:ascii="Wingdings" w:hAnsi="Wingdings"/>
+        <w:rFonts w:ascii="Wingdings" w:hAnsi="Wingdings" w:hint="default"/>
       </w:rPr>
     </w:lvl>
     <w:lvl w:ilvl="6" w:tplc="04100001" w:tentative="1">
@@ -6132,7 +6584,7 @@
         <w:ind w:left="5040" w:hanging="360"/>
       </w:pPr>
       <w:rPr>
-        <w:rFonts w:hint="default" w:ascii="Symbol" w:hAnsi="Symbol"/>
+        <w:rFonts w:ascii="Symbol" w:hAnsi="Symbol" w:hint="default"/>
       </w:rPr>
     </w:lvl>
     <w:lvl w:ilvl="7" w:tplc="04100003" w:tentative="1">
@@ -6144,7 +6596,7 @@
         <w:ind w:left="5760" w:hanging="360"/>
       </w:pPr>
       <w:rPr>
-        <w:rFonts w:hint="default" w:ascii="Courier New" w:hAnsi="Courier New" w:cs="Courier New"/>
+        <w:rFonts w:ascii="Courier New" w:hAnsi="Courier New" w:cs="Courier New" w:hint="default"/>
       </w:rPr>
     </w:lvl>
     <w:lvl w:ilvl="8" w:tplc="04100005" w:tentative="1">
@@ -6156,7 +6608,7 @@
         <w:ind w:left="6480" w:hanging="360"/>
       </w:pPr>
       <w:rPr>
-        <w:rFonts w:hint="default" w:ascii="Wingdings" w:hAnsi="Wingdings"/>
+        <w:rFonts w:ascii="Wingdings" w:hAnsi="Wingdings" w:hint="default"/>
       </w:rPr>
     </w:lvl>
   </w:abstractNum>
@@ -6173,7 +6625,7 @@
         <w:ind w:left="1440" w:hanging="360"/>
       </w:pPr>
       <w:rPr>
-        <w:rFonts w:hint="default" w:ascii="Calibri" w:hAnsi="Calibri" w:eastAsia="Arial" w:cs="Calibri"/>
+        <w:rFonts w:ascii="Calibri" w:eastAsia="Arial" w:hAnsi="Calibri" w:cs="Calibri" w:hint="default"/>
       </w:rPr>
     </w:lvl>
     <w:lvl w:ilvl="1" w:tplc="04100003" w:tentative="1">
@@ -6185,7 +6637,7 @@
         <w:ind w:left="2160" w:hanging="360"/>
       </w:pPr>
       <w:rPr>
-        <w:rFonts w:hint="default" w:ascii="Courier New" w:hAnsi="Courier New" w:cs="Courier New"/>
+        <w:rFonts w:ascii="Courier New" w:hAnsi="Courier New" w:cs="Courier New" w:hint="default"/>
       </w:rPr>
     </w:lvl>
     <w:lvl w:ilvl="2" w:tplc="04100005" w:tentative="1">
@@ -6197,7 +6649,7 @@
         <w:ind w:left="2880" w:hanging="360"/>
       </w:pPr>
       <w:rPr>
-        <w:rFonts w:hint="default" w:ascii="Wingdings" w:hAnsi="Wingdings"/>
+        <w:rFonts w:ascii="Wingdings" w:hAnsi="Wingdings" w:hint="default"/>
       </w:rPr>
     </w:lvl>
     <w:lvl w:ilvl="3" w:tplc="04100001" w:tentative="1">
@@ -6209,7 +6661,7 @@
         <w:ind w:left="3600" w:hanging="360"/>
       </w:pPr>
       <w:rPr>
-        <w:rFonts w:hint="default" w:ascii="Symbol" w:hAnsi="Symbol"/>
+        <w:rFonts w:ascii="Symbol" w:hAnsi="Symbol" w:hint="default"/>
       </w:rPr>
     </w:lvl>
     <w:lvl w:ilvl="4" w:tplc="04100003" w:tentative="1">
@@ -6221,7 +6673,7 @@
         <w:ind w:left="4320" w:hanging="360"/>
       </w:pPr>
       <w:rPr>
-        <w:rFonts w:hint="default" w:ascii="Courier New" w:hAnsi="Courier New" w:cs="Courier New"/>
+        <w:rFonts w:ascii="Courier New" w:hAnsi="Courier New" w:cs="Courier New" w:hint="default"/>
       </w:rPr>
     </w:lvl>
     <w:lvl w:ilvl="5" w:tplc="04100005" w:tentative="1">
@@ -6233,7 +6685,7 @@
         <w:ind w:left="5040" w:hanging="360"/>
       </w:pPr>
       <w:rPr>
-        <w:rFonts w:hint="default" w:ascii="Wingdings" w:hAnsi="Wingdings"/>
+        <w:rFonts w:ascii="Wingdings" w:hAnsi="Wingdings" w:hint="default"/>
       </w:rPr>
     </w:lvl>
     <w:lvl w:ilvl="6" w:tplc="04100001" w:tentative="1">
@@ -6245,7 +6697,7 @@
         <w:ind w:left="5760" w:hanging="360"/>
       </w:pPr>
       <w:rPr>
-        <w:rFonts w:hint="default" w:ascii="Symbol" w:hAnsi="Symbol"/>
+        <w:rFonts w:ascii="Symbol" w:hAnsi="Symbol" w:hint="default"/>
       </w:rPr>
     </w:lvl>
     <w:lvl w:ilvl="7" w:tplc="04100003" w:tentative="1">
@@ -6257,7 +6709,7 @@
         <w:ind w:left="6480" w:hanging="360"/>
       </w:pPr>
       <w:rPr>
-        <w:rFonts w:hint="default" w:ascii="Courier New" w:hAnsi="Courier New" w:cs="Courier New"/>
+        <w:rFonts w:ascii="Courier New" w:hAnsi="Courier New" w:cs="Courier New" w:hint="default"/>
       </w:rPr>
     </w:lvl>
     <w:lvl w:ilvl="8" w:tplc="04100005" w:tentative="1">
@@ -6269,11 +6721,123 @@
         <w:ind w:left="7200" w:hanging="360"/>
       </w:pPr>
       <w:rPr>
-        <w:rFonts w:hint="default" w:ascii="Wingdings" w:hAnsi="Wingdings"/>
+        <w:rFonts w:ascii="Wingdings" w:hAnsi="Wingdings" w:hint="default"/>
       </w:rPr>
     </w:lvl>
   </w:abstractNum>
   <w:abstractNum w:abstractNumId="7" w15:restartNumberingAfterBreak="0">
+    <w:nsid w:val="3B0C6D5E"/>
+    <w:multiLevelType w:val="hybridMultilevel"/>
+    <w:tmpl w:val="51326C1E"/>
+    <w:lvl w:ilvl="0" w:tplc="9AAE88B6">
+      <w:numFmt w:val="bullet"/>
+      <w:lvlText w:val="-"/>
+      <w:lvlJc w:val="left"/>
+      <w:pPr>
+        <w:ind w:left="720" w:hanging="360"/>
+      </w:pPr>
+      <w:rPr>
+        <w:rFonts w:ascii="Arial" w:eastAsia="Arial" w:hAnsi="Arial" w:cs="Arial" w:hint="default"/>
+      </w:rPr>
+    </w:lvl>
+    <w:lvl w:ilvl="1" w:tplc="04100003" w:tentative="1">
+      <w:start w:val="1"/>
+      <w:numFmt w:val="bullet"/>
+      <w:lvlText w:val="o"/>
+      <w:lvlJc w:val="left"/>
+      <w:pPr>
+        <w:ind w:left="1440" w:hanging="360"/>
+      </w:pPr>
+      <w:rPr>
+        <w:rFonts w:ascii="Courier New" w:hAnsi="Courier New" w:cs="Courier New" w:hint="default"/>
+      </w:rPr>
+    </w:lvl>
+    <w:lvl w:ilvl="2" w:tplc="04100005" w:tentative="1">
+      <w:start w:val="1"/>
+      <w:numFmt w:val="bullet"/>
+      <w:lvlText w:val=""/>
+      <w:lvlJc w:val="left"/>
+      <w:pPr>
+        <w:ind w:left="2160" w:hanging="360"/>
+      </w:pPr>
+      <w:rPr>
+        <w:rFonts w:ascii="Wingdings" w:hAnsi="Wingdings" w:hint="default"/>
+      </w:rPr>
+    </w:lvl>
+    <w:lvl w:ilvl="3" w:tplc="04100001" w:tentative="1">
+      <w:start w:val="1"/>
+      <w:numFmt w:val="bullet"/>
+      <w:lvlText w:val=""/>
+      <w:lvlJc w:val="left"/>
+      <w:pPr>
+        <w:ind w:left="2880" w:hanging="360"/>
+      </w:pPr>
+      <w:rPr>
+        <w:rFonts w:ascii="Symbol" w:hAnsi="Symbol" w:hint="default"/>
+      </w:rPr>
+    </w:lvl>
+    <w:lvl w:ilvl="4" w:tplc="04100003" w:tentative="1">
+      <w:start w:val="1"/>
+      <w:numFmt w:val="bullet"/>
+      <w:lvlText w:val="o"/>
+      <w:lvlJc w:val="left"/>
+      <w:pPr>
+        <w:ind w:left="3600" w:hanging="360"/>
+      </w:pPr>
+      <w:rPr>
+        <w:rFonts w:ascii="Courier New" w:hAnsi="Courier New" w:cs="Courier New" w:hint="default"/>
+      </w:rPr>
+    </w:lvl>
+    <w:lvl w:ilvl="5" w:tplc="04100005" w:tentative="1">
+      <w:start w:val="1"/>
+      <w:numFmt w:val="bullet"/>
+      <w:lvlText w:val=""/>
+      <w:lvlJc w:val="left"/>
+      <w:pPr>
+        <w:ind w:left="4320" w:hanging="360"/>
+      </w:pPr>
+      <w:rPr>
+        <w:rFonts w:ascii="Wingdings" w:hAnsi="Wingdings" w:hint="default"/>
+      </w:rPr>
+    </w:lvl>
+    <w:lvl w:ilvl="6" w:tplc="04100001" w:tentative="1">
+      <w:start w:val="1"/>
+      <w:numFmt w:val="bullet"/>
+      <w:lvlText w:val=""/>
+      <w:lvlJc w:val="left"/>
+      <w:pPr>
+        <w:ind w:left="5040" w:hanging="360"/>
+      </w:pPr>
+      <w:rPr>
+        <w:rFonts w:ascii="Symbol" w:hAnsi="Symbol" w:hint="default"/>
+      </w:rPr>
+    </w:lvl>
+    <w:lvl w:ilvl="7" w:tplc="04100003" w:tentative="1">
+      <w:start w:val="1"/>
+      <w:numFmt w:val="bullet"/>
+      <w:lvlText w:val="o"/>
+      <w:lvlJc w:val="left"/>
+      <w:pPr>
+        <w:ind w:left="5760" w:hanging="360"/>
+      </w:pPr>
+      <w:rPr>
+        <w:rFonts w:ascii="Courier New" w:hAnsi="Courier New" w:cs="Courier New" w:hint="default"/>
+      </w:rPr>
+    </w:lvl>
+    <w:lvl w:ilvl="8" w:tplc="04100005" w:tentative="1">
+      <w:start w:val="1"/>
+      <w:numFmt w:val="bullet"/>
+      <w:lvlText w:val=""/>
+      <w:lvlJc w:val="left"/>
+      <w:pPr>
+        <w:ind w:left="6480" w:hanging="360"/>
+      </w:pPr>
+      <w:rPr>
+        <w:rFonts w:ascii="Wingdings" w:hAnsi="Wingdings" w:hint="default"/>
+      </w:rPr>
+    </w:lvl>
+  </w:abstractNum>
+  <w:abstractNum w:abstractNumId="8" w15:restartNumberingAfterBreak="0">
     <w:nsid w:val="3B130192"/>
     <w:multiLevelType w:val="multilevel"/>
     <w:tmpl w:val="EC66A07E"/>
@@ -6386,7 +6950,7 @@
       </w:rPr>
     </w:lvl>
   </w:abstractNum>
-  <w:abstractNum w:abstractNumId="8" w15:restartNumberingAfterBreak="0">
+  <w:abstractNum w:abstractNumId="9" w15:restartNumberingAfterBreak="0">
     <w:nsid w:val="40D01C67"/>
     <w:multiLevelType w:val="hybridMultilevel"/>
     <w:tmpl w:val="9446BABC"/>
@@ -6399,7 +6963,7 @@
         <w:ind w:left="720" w:hanging="360"/>
       </w:pPr>
       <w:rPr>
-        <w:rFonts w:hint="default" w:ascii="Symbol" w:hAnsi="Symbol"/>
+        <w:rFonts w:ascii="Symbol" w:hAnsi="Symbol" w:hint="default"/>
       </w:rPr>
     </w:lvl>
     <w:lvl w:ilvl="1" w:tplc="04100003" w:tentative="1">
@@ -6411,7 +6975,7 @@
         <w:ind w:left="1440" w:hanging="360"/>
       </w:pPr>
       <w:rPr>
-        <w:rFonts w:hint="default" w:ascii="Courier New" w:hAnsi="Courier New" w:cs="Courier New"/>
+        <w:rFonts w:ascii="Courier New" w:hAnsi="Courier New" w:cs="Courier New" w:hint="default"/>
       </w:rPr>
     </w:lvl>
     <w:lvl w:ilvl="2" w:tplc="04100005" w:tentative="1">
@@ -6423,7 +6987,7 @@
         <w:ind w:left="2160" w:hanging="360"/>
       </w:pPr>
       <w:rPr>
-        <w:rFonts w:hint="default" w:ascii="Wingdings" w:hAnsi="Wingdings"/>
+        <w:rFonts w:ascii="Wingdings" w:hAnsi="Wingdings" w:hint="default"/>
       </w:rPr>
     </w:lvl>
     <w:lvl w:ilvl="3" w:tplc="04100001" w:tentative="1">
@@ -6435,7 +6999,7 @@
         <w:ind w:left="2880" w:hanging="360"/>
       </w:pPr>
       <w:rPr>
-        <w:rFonts w:hint="default" w:ascii="Symbol" w:hAnsi="Symbol"/>
+        <w:rFonts w:ascii="Symbol" w:hAnsi="Symbol" w:hint="default"/>
       </w:rPr>
     </w:lvl>
     <w:lvl w:ilvl="4" w:tplc="04100003" w:tentative="1">
@@ -6447,7 +7011,7 @@
         <w:ind w:left="3600" w:hanging="360"/>
       </w:pPr>
       <w:rPr>
-        <w:rFonts w:hint="default" w:ascii="Courier New" w:hAnsi="Courier New" w:cs="Courier New"/>
+        <w:rFonts w:ascii="Courier New" w:hAnsi="Courier New" w:cs="Courier New" w:hint="default"/>
       </w:rPr>
     </w:lvl>
     <w:lvl w:ilvl="5" w:tplc="04100005" w:tentative="1">
@@ -6459,7 +7023,7 @@
         <w:ind w:left="4320" w:hanging="360"/>
       </w:pPr>
       <w:rPr>
-        <w:rFonts w:hint="default" w:ascii="Wingdings" w:hAnsi="Wingdings"/>
+        <w:rFonts w:ascii="Wingdings" w:hAnsi="Wingdings" w:hint="default"/>
       </w:rPr>
     </w:lvl>
     <w:lvl w:ilvl="6" w:tplc="04100001" w:tentative="1">
@@ -6471,7 +7035,7 @@
         <w:ind w:left="5040" w:hanging="360"/>
       </w:pPr>
       <w:rPr>
-        <w:rFonts w:hint="default" w:ascii="Symbol" w:hAnsi="Symbol"/>
+        <w:rFonts w:ascii="Symbol" w:hAnsi="Symbol" w:hint="default"/>
       </w:rPr>
     </w:lvl>
     <w:lvl w:ilvl="7" w:tplc="04100003" w:tentative="1">
@@ -6483,7 +7047,7 @@
         <w:ind w:left="5760" w:hanging="360"/>
       </w:pPr>
       <w:rPr>
-        <w:rFonts w:hint="default" w:ascii="Courier New" w:hAnsi="Courier New" w:cs="Courier New"/>
+        <w:rFonts w:ascii="Courier New" w:hAnsi="Courier New" w:cs="Courier New" w:hint="default"/>
       </w:rPr>
     </w:lvl>
     <w:lvl w:ilvl="8" w:tplc="04100005" w:tentative="1">
@@ -6495,11 +7059,11 @@
         <w:ind w:left="6480" w:hanging="360"/>
       </w:pPr>
       <w:rPr>
-        <w:rFonts w:hint="default" w:ascii="Wingdings" w:hAnsi="Wingdings"/>
+        <w:rFonts w:ascii="Wingdings" w:hAnsi="Wingdings" w:hint="default"/>
       </w:rPr>
     </w:lvl>
   </w:abstractNum>
-  <w:abstractNum w:abstractNumId="9" w15:restartNumberingAfterBreak="0">
+  <w:abstractNum w:abstractNumId="10" w15:restartNumberingAfterBreak="0">
     <w:nsid w:val="50230989"/>
     <w:multiLevelType w:val="multilevel"/>
     <w:tmpl w:val="EC66A07E"/>
@@ -6612,7 +7176,7 @@
       </w:rPr>
     </w:lvl>
   </w:abstractNum>
-  <w:abstractNum w:abstractNumId="10" w15:restartNumberingAfterBreak="0">
+  <w:abstractNum w:abstractNumId="11" w15:restartNumberingAfterBreak="0">
     <w:nsid w:val="69BA63CC"/>
     <w:multiLevelType w:val="hybridMultilevel"/>
     <w:tmpl w:val="8CFC0748"/>
@@ -6625,7 +7189,7 @@
         <w:ind w:left="2520" w:hanging="360"/>
       </w:pPr>
       <w:rPr>
-        <w:rFonts w:hint="default" w:ascii="Calibri" w:hAnsi="Calibri" w:eastAsia="Arial" w:cs="Calibri"/>
+        <w:rFonts w:ascii="Calibri" w:eastAsia="Arial" w:hAnsi="Calibri" w:cs="Calibri" w:hint="default"/>
       </w:rPr>
     </w:lvl>
     <w:lvl w:ilvl="1" w:tplc="04100003">
@@ -6637,7 +7201,7 @@
         <w:ind w:left="2520" w:hanging="360"/>
       </w:pPr>
       <w:rPr>
-        <w:rFonts w:hint="default" w:ascii="Courier New" w:hAnsi="Courier New" w:cs="Courier New"/>
+        <w:rFonts w:ascii="Courier New" w:hAnsi="Courier New" w:cs="Courier New" w:hint="default"/>
       </w:rPr>
     </w:lvl>
     <w:lvl w:ilvl="2" w:tplc="04100005" w:tentative="1">
@@ -6649,7 +7213,7 @@
         <w:ind w:left="3240" w:hanging="360"/>
       </w:pPr>
       <w:rPr>
-        <w:rFonts w:hint="default" w:ascii="Wingdings" w:hAnsi="Wingdings"/>
+        <w:rFonts w:ascii="Wingdings" w:hAnsi="Wingdings" w:hint="default"/>
       </w:rPr>
     </w:lvl>
     <w:lvl w:ilvl="3" w:tplc="04100001" w:tentative="1">
@@ -6661,7 +7225,7 @@
         <w:ind w:left="3960" w:hanging="360"/>
       </w:pPr>
       <w:rPr>
-        <w:rFonts w:hint="default" w:ascii="Symbol" w:hAnsi="Symbol"/>
+        <w:rFonts w:ascii="Symbol" w:hAnsi="Symbol" w:hint="default"/>
       </w:rPr>
     </w:lvl>
     <w:lvl w:ilvl="4" w:tplc="04100003" w:tentative="1">
@@ -6673,7 +7237,7 @@
         <w:ind w:left="4680" w:hanging="360"/>
       </w:pPr>
       <w:rPr>
-        <w:rFonts w:hint="default" w:ascii="Courier New" w:hAnsi="Courier New" w:cs="Courier New"/>
+        <w:rFonts w:ascii="Courier New" w:hAnsi="Courier New" w:cs="Courier New" w:hint="default"/>
       </w:rPr>
     </w:lvl>
     <w:lvl w:ilvl="5" w:tplc="04100005" w:tentative="1">
@@ -6685,7 +7249,7 @@
         <w:ind w:left="5400" w:hanging="360"/>
       </w:pPr>
       <w:rPr>
-        <w:rFonts w:hint="default" w:ascii="Wingdings" w:hAnsi="Wingdings"/>
+        <w:rFonts w:ascii="Wingdings" w:hAnsi="Wingdings" w:hint="default"/>
       </w:rPr>
     </w:lvl>
     <w:lvl w:ilvl="6" w:tplc="04100001" w:tentative="1">
@@ -6697,7 +7261,7 @@
         <w:ind w:left="6120" w:hanging="360"/>
       </w:pPr>
       <w:rPr>
-        <w:rFonts w:hint="default" w:ascii="Symbol" w:hAnsi="Symbol"/>
+        <w:rFonts w:ascii="Symbol" w:hAnsi="Symbol" w:hint="default"/>
       </w:rPr>
     </w:lvl>
     <w:lvl w:ilvl="7" w:tplc="04100003" w:tentative="1">
@@ -6709,7 +7273,7 @@
         <w:ind w:left="6840" w:hanging="360"/>
       </w:pPr>
       <w:rPr>
-        <w:rFonts w:hint="default" w:ascii="Courier New" w:hAnsi="Courier New" w:cs="Courier New"/>
+        <w:rFonts w:ascii="Courier New" w:hAnsi="Courier New" w:cs="Courier New" w:hint="default"/>
       </w:rPr>
     </w:lvl>
     <w:lvl w:ilvl="8" w:tplc="04100005" w:tentative="1">
@@ -6721,11 +7285,11 @@
         <w:ind w:left="7560" w:hanging="360"/>
       </w:pPr>
       <w:rPr>
-        <w:rFonts w:hint="default" w:ascii="Wingdings" w:hAnsi="Wingdings"/>
+        <w:rFonts w:ascii="Wingdings" w:hAnsi="Wingdings" w:hint="default"/>
       </w:rPr>
     </w:lvl>
   </w:abstractNum>
-  <w:abstractNum w:abstractNumId="11" w15:restartNumberingAfterBreak="0">
+  <w:abstractNum w:abstractNumId="12" w15:restartNumberingAfterBreak="0">
     <w:nsid w:val="70CE5DDE"/>
     <w:multiLevelType w:val="hybridMultilevel"/>
     <w:tmpl w:val="A468D6E4"/>
@@ -6738,7 +7302,7 @@
         <w:ind w:left="705" w:hanging="360"/>
       </w:pPr>
       <w:rPr>
-        <w:rFonts w:hint="default" w:ascii="Symbol" w:hAnsi="Symbol"/>
+        <w:rFonts w:ascii="Symbol" w:hAnsi="Symbol" w:hint="default"/>
       </w:rPr>
     </w:lvl>
     <w:lvl w:ilvl="1" w:tplc="04100003" w:tentative="1">
@@ -6750,7 +7314,7 @@
         <w:ind w:left="1425" w:hanging="360"/>
       </w:pPr>
       <w:rPr>
-        <w:rFonts w:hint="default" w:ascii="Courier New" w:hAnsi="Courier New" w:cs="Courier New"/>
+        <w:rFonts w:ascii="Courier New" w:hAnsi="Courier New" w:cs="Courier New" w:hint="default"/>
       </w:rPr>
     </w:lvl>
     <w:lvl w:ilvl="2" w:tplc="04100005" w:tentative="1">
@@ -6762,7 +7326,7 @@
         <w:ind w:left="2145" w:hanging="360"/>
       </w:pPr>
       <w:rPr>
-        <w:rFonts w:hint="default" w:ascii="Wingdings" w:hAnsi="Wingdings"/>
+        <w:rFonts w:ascii="Wingdings" w:hAnsi="Wingdings" w:hint="default"/>
       </w:rPr>
     </w:lvl>
     <w:lvl w:ilvl="3" w:tplc="04100001" w:tentative="1">
@@ -6774,7 +7338,7 @@
         <w:ind w:left="2865" w:hanging="360"/>
       </w:pPr>
       <w:rPr>
-        <w:rFonts w:hint="default" w:ascii="Symbol" w:hAnsi="Symbol"/>
+        <w:rFonts w:ascii="Symbol" w:hAnsi="Symbol" w:hint="default"/>
       </w:rPr>
     </w:lvl>
     <w:lvl w:ilvl="4" w:tplc="04100003" w:tentative="1">
@@ -6786,7 +7350,7 @@
         <w:ind w:left="3585" w:hanging="360"/>
       </w:pPr>
       <w:rPr>
-        <w:rFonts w:hint="default" w:ascii="Courier New" w:hAnsi="Courier New" w:cs="Courier New"/>
+        <w:rFonts w:ascii="Courier New" w:hAnsi="Courier New" w:cs="Courier New" w:hint="default"/>
       </w:rPr>
     </w:lvl>
     <w:lvl w:ilvl="5" w:tplc="04100005" w:tentative="1">
@@ -6798,7 +7362,7 @@
         <w:ind w:left="4305" w:hanging="360"/>
       </w:pPr>
       <w:rPr>
-        <w:rFonts w:hint="default" w:ascii="Wingdings" w:hAnsi="Wingdings"/>
+        <w:rFonts w:ascii="Wingdings" w:hAnsi="Wingdings" w:hint="default"/>
       </w:rPr>
     </w:lvl>
     <w:lvl w:ilvl="6" w:tplc="04100001" w:tentative="1">
@@ -6810,7 +7374,7 @@
         <w:ind w:left="5025" w:hanging="360"/>
       </w:pPr>
       <w:rPr>
-        <w:rFonts w:hint="default" w:ascii="Symbol" w:hAnsi="Symbol"/>
+        <w:rFonts w:ascii="Symbol" w:hAnsi="Symbol" w:hint="default"/>
       </w:rPr>
     </w:lvl>
     <w:lvl w:ilvl="7" w:tplc="04100003" w:tentative="1">
@@ -6822,7 +7386,7 @@
         <w:ind w:left="5745" w:hanging="360"/>
       </w:pPr>
       <w:rPr>
-        <w:rFonts w:hint="default" w:ascii="Courier New" w:hAnsi="Courier New" w:cs="Courier New"/>
+        <w:rFonts w:ascii="Courier New" w:hAnsi="Courier New" w:cs="Courier New" w:hint="default"/>
       </w:rPr>
     </w:lvl>
     <w:lvl w:ilvl="8" w:tplc="04100005" w:tentative="1">
@@ -6834,15 +7398,15 @@
         <w:ind w:left="6465" w:hanging="360"/>
       </w:pPr>
       <w:rPr>
-        <w:rFonts w:hint="default" w:ascii="Wingdings" w:hAnsi="Wingdings"/>
+        <w:rFonts w:ascii="Wingdings" w:hAnsi="Wingdings" w:hint="default"/>
       </w:rPr>
     </w:lvl>
   </w:abstractNum>
   <w:num w:numId="1" w16cid:durableId="763693446">
-    <w:abstractNumId w:val="9"/>
+    <w:abstractNumId w:val="10"/>
   </w:num>
   <w:num w:numId="2" w16cid:durableId="1570924192">
-    <w:abstractNumId w:val="7"/>
+    <w:abstractNumId w:val="8"/>
   </w:num>
   <w:num w:numId="3" w16cid:durableId="161046018">
     <w:abstractNumId w:val="1"/>
@@ -6854,7 +7418,7 @@
     <w:abstractNumId w:val="3"/>
   </w:num>
   <w:num w:numId="6" w16cid:durableId="1994680566">
-    <w:abstractNumId w:val="10"/>
+    <w:abstractNumId w:val="11"/>
   </w:num>
   <w:num w:numId="7" w16cid:durableId="17314637">
     <w:abstractNumId w:val="6"/>
@@ -6863,26 +7427,29 @@
     <w:abstractNumId w:val="4"/>
   </w:num>
   <w:num w:numId="9" w16cid:durableId="1545869958">
-    <w:abstractNumId w:val="8"/>
+    <w:abstractNumId w:val="9"/>
   </w:num>
   <w:num w:numId="10" w16cid:durableId="1728600404">
     <w:abstractNumId w:val="5"/>
   </w:num>
   <w:num w:numId="11" w16cid:durableId="1852377114">
-    <w:abstractNumId w:val="11"/>
+    <w:abstractNumId w:val="12"/>
   </w:num>
   <w:num w:numId="12" w16cid:durableId="127171528">
     <w:abstractNumId w:val="0"/>
+  </w:num>
+  <w:num w:numId="13" w16cid:durableId="217787092">
+    <w:abstractNumId w:val="7"/>
   </w:num>
 </w:numbering>
 </file>
 
 <file path=word/styles.xml><?xml version="1.0" encoding="utf-8"?>
-<w:styles xmlns:mc="http://schemas.openxmlformats.org/markup-compatibility/2006" xmlns:r="http://schemas.openxmlformats.org/officeDocument/2006/relationships" xmlns:w="http://schemas.openxmlformats.org/wordprocessingml/2006/main" xmlns:w14="http://schemas.microsoft.com/office/word/2010/wordml" xmlns:w15="http://schemas.microsoft.com/office/word/2012/wordml" xmlns:w16cex="http://schemas.microsoft.com/office/word/2018/wordml/cex" xmlns:w16cid="http://schemas.microsoft.com/office/word/2016/wordml/cid" xmlns:w16="http://schemas.microsoft.com/office/word/2018/wordml" xmlns:w16sdtdh="http://schemas.microsoft.com/office/word/2020/wordml/sdtdatahash" xmlns:w16se="http://schemas.microsoft.com/office/word/2015/wordml/symex" mc:Ignorable="w14 w15 w16se w16cid w16 w16cex w16sdtdh">
+<w:styles xmlns:mc="http://schemas.openxmlformats.org/markup-compatibility/2006" xmlns:r="http://schemas.openxmlformats.org/officeDocument/2006/relationships" xmlns:w="http://schemas.openxmlformats.org/wordprocessingml/2006/main" xmlns:w14="http://schemas.microsoft.com/office/word/2010/wordml" xmlns:w15="http://schemas.microsoft.com/office/word/2012/wordml" xmlns:w16cex="http://schemas.microsoft.com/office/word/2018/wordml/cex" xmlns:w16cid="http://schemas.microsoft.com/office/word/2016/wordml/cid" xmlns:w16="http://schemas.microsoft.com/office/word/2018/wordml" xmlns:w16du="http://schemas.microsoft.com/office/word/2023/wordml/word16du" xmlns:w16sdtdh="http://schemas.microsoft.com/office/word/2020/wordml/sdtdatahash" xmlns:w16se="http://schemas.microsoft.com/office/word/2015/wordml/symex" mc:Ignorable="w14 w15 w16se w16cid w16 w16cex w16sdtdh w16du">
   <w:docDefaults>
     <w:rPrDefault>
       <w:rPr>
-        <w:rFonts w:ascii="Arial" w:hAnsi="Arial" w:eastAsia="Arial" w:cs="Arial"/>
+        <w:rFonts w:ascii="Arial" w:eastAsia="Arial" w:hAnsi="Arial" w:cs="Arial"/>
         <w:sz w:val="22"/>
         <w:szCs w:val="22"/>
         <w:lang w:val="en" w:eastAsia="it-IT" w:bidi="ar-SA"/>
@@ -6897,14 +7464,14 @@
   <w:latentStyles w:defLockedState="0" w:defUIPriority="99" w:defSemiHidden="0" w:defUnhideWhenUsed="0" w:defQFormat="0" w:count="376">
     <w:lsdException w:name="Normal" w:uiPriority="0" w:qFormat="1"/>
     <w:lsdException w:name="heading 1" w:uiPriority="9" w:qFormat="1"/>
-    <w:lsdException w:name="heading 2" w:uiPriority="9" w:semiHidden="1" w:unhideWhenUsed="1" w:qFormat="1"/>
-    <w:lsdException w:name="heading 3" w:uiPriority="9" w:semiHidden="1" w:unhideWhenUsed="1" w:qFormat="1"/>
-    <w:lsdException w:name="heading 4" w:uiPriority="9" w:semiHidden="1" w:unhideWhenUsed="1" w:qFormat="1"/>
-    <w:lsdException w:name="heading 5" w:uiPriority="9" w:semiHidden="1" w:unhideWhenUsed="1" w:qFormat="1"/>
-    <w:lsdException w:name="heading 6" w:uiPriority="9" w:semiHidden="1" w:unhideWhenUsed="1" w:qFormat="1"/>
-    <w:lsdException w:name="heading 7" w:uiPriority="9" w:semiHidden="1" w:unhideWhenUsed="1" w:qFormat="1"/>
-    <w:lsdException w:name="heading 8" w:uiPriority="9" w:semiHidden="1" w:unhideWhenUsed="1" w:qFormat="1"/>
-    <w:lsdException w:name="heading 9" w:uiPriority="9" w:semiHidden="1" w:unhideWhenUsed="1" w:qFormat="1"/>
+    <w:lsdException w:name="heading 2" w:semiHidden="1" w:uiPriority="9" w:unhideWhenUsed="1" w:qFormat="1"/>
+    <w:lsdException w:name="heading 3" w:semiHidden="1" w:uiPriority="9" w:unhideWhenUsed="1" w:qFormat="1"/>
+    <w:lsdException w:name="heading 4" w:semiHidden="1" w:uiPriority="9" w:unhideWhenUsed="1" w:qFormat="1"/>
+    <w:lsdException w:name="heading 5" w:semiHidden="1" w:uiPriority="9" w:unhideWhenUsed="1" w:qFormat="1"/>
+    <w:lsdException w:name="heading 6" w:semiHidden="1" w:uiPriority="9" w:unhideWhenUsed="1" w:qFormat="1"/>
+    <w:lsdException w:name="heading 7" w:semiHidden="1" w:uiPriority="9" w:unhideWhenUsed="1" w:qFormat="1"/>
+    <w:lsdException w:name="heading 8" w:semiHidden="1" w:uiPriority="9" w:unhideWhenUsed="1" w:qFormat="1"/>
+    <w:lsdException w:name="heading 9" w:semiHidden="1" w:uiPriority="9" w:unhideWhenUsed="1" w:qFormat="1"/>
     <w:lsdException w:name="index 1" w:semiHidden="1" w:unhideWhenUsed="1"/>
     <w:lsdException w:name="index 2" w:semiHidden="1" w:unhideWhenUsed="1"/>
     <w:lsdException w:name="index 3" w:semiHidden="1" w:unhideWhenUsed="1"/>
@@ -6914,22 +7481,22 @@
     <w:lsdException w:name="index 7" w:semiHidden="1" w:unhideWhenUsed="1"/>
     <w:lsdException w:name="index 8" w:semiHidden="1" w:unhideWhenUsed="1"/>
     <w:lsdException w:name="index 9" w:semiHidden="1" w:unhideWhenUsed="1"/>
-    <w:lsdException w:name="toc 1" w:uiPriority="39" w:semiHidden="1" w:unhideWhenUsed="1"/>
-    <w:lsdException w:name="toc 2" w:uiPriority="39" w:semiHidden="1" w:unhideWhenUsed="1"/>
-    <w:lsdException w:name="toc 3" w:uiPriority="39" w:semiHidden="1" w:unhideWhenUsed="1"/>
-    <w:lsdException w:name="toc 4" w:uiPriority="39" w:semiHidden="1" w:unhideWhenUsed="1"/>
-    <w:lsdException w:name="toc 5" w:uiPriority="39" w:semiHidden="1" w:unhideWhenUsed="1"/>
-    <w:lsdException w:name="toc 6" w:uiPriority="39" w:semiHidden="1" w:unhideWhenUsed="1"/>
-    <w:lsdException w:name="toc 7" w:uiPriority="39" w:semiHidden="1" w:unhideWhenUsed="1"/>
-    <w:lsdException w:name="toc 8" w:uiPriority="39" w:semiHidden="1" w:unhideWhenUsed="1"/>
-    <w:lsdException w:name="toc 9" w:uiPriority="39" w:semiHidden="1" w:unhideWhenUsed="1"/>
+    <w:lsdException w:name="toc 1" w:semiHidden="1" w:uiPriority="39" w:unhideWhenUsed="1"/>
+    <w:lsdException w:name="toc 2" w:semiHidden="1" w:uiPriority="39" w:unhideWhenUsed="1"/>
+    <w:lsdException w:name="toc 3" w:semiHidden="1" w:uiPriority="39" w:unhideWhenUsed="1"/>
+    <w:lsdException w:name="toc 4" w:semiHidden="1" w:uiPriority="39" w:unhideWhenUsed="1"/>
+    <w:lsdException w:name="toc 5" w:semiHidden="1" w:uiPriority="39" w:unhideWhenUsed="1"/>
+    <w:lsdException w:name="toc 6" w:semiHidden="1" w:uiPriority="39" w:unhideWhenUsed="1"/>
+    <w:lsdException w:name="toc 7" w:semiHidden="1" w:uiPriority="39" w:unhideWhenUsed="1"/>
+    <w:lsdException w:name="toc 8" w:semiHidden="1" w:uiPriority="39" w:unhideWhenUsed="1"/>
+    <w:lsdException w:name="toc 9" w:semiHidden="1" w:uiPriority="39" w:unhideWhenUsed="1"/>
     <w:lsdException w:name="Normal Indent" w:semiHidden="1" w:unhideWhenUsed="1"/>
     <w:lsdException w:name="footnote text" w:semiHidden="1" w:unhideWhenUsed="1"/>
     <w:lsdException w:name="annotation text" w:semiHidden="1" w:unhideWhenUsed="1"/>
     <w:lsdException w:name="header" w:semiHidden="1" w:unhideWhenUsed="1"/>
     <w:lsdException w:name="footer" w:semiHidden="1" w:unhideWhenUsed="1"/>
     <w:lsdException w:name="index heading" w:semiHidden="1" w:unhideWhenUsed="1"/>
-    <w:lsdException w:name="caption" w:uiPriority="35" w:semiHidden="1" w:unhideWhenUsed="1" w:qFormat="1"/>
+    <w:lsdException w:name="caption" w:semiHidden="1" w:uiPriority="35" w:unhideWhenUsed="1" w:qFormat="1"/>
     <w:lsdException w:name="table of figures" w:semiHidden="1" w:unhideWhenUsed="1"/>
     <w:lsdException w:name="envelope address" w:semiHidden="1" w:unhideWhenUsed="1"/>
     <w:lsdException w:name="envelope return" w:semiHidden="1" w:unhideWhenUsed="1"/>
@@ -6960,7 +7527,7 @@
     <w:lsdException w:name="Title" w:uiPriority="10" w:qFormat="1"/>
     <w:lsdException w:name="Closing" w:semiHidden="1" w:unhideWhenUsed="1"/>
     <w:lsdException w:name="Signature" w:semiHidden="1" w:unhideWhenUsed="1"/>
-    <w:lsdException w:name="Default Paragraph Font" w:uiPriority="1" w:semiHidden="1" w:unhideWhenUsed="1"/>
+    <w:lsdException w:name="Default Paragraph Font" w:semiHidden="1" w:uiPriority="1" w:unhideWhenUsed="1"/>
     <w:lsdException w:name="Body Text" w:semiHidden="1" w:unhideWhenUsed="1"/>
     <w:lsdException w:name="Body Text Indent" w:semiHidden="1" w:unhideWhenUsed="1"/>
     <w:lsdException w:name="List Continue" w:semiHidden="1" w:unhideWhenUsed="1"/>
@@ -7160,8 +7727,8 @@
     <w:lsdException w:name="Subtle Reference" w:uiPriority="31" w:qFormat="1"/>
     <w:lsdException w:name="Intense Reference" w:uiPriority="32" w:qFormat="1"/>
     <w:lsdException w:name="Book Title" w:uiPriority="33" w:qFormat="1"/>
-    <w:lsdException w:name="Bibliography" w:uiPriority="37" w:semiHidden="1" w:unhideWhenUsed="1"/>
-    <w:lsdException w:name="TOC Heading" w:uiPriority="39" w:semiHidden="1" w:unhideWhenUsed="1" w:qFormat="1"/>
+    <w:lsdException w:name="Bibliography" w:semiHidden="1" w:uiPriority="37" w:unhideWhenUsed="1"/>
+    <w:lsdException w:name="TOC Heading" w:semiHidden="1" w:uiPriority="39" w:unhideWhenUsed="1" w:qFormat="1"/>
     <w:lsdException w:name="Plain Table 1" w:uiPriority="41"/>
     <w:lsdException w:name="Plain Table 2" w:uiPriority="42"/>
     <w:lsdException w:name="Plain Table 3" w:uiPriority="43"/>
@@ -7272,16 +7839,16 @@
     <w:lsdException w:name="Unresolved Mention" w:semiHidden="1" w:unhideWhenUsed="1"/>
     <w:lsdException w:name="Smart Link" w:semiHidden="1" w:unhideWhenUsed="1"/>
   </w:latentStyles>
-  <w:style w:type="paragraph" w:styleId="Normal" w:default="1">
+  <w:style w:type="paragraph" w:default="1" w:styleId="Normale">
     <w:name w:val="Normal"/>
     <w:qFormat/>
     <w:rsid w:val="000072C0"/>
   </w:style>
-  <w:style w:type="paragraph" w:styleId="Heading1">
+  <w:style w:type="paragraph" w:styleId="Titolo1">
     <w:name w:val="heading 1"/>
-    <w:basedOn w:val="Normal"/>
-    <w:next w:val="Normal"/>
-    <w:link w:val="Heading1Char"/>
+    <w:basedOn w:val="Normale"/>
+    <w:next w:val="Normale"/>
+    <w:link w:val="Titolo1Carattere"/>
     <w:uiPriority w:val="9"/>
     <w:qFormat/>
     <w:pPr>
@@ -7295,10 +7862,10 @@
       <w:szCs w:val="40"/>
     </w:rPr>
   </w:style>
-  <w:style w:type="paragraph" w:styleId="Heading2">
+  <w:style w:type="paragraph" w:styleId="Titolo2">
     <w:name w:val="heading 2"/>
-    <w:basedOn w:val="Normal"/>
-    <w:next w:val="Normal"/>
+    <w:basedOn w:val="Normale"/>
+    <w:next w:val="Normale"/>
     <w:uiPriority w:val="9"/>
     <w:semiHidden/>
     <w:unhideWhenUsed/>
@@ -7314,10 +7881,10 @@
       <w:szCs w:val="32"/>
     </w:rPr>
   </w:style>
-  <w:style w:type="paragraph" w:styleId="Heading3">
+  <w:style w:type="paragraph" w:styleId="Titolo3">
     <w:name w:val="heading 3"/>
-    <w:basedOn w:val="Normal"/>
-    <w:next w:val="Normal"/>
+    <w:basedOn w:val="Normale"/>
+    <w:next w:val="Normale"/>
     <w:uiPriority w:val="9"/>
     <w:semiHidden/>
     <w:unhideWhenUsed/>
@@ -7334,10 +7901,10 @@
       <w:szCs w:val="28"/>
     </w:rPr>
   </w:style>
-  <w:style w:type="paragraph" w:styleId="Heading4">
+  <w:style w:type="paragraph" w:styleId="Titolo4">
     <w:name w:val="heading 4"/>
-    <w:basedOn w:val="Normal"/>
-    <w:next w:val="Normal"/>
+    <w:basedOn w:val="Normale"/>
+    <w:next w:val="Normale"/>
     <w:uiPriority w:val="9"/>
     <w:semiHidden/>
     <w:unhideWhenUsed/>
@@ -7354,10 +7921,10 @@
       <w:szCs w:val="24"/>
     </w:rPr>
   </w:style>
-  <w:style w:type="paragraph" w:styleId="Heading5">
+  <w:style w:type="paragraph" w:styleId="Titolo5">
     <w:name w:val="heading 5"/>
-    <w:basedOn w:val="Normal"/>
-    <w:next w:val="Normal"/>
+    <w:basedOn w:val="Normale"/>
+    <w:next w:val="Normale"/>
     <w:uiPriority w:val="9"/>
     <w:semiHidden/>
     <w:unhideWhenUsed/>
@@ -7372,10 +7939,10 @@
       <w:color w:val="666666"/>
     </w:rPr>
   </w:style>
-  <w:style w:type="paragraph" w:styleId="Heading6">
+  <w:style w:type="paragraph" w:styleId="Titolo6">
     <w:name w:val="heading 6"/>
-    <w:basedOn w:val="Normal"/>
-    <w:next w:val="Normal"/>
+    <w:basedOn w:val="Normale"/>
+    <w:next w:val="Normale"/>
     <w:uiPriority w:val="9"/>
     <w:semiHidden/>
     <w:unhideWhenUsed/>
@@ -7391,13 +7958,13 @@
       <w:color w:val="666666"/>
     </w:rPr>
   </w:style>
-  <w:style w:type="character" w:styleId="DefaultParagraphFont" w:default="1">
+  <w:style w:type="character" w:default="1" w:styleId="Carpredefinitoparagrafo">
     <w:name w:val="Default Paragraph Font"/>
     <w:uiPriority w:val="1"/>
     <w:semiHidden/>
     <w:unhideWhenUsed/>
   </w:style>
-  <w:style w:type="table" w:styleId="TableNormal" w:default="1">
+  <w:style w:type="table" w:default="1" w:styleId="Tabellanormale">
     <w:name w:val="Normal Table"/>
     <w:uiPriority w:val="99"/>
     <w:semiHidden/>
@@ -7412,16 +7979,16 @@
       </w:tblCellMar>
     </w:tblPr>
   </w:style>
-  <w:style w:type="numbering" w:styleId="NoList" w:default="1">
+  <w:style w:type="numbering" w:default="1" w:styleId="Nessunelenco">
     <w:name w:val="No List"/>
     <w:uiPriority w:val="99"/>
     <w:semiHidden/>
     <w:unhideWhenUsed/>
   </w:style>
-  <w:style w:type="paragraph" w:styleId="Title">
+  <w:style w:type="paragraph" w:styleId="Titolo">
     <w:name w:val="Title"/>
-    <w:basedOn w:val="Normal"/>
-    <w:next w:val="Normal"/>
+    <w:basedOn w:val="Normale"/>
+    <w:next w:val="Normale"/>
     <w:uiPriority w:val="10"/>
     <w:qFormat/>
     <w:pPr>
@@ -7434,10 +8001,10 @@
       <w:szCs w:val="52"/>
     </w:rPr>
   </w:style>
-  <w:style w:type="paragraph" w:styleId="Subtitle">
+  <w:style w:type="paragraph" w:styleId="Sottotitolo">
     <w:name w:val="Subtitle"/>
-    <w:basedOn w:val="Normal"/>
-    <w:next w:val="Normal"/>
+    <w:basedOn w:val="Normale"/>
+    <w:next w:val="Normale"/>
     <w:uiPriority w:val="11"/>
     <w:qFormat/>
     <w:pPr>
@@ -7451,9 +8018,9 @@
       <w:szCs w:val="30"/>
     </w:rPr>
   </w:style>
-  <w:style w:type="table" w:styleId="9" w:customStyle="1">
+  <w:style w:type="table" w:customStyle="1" w:styleId="9">
     <w:name w:val="9"/>
-    <w:basedOn w:val="TableNormal"/>
+    <w:basedOn w:val="Tabellanormale"/>
     <w:tblPr>
       <w:tblStyleRowBandSize w:val="1"/>
       <w:tblStyleColBandSize w:val="1"/>
@@ -7465,9 +8032,9 @@
       </w:tblCellMar>
     </w:tblPr>
   </w:style>
-  <w:style w:type="table" w:styleId="8" w:customStyle="1">
+  <w:style w:type="table" w:customStyle="1" w:styleId="8">
     <w:name w:val="8"/>
-    <w:basedOn w:val="TableNormal"/>
+    <w:basedOn w:val="Tabellanormale"/>
     <w:tblPr>
       <w:tblStyleRowBandSize w:val="1"/>
       <w:tblStyleColBandSize w:val="1"/>
@@ -7479,9 +8046,9 @@
       </w:tblCellMar>
     </w:tblPr>
   </w:style>
-  <w:style w:type="table" w:styleId="7" w:customStyle="1">
+  <w:style w:type="table" w:customStyle="1" w:styleId="7">
     <w:name w:val="7"/>
-    <w:basedOn w:val="TableNormal"/>
+    <w:basedOn w:val="Tabellanormale"/>
     <w:tblPr>
       <w:tblStyleRowBandSize w:val="1"/>
       <w:tblStyleColBandSize w:val="1"/>
@@ -7493,9 +8060,9 @@
       </w:tblCellMar>
     </w:tblPr>
   </w:style>
-  <w:style w:type="table" w:styleId="6" w:customStyle="1">
+  <w:style w:type="table" w:customStyle="1" w:styleId="6">
     <w:name w:val="6"/>
-    <w:basedOn w:val="TableNormal"/>
+    <w:basedOn w:val="Tabellanormale"/>
     <w:tblPr>
       <w:tblStyleRowBandSize w:val="1"/>
       <w:tblStyleColBandSize w:val="1"/>
@@ -7507,9 +8074,9 @@
       </w:tblCellMar>
     </w:tblPr>
   </w:style>
-  <w:style w:type="table" w:styleId="5" w:customStyle="1">
+  <w:style w:type="table" w:customStyle="1" w:styleId="5">
     <w:name w:val="5"/>
-    <w:basedOn w:val="TableNormal"/>
+    <w:basedOn w:val="Tabellanormale"/>
     <w:tblPr>
       <w:tblStyleRowBandSize w:val="1"/>
       <w:tblStyleColBandSize w:val="1"/>
@@ -7521,9 +8088,9 @@
       </w:tblCellMar>
     </w:tblPr>
   </w:style>
-  <w:style w:type="table" w:styleId="4" w:customStyle="1">
+  <w:style w:type="table" w:customStyle="1" w:styleId="4">
     <w:name w:val="4"/>
-    <w:basedOn w:val="TableNormal"/>
+    <w:basedOn w:val="Tabellanormale"/>
     <w:tblPr>
       <w:tblStyleRowBandSize w:val="1"/>
       <w:tblStyleColBandSize w:val="1"/>
@@ -7535,9 +8102,9 @@
       </w:tblCellMar>
     </w:tblPr>
   </w:style>
-  <w:style w:type="table" w:styleId="3" w:customStyle="1">
+  <w:style w:type="table" w:customStyle="1" w:styleId="3">
     <w:name w:val="3"/>
-    <w:basedOn w:val="TableNormal"/>
+    <w:basedOn w:val="Tabellanormale"/>
     <w:tblPr>
       <w:tblStyleRowBandSize w:val="1"/>
       <w:tblStyleColBandSize w:val="1"/>
@@ -7549,9 +8116,9 @@
       </w:tblCellMar>
     </w:tblPr>
   </w:style>
-  <w:style w:type="table" w:styleId="2" w:customStyle="1">
+  <w:style w:type="table" w:customStyle="1" w:styleId="2">
     <w:name w:val="2"/>
-    <w:basedOn w:val="TableNormal"/>
+    <w:basedOn w:val="Tabellanormale"/>
     <w:tblPr>
       <w:tblStyleRowBandSize w:val="1"/>
       <w:tblStyleColBandSize w:val="1"/>
@@ -7563,9 +8130,9 @@
       </w:tblCellMar>
     </w:tblPr>
   </w:style>
-  <w:style w:type="table" w:styleId="1" w:customStyle="1">
+  <w:style w:type="table" w:customStyle="1" w:styleId="1">
     <w:name w:val="1"/>
-    <w:basedOn w:val="TableNormal"/>
+    <w:basedOn w:val="Tabellanormale"/>
     <w:tblPr>
       <w:tblStyleRowBandSize w:val="1"/>
       <w:tblStyleColBandSize w:val="1"/>
@@ -7577,10 +8144,10 @@
       </w:tblCellMar>
     </w:tblPr>
   </w:style>
-  <w:style w:type="paragraph" w:styleId="Header">
+  <w:style w:type="paragraph" w:styleId="Intestazione">
     <w:name w:val="header"/>
-    <w:basedOn w:val="Normal"/>
-    <w:link w:val="HeaderChar"/>
+    <w:basedOn w:val="Normale"/>
+    <w:link w:val="IntestazioneCarattere"/>
     <w:uiPriority w:val="99"/>
     <w:unhideWhenUsed/>
     <w:rsid w:val="000812EB"/>
@@ -7592,17 +8159,17 @@
       <w:spacing w:line="240" w:lineRule="auto"/>
     </w:pPr>
   </w:style>
-  <w:style w:type="character" w:styleId="HeaderChar" w:customStyle="1">
-    <w:name w:val="Header Char"/>
-    <w:basedOn w:val="DefaultParagraphFont"/>
-    <w:link w:val="Header"/>
+  <w:style w:type="character" w:customStyle="1" w:styleId="IntestazioneCarattere">
+    <w:name w:val="Intestazione Carattere"/>
+    <w:basedOn w:val="Carpredefinitoparagrafo"/>
+    <w:link w:val="Intestazione"/>
     <w:uiPriority w:val="99"/>
     <w:rsid w:val="000812EB"/>
   </w:style>
-  <w:style w:type="paragraph" w:styleId="Footer">
+  <w:style w:type="paragraph" w:styleId="Pidipagina">
     <w:name w:val="footer"/>
-    <w:basedOn w:val="Normal"/>
-    <w:link w:val="FooterChar"/>
+    <w:basedOn w:val="Normale"/>
+    <w:link w:val="PidipaginaCarattere"/>
     <w:uiPriority w:val="99"/>
     <w:unhideWhenUsed/>
     <w:rsid w:val="000812EB"/>
@@ -7614,16 +8181,16 @@
       <w:spacing w:line="240" w:lineRule="auto"/>
     </w:pPr>
   </w:style>
-  <w:style w:type="character" w:styleId="FooterChar" w:customStyle="1">
-    <w:name w:val="Footer Char"/>
-    <w:basedOn w:val="DefaultParagraphFont"/>
-    <w:link w:val="Footer"/>
+  <w:style w:type="character" w:customStyle="1" w:styleId="PidipaginaCarattere">
+    <w:name w:val="Piè di pagina Carattere"/>
+    <w:basedOn w:val="Carpredefinitoparagrafo"/>
+    <w:link w:val="Pidipagina"/>
     <w:uiPriority w:val="99"/>
     <w:rsid w:val="000812EB"/>
   </w:style>
-  <w:style w:type="character" w:styleId="Hyperlink">
+  <w:style w:type="character" w:styleId="Collegamentoipertestuale">
     <w:name w:val="Hyperlink"/>
-    <w:basedOn w:val="DefaultParagraphFont"/>
+    <w:basedOn w:val="Carpredefinitoparagrafo"/>
     <w:uiPriority w:val="99"/>
     <w:unhideWhenUsed/>
     <w:rsid w:val="000812EB"/>
@@ -7632,9 +8199,9 @@
       <w:u w:val="single"/>
     </w:rPr>
   </w:style>
-  <w:style w:type="character" w:styleId="UnresolvedMention">
+  <w:style w:type="character" w:styleId="Menzionenonrisolta">
     <w:name w:val="Unresolved Mention"/>
-    <w:basedOn w:val="DefaultParagraphFont"/>
+    <w:basedOn w:val="Carpredefinitoparagrafo"/>
     <w:uiPriority w:val="99"/>
     <w:semiHidden/>
     <w:unhideWhenUsed/>
@@ -7644,9 +8211,9 @@
       <w:shd w:val="clear" w:color="auto" w:fill="E1DFDD"/>
     </w:rPr>
   </w:style>
-  <w:style w:type="table" w:styleId="TableGrid">
+  <w:style w:type="table" w:styleId="Grigliatabella">
     <w:name w:val="Table Grid"/>
-    <w:basedOn w:val="TableNormal"/>
+    <w:basedOn w:val="Tabellanormale"/>
     <w:uiPriority w:val="39"/>
     <w:rsid w:val="005E2A45"/>
     <w:pPr>
@@ -7654,18 +8221,18 @@
     </w:pPr>
     <w:tblPr>
       <w:tblBorders>
-        <w:top w:val="single" w:color="auto" w:sz="4" w:space="0"/>
-        <w:left w:val="single" w:color="auto" w:sz="4" w:space="0"/>
-        <w:bottom w:val="single" w:color="auto" w:sz="4" w:space="0"/>
-        <w:right w:val="single" w:color="auto" w:sz="4" w:space="0"/>
-        <w:insideH w:val="single" w:color="auto" w:sz="4" w:space="0"/>
-        <w:insideV w:val="single" w:color="auto" w:sz="4" w:space="0"/>
+        <w:top w:val="single" w:sz="4" w:space="0" w:color="auto"/>
+        <w:left w:val="single" w:sz="4" w:space="0" w:color="auto"/>
+        <w:bottom w:val="single" w:sz="4" w:space="0" w:color="auto"/>
+        <w:right w:val="single" w:sz="4" w:space="0" w:color="auto"/>
+        <w:insideH w:val="single" w:sz="4" w:space="0" w:color="auto"/>
+        <w:insideV w:val="single" w:sz="4" w:space="0" w:color="auto"/>
       </w:tblBorders>
     </w:tblPr>
   </w:style>
-  <w:style w:type="paragraph" w:styleId="ListParagraph">
+  <w:style w:type="paragraph" w:styleId="Paragrafoelenco">
     <w:name w:val="List Paragraph"/>
-    <w:basedOn w:val="Normal"/>
+    <w:basedOn w:val="Normale"/>
     <w:uiPriority w:val="34"/>
     <w:qFormat/>
     <w:rsid w:val="0027720C"/>
@@ -7674,10 +8241,10 @@
       <w:contextualSpacing/>
     </w:pPr>
   </w:style>
-  <w:style w:type="paragraph" w:styleId="TOCHeading">
+  <w:style w:type="paragraph" w:styleId="Titolosommario">
     <w:name w:val="TOC Heading"/>
-    <w:basedOn w:val="Heading1"/>
-    <w:next w:val="Normal"/>
+    <w:basedOn w:val="Titolo1"/>
+    <w:next w:val="Normale"/>
     <w:uiPriority w:val="39"/>
     <w:unhideWhenUsed/>
     <w:qFormat/>
@@ -7687,17 +8254,17 @@
       <w:outlineLvl w:val="9"/>
     </w:pPr>
     <w:rPr>
-      <w:rFonts w:asciiTheme="majorHAnsi" w:hAnsiTheme="majorHAnsi" w:eastAsiaTheme="majorEastAsia" w:cstheme="majorBidi"/>
+      <w:rFonts w:asciiTheme="majorHAnsi" w:eastAsiaTheme="majorEastAsia" w:hAnsiTheme="majorHAnsi" w:cstheme="majorBidi"/>
       <w:color w:val="365F91" w:themeColor="accent1" w:themeShade="BF"/>
       <w:sz w:val="32"/>
       <w:szCs w:val="32"/>
       <w:lang w:val="en-US" w:eastAsia="en-US"/>
     </w:rPr>
   </w:style>
-  <w:style w:type="paragraph" w:styleId="TOC1">
+  <w:style w:type="paragraph" w:styleId="Sommario1">
     <w:name w:val="toc 1"/>
-    <w:basedOn w:val="Normal"/>
-    <w:next w:val="Normal"/>
+    <w:basedOn w:val="Normale"/>
+    <w:next w:val="Normale"/>
     <w:autoRedefine/>
     <w:uiPriority w:val="39"/>
     <w:unhideWhenUsed/>
@@ -7706,10 +8273,10 @@
       <w:spacing w:after="100"/>
     </w:pPr>
   </w:style>
-  <w:style w:type="character" w:styleId="Heading1Char" w:customStyle="1">
-    <w:name w:val="Heading 1 Char"/>
-    <w:basedOn w:val="DefaultParagraphFont"/>
-    <w:link w:val="Heading1"/>
+  <w:style w:type="character" w:customStyle="1" w:styleId="Titolo1Carattere">
+    <w:name w:val="Titolo 1 Carattere"/>
+    <w:basedOn w:val="Carpredefinitoparagrafo"/>
+    <w:link w:val="Titolo1"/>
     <w:uiPriority w:val="9"/>
     <w:rsid w:val="00CC530C"/>
     <w:rPr>
@@ -7717,10 +8284,10 @@
       <w:szCs w:val="40"/>
     </w:rPr>
   </w:style>
-  <w:style w:type="paragraph" w:styleId="TOC2">
+  <w:style w:type="paragraph" w:styleId="Sommario2">
     <w:name w:val="toc 2"/>
-    <w:basedOn w:val="Normal"/>
-    <w:next w:val="Normal"/>
+    <w:basedOn w:val="Normale"/>
+    <w:next w:val="Normale"/>
     <w:autoRedefine/>
     <w:uiPriority w:val="39"/>
     <w:unhideWhenUsed/>
@@ -7730,14 +8297,14 @@
       <w:ind w:left="220"/>
     </w:pPr>
     <w:rPr>
-      <w:rFonts w:cs="Times New Roman" w:asciiTheme="minorHAnsi" w:hAnsiTheme="minorHAnsi" w:eastAsiaTheme="minorEastAsia"/>
+      <w:rFonts w:asciiTheme="minorHAnsi" w:eastAsiaTheme="minorEastAsia" w:hAnsiTheme="minorHAnsi" w:cs="Times New Roman"/>
       <w:lang w:val="en-US" w:eastAsia="en-US"/>
     </w:rPr>
   </w:style>
-  <w:style w:type="paragraph" w:styleId="TOC3">
+  <w:style w:type="paragraph" w:styleId="Sommario3">
     <w:name w:val="toc 3"/>
-    <w:basedOn w:val="Normal"/>
-    <w:next w:val="Normal"/>
+    <w:basedOn w:val="Normale"/>
+    <w:next w:val="Normale"/>
     <w:autoRedefine/>
     <w:uiPriority w:val="39"/>
     <w:unhideWhenUsed/>
@@ -7747,13 +8314,13 @@
       <w:ind w:left="440"/>
     </w:pPr>
     <w:rPr>
-      <w:rFonts w:cs="Times New Roman" w:asciiTheme="minorHAnsi" w:hAnsiTheme="minorHAnsi" w:eastAsiaTheme="minorEastAsia"/>
+      <w:rFonts w:asciiTheme="minorHAnsi" w:eastAsiaTheme="minorEastAsia" w:hAnsiTheme="minorHAnsi" w:cs="Times New Roman"/>
       <w:lang w:val="en-US" w:eastAsia="en-US"/>
     </w:rPr>
   </w:style>
-  <w:style w:type="character" w:styleId="CommentReference">
+  <w:style w:type="character" w:styleId="Rimandocommento">
     <w:name w:val="annotation reference"/>
-    <w:basedOn w:val="DefaultParagraphFont"/>
+    <w:basedOn w:val="Carpredefinitoparagrafo"/>
     <w:uiPriority w:val="99"/>
     <w:semiHidden/>
     <w:unhideWhenUsed/>
@@ -7763,10 +8330,10 @@
       <w:szCs w:val="16"/>
     </w:rPr>
   </w:style>
-  <w:style w:type="paragraph" w:styleId="CommentText">
+  <w:style w:type="paragraph" w:styleId="Testocommento">
     <w:name w:val="annotation text"/>
-    <w:basedOn w:val="Normal"/>
-    <w:link w:val="CommentTextChar"/>
+    <w:basedOn w:val="Normale"/>
+    <w:link w:val="TestocommentoCarattere"/>
     <w:uiPriority w:val="99"/>
     <w:unhideWhenUsed/>
     <w:rsid w:val="004D3EBC"/>
@@ -7778,10 +8345,10 @@
       <w:szCs w:val="20"/>
     </w:rPr>
   </w:style>
-  <w:style w:type="character" w:styleId="CommentTextChar" w:customStyle="1">
-    <w:name w:val="Comment Text Char"/>
-    <w:basedOn w:val="DefaultParagraphFont"/>
-    <w:link w:val="CommentText"/>
+  <w:style w:type="character" w:customStyle="1" w:styleId="TestocommentoCarattere">
+    <w:name w:val="Testo commento Carattere"/>
+    <w:basedOn w:val="Carpredefinitoparagrafo"/>
+    <w:link w:val="Testocommento"/>
     <w:uiPriority w:val="99"/>
     <w:rsid w:val="004D3EBC"/>
     <w:rPr>
@@ -7789,11 +8356,11 @@
       <w:szCs w:val="20"/>
     </w:rPr>
   </w:style>
-  <w:style w:type="paragraph" w:styleId="CommentSubject">
+  <w:style w:type="paragraph" w:styleId="Soggettocommento">
     <w:name w:val="annotation subject"/>
-    <w:basedOn w:val="CommentText"/>
-    <w:next w:val="CommentText"/>
-    <w:link w:val="CommentSubjectChar"/>
+    <w:basedOn w:val="Testocommento"/>
+    <w:next w:val="Testocommento"/>
+    <w:link w:val="SoggettocommentoCarattere"/>
     <w:uiPriority w:val="99"/>
     <w:semiHidden/>
     <w:unhideWhenUsed/>
@@ -7803,10 +8370,10 @@
       <w:bCs/>
     </w:rPr>
   </w:style>
-  <w:style w:type="character" w:styleId="CommentSubjectChar" w:customStyle="1">
-    <w:name w:val="Comment Subject Char"/>
-    <w:basedOn w:val="CommentTextChar"/>
-    <w:link w:val="CommentSubject"/>
+  <w:style w:type="character" w:customStyle="1" w:styleId="SoggettocommentoCarattere">
+    <w:name w:val="Soggetto commento Carattere"/>
+    <w:basedOn w:val="TestocommentoCarattere"/>
+    <w:link w:val="Soggettocommento"/>
     <w:uiPriority w:val="99"/>
     <w:semiHidden/>
     <w:rsid w:val="004D3EBC"/>
@@ -8141,13 +8708,7 @@
 </file>
 
 <file path=customXml/item1.xml><?xml version="1.0" encoding="utf-8"?>
-<p:properties xmlns:p="http://schemas.microsoft.com/office/2006/metadata/properties" xmlns:xsi="http://www.w3.org/2001/XMLSchema-instance" xmlns:pc="http://schemas.microsoft.com/office/infopath/2007/PartnerControls">
-  <documentManagement>
-    <lcf76f155ced4ddcb4097134ff3c332f xmlns="ff5a5868-af0a-410c-839e-8d12f9bbae36">
-      <Terms xmlns="http://schemas.microsoft.com/office/infopath/2007/PartnerControls"/>
-    </lcf76f155ced4ddcb4097134ff3c332f>
-  </documentManagement>
-</p:properties>
+<b:Sources xmlns:b="http://schemas.openxmlformats.org/officeDocument/2006/bibliography" xmlns="http://schemas.openxmlformats.org/officeDocument/2006/bibliography" SelectedStyle="\APASixthEditionOfficeOnline.xsl" StyleName="APA" Version="6"/>
 </file>
 
 <file path=customXml/item2.xml><?xml version="1.0" encoding="utf-8"?>
@@ -8160,7 +8721,13 @@
 </file>
 
 <file path=customXml/item3.xml><?xml version="1.0" encoding="utf-8"?>
-<b:Sources xmlns:b="http://schemas.openxmlformats.org/officeDocument/2006/bibliography" xmlns="http://schemas.openxmlformats.org/officeDocument/2006/bibliography" SelectedStyle="\APASixthEditionOfficeOnline.xsl" StyleName="APA" Version="6"/>
+<p:properties xmlns:p="http://schemas.microsoft.com/office/2006/metadata/properties" xmlns:xsi="http://www.w3.org/2001/XMLSchema-instance" xmlns:pc="http://schemas.microsoft.com/office/infopath/2007/PartnerControls">
+  <documentManagement>
+    <lcf76f155ced4ddcb4097134ff3c332f xmlns="ff5a5868-af0a-410c-839e-8d12f9bbae36">
+      <Terms xmlns="http://schemas.microsoft.com/office/infopath/2007/PartnerControls"/>
+    </lcf76f155ced4ddcb4097134ff3c332f>
+  </documentManagement>
+</p:properties>
 </file>
 
 <file path=customXml/item4.xml><?xml version="1.0" encoding="utf-8"?>
@@ -8407,18 +8974,9 @@
 </file>
 
 <file path=customXml/itemProps1.xml><?xml version="1.0" encoding="utf-8"?>
-<ds:datastoreItem xmlns:ds="http://schemas.openxmlformats.org/officeDocument/2006/customXml" ds:itemID="{515A2476-6CCC-4ACD-8B23-92066FF69FF5}">
+<ds:datastoreItem xmlns:ds="http://schemas.openxmlformats.org/officeDocument/2006/customXml" ds:itemID="{7B1F568D-5C8C-4DD2-AF51-0F492A817DDC}">
   <ds:schemaRefs>
-    <ds:schemaRef ds:uri="http://purl.org/dc/elements/1.1/"/>
-    <ds:schemaRef ds:uri="http://purl.org/dc/terms/"/>
-    <ds:schemaRef ds:uri="http://schemas.microsoft.com/office/infopath/2007/PartnerControls"/>
-    <ds:schemaRef ds:uri="http://schemas.microsoft.com/office/2006/documentManagement/types"/>
-    <ds:schemaRef ds:uri="http://purl.org/dc/dcmitype/"/>
-    <ds:schemaRef ds:uri="http://schemas.openxmlformats.org/package/2006/metadata/core-properties"/>
-    <ds:schemaRef ds:uri="ff5a5868-af0a-410c-839e-8d12f9bbae36"/>
-    <ds:schemaRef ds:uri="4e4aeb4f-2755-45de-8429-e3c3045be2d4"/>
-    <ds:schemaRef ds:uri="http://schemas.microsoft.com/office/2006/metadata/properties"/>
-    <ds:schemaRef ds:uri="http://www.w3.org/XML/1998/namespace"/>
+    <ds:schemaRef ds:uri="http://schemas.openxmlformats.org/officeDocument/2006/bibliography"/>
   </ds:schemaRefs>
 </ds:datastoreItem>
 </file>
@@ -8432,13 +8990,30 @@
 </file>
 
 <file path=customXml/itemProps3.xml><?xml version="1.0" encoding="utf-8"?>
-<ds:datastoreItem xmlns:ds="http://schemas.openxmlformats.org/officeDocument/2006/customXml" ds:itemID="{7B1F568D-5C8C-4DD2-AF51-0F492A817DDC}">
+<ds:datastoreItem xmlns:ds="http://schemas.openxmlformats.org/officeDocument/2006/customXml" ds:itemID="{515A2476-6CCC-4ACD-8B23-92066FF69FF5}">
   <ds:schemaRefs>
-    <ds:schemaRef ds:uri="http://schemas.openxmlformats.org/officeDocument/2006/bibliography"/>
+    <ds:schemaRef ds:uri="http://schemas.microsoft.com/office/2006/metadata/properties"/>
+    <ds:schemaRef ds:uri="http://schemas.microsoft.com/office/infopath/2007/PartnerControls"/>
+    <ds:schemaRef ds:uri="ff5a5868-af0a-410c-839e-8d12f9bbae36"/>
   </ds:schemaRefs>
 </ds:datastoreItem>
 </file>
 
 <file path=customXml/itemProps4.xml><?xml version="1.0" encoding="utf-8"?>
-<ds:datastoreItem xmlns:ds="http://schemas.openxmlformats.org/officeDocument/2006/customXml" ds:itemID="{0F72BB7A-F5EE-4280-AA5C-33D1598D8DE1}"/>
+<ds:datastoreItem xmlns:ds="http://schemas.openxmlformats.org/officeDocument/2006/customXml" ds:itemID="{0F72BB7A-F5EE-4280-AA5C-33D1598D8DE1}">
+  <ds:schemaRefs>
+    <ds:schemaRef ds:uri="http://schemas.microsoft.com/office/2006/metadata/contentType"/>
+    <ds:schemaRef ds:uri="http://schemas.microsoft.com/office/2006/metadata/properties/metaAttributes"/>
+    <ds:schemaRef ds:uri="http://www.w3.org/2001/XMLSchema"/>
+    <ds:schemaRef ds:uri="http://schemas.microsoft.com/office/2006/metadata/properties"/>
+    <ds:schemaRef ds:uri="ff5a5868-af0a-410c-839e-8d12f9bbae36"/>
+    <ds:schemaRef ds:uri="4e4aeb4f-2755-45de-8429-e3c3045be2d4"/>
+    <ds:schemaRef ds:uri="http://schemas.microsoft.com/office/2006/documentManagement/types"/>
+    <ds:schemaRef ds:uri="http://schemas.microsoft.com/office/infopath/2007/PartnerControls"/>
+    <ds:schemaRef ds:uri="http://schemas.openxmlformats.org/package/2006/metadata/core-properties"/>
+    <ds:schemaRef ds:uri="http://purl.org/dc/elements/1.1/"/>
+    <ds:schemaRef ds:uri="http://purl.org/dc/terms/"/>
+    <ds:schemaRef ds:uri="http://schemas.microsoft.com/internal/obd"/>
+  </ds:schemaRefs>
+</ds:datastoreItem>
 </file>
--- a/Display_Software_Spec.docx
+++ b/Display_Software_Spec.docx
@@ -5257,7 +5257,7 @@
           <w:noProof/>
         </w:rPr>
         <w:drawing>
-          <wp:anchor distT="0" distB="0" distL="114300" distR="114300" simplePos="0" relativeHeight="251658240" behindDoc="0" locked="0" layoutInCell="1" allowOverlap="1" wp14:anchorId="4AA17CD2" wp14:editId="6C46302E">
+          <wp:anchor distT="0" distB="0" distL="114300" distR="114300" simplePos="0" relativeHeight="251658240" behindDoc="0" locked="0" layoutInCell="1" allowOverlap="1" wp14:anchorId="4AA17CD2" wp14:editId="5C420C01">
             <wp:simplePos x="0" y="0"/>
             <wp:positionH relativeFrom="margin">
               <wp:align>left</wp:align>
@@ -5265,8 +5265,8 @@
             <wp:positionV relativeFrom="paragraph">
               <wp:posOffset>527050</wp:posOffset>
             </wp:positionV>
-            <wp:extent cx="1918290" cy="2880000"/>
-            <wp:effectExtent l="0" t="0" r="6350" b="0"/>
+            <wp:extent cx="1678504" cy="2520000"/>
+            <wp:effectExtent l="0" t="0" r="0" b="0"/>
             <wp:wrapTopAndBottom/>
             <wp:docPr id="1309206966" name="Immagine 2" descr="Immagine che contiene testo, schermata, Carattere, Elementi grafici&#10;&#10;Descrizione generata automaticamente"/>
             <wp:cNvGraphicFramePr>
@@ -5297,7 +5297,7 @@
                   <pic:spPr bwMode="auto">
                     <a:xfrm>
                       <a:off x="0" y="0"/>
-                      <a:ext cx="1918290" cy="2880000"/>
+                      <a:ext cx="1678504" cy="2520000"/>
                     </a:xfrm>
                     <a:prstGeom prst="rect">
                       <a:avLst/>
@@ -5348,16 +5348,16 @@
           <w:noProof/>
         </w:rPr>
         <w:drawing>
-          <wp:anchor distT="0" distB="0" distL="114300" distR="114300" simplePos="0" relativeHeight="251659264" behindDoc="0" locked="0" layoutInCell="1" allowOverlap="1" wp14:anchorId="05EF5BCD" wp14:editId="55105C71">
+          <wp:anchor distT="0" distB="0" distL="114300" distR="114300" simplePos="0" relativeHeight="251659264" behindDoc="0" locked="0" layoutInCell="1" allowOverlap="1" wp14:anchorId="05EF5BCD" wp14:editId="70937DDA">
             <wp:simplePos x="0" y="0"/>
             <wp:positionH relativeFrom="column">
               <wp:posOffset>1963420</wp:posOffset>
             </wp:positionH>
             <wp:positionV relativeFrom="paragraph">
-              <wp:posOffset>324154</wp:posOffset>
+              <wp:posOffset>323850</wp:posOffset>
             </wp:positionV>
-            <wp:extent cx="1917669" cy="2880000"/>
-            <wp:effectExtent l="0" t="0" r="6985" b="0"/>
+            <wp:extent cx="1677960" cy="2520000"/>
+            <wp:effectExtent l="0" t="0" r="0" b="0"/>
             <wp:wrapTopAndBottom/>
             <wp:docPr id="1653718139" name="Immagine 3" descr="Immagine che contiene testo, schermata, Carattere, numero&#10;&#10;Descrizione generata automaticamente"/>
             <wp:cNvGraphicFramePr>
@@ -5388,7 +5388,7 @@
                   <pic:spPr bwMode="auto">
                     <a:xfrm>
                       <a:off x="0" y="0"/>
-                      <a:ext cx="1917669" cy="2880000"/>
+                      <a:ext cx="1677960" cy="2520000"/>
                     </a:xfrm>
                     <a:prstGeom prst="rect">
                       <a:avLst/>
@@ -5469,9 +5469,403 @@
         <w:tab/>
       </w:r>
     </w:p>
+    <w:p>
+      <w:pPr>
+        <w:rPr>
+          <w:lang w:val="it-IT"/>
+        </w:rPr>
+      </w:pPr>
+      <w:r>
+        <w:rPr>
+          <w:lang w:val="it-IT"/>
+        </w:rPr>
+        <w:t>05/12/24 – Alessandro Zingaretti</w:t>
+      </w:r>
+    </w:p>
+    <w:p>
+      <w:pPr>
+        <w:rPr>
+          <w:lang w:val="it-IT"/>
+        </w:rPr>
+      </w:pPr>
+      <w:r>
+        <w:rPr>
+          <w:lang w:val="it-IT"/>
+        </w:rPr>
+        <w:t>(Fare riferimento al link GitHub sopra riportato)</w:t>
+      </w:r>
+    </w:p>
+    <w:p>
+      <w:pPr>
+        <w:pStyle w:val="Paragrafoelenco"/>
+        <w:numPr>
+          <w:ilvl w:val="0"/>
+          <w:numId w:val="13"/>
+        </w:numPr>
+        <w:rPr>
+          <w:lang w:val="it-IT"/>
+        </w:rPr>
+      </w:pPr>
+      <w:r>
+        <w:rPr>
+          <w:lang w:val="it-IT"/>
+        </w:rPr>
+        <w:t xml:space="preserve">Creata, ma </w:t>
+      </w:r>
+      <w:r>
+        <w:rPr>
+          <w:u w:val="single"/>
+          <w:lang w:val="it-IT"/>
+        </w:rPr>
+        <w:t>non implementata</w:t>
+      </w:r>
+      <w:r>
+        <w:rPr>
+          <w:lang w:val="it-IT"/>
+        </w:rPr>
+        <w:t>, un popup di qualche secondo relativo ad un cambio di mappa che apparirà sullo schermo (vedi prima immagine).</w:t>
+      </w:r>
+    </w:p>
+    <w:p>
+      <w:pPr>
+        <w:pStyle w:val="Paragrafoelenco"/>
+        <w:numPr>
+          <w:ilvl w:val="0"/>
+          <w:numId w:val="13"/>
+        </w:numPr>
+        <w:rPr>
+          <w:lang w:val="it-IT"/>
+        </w:rPr>
+      </w:pPr>
+      <w:r>
+        <w:rPr>
+          <w:lang w:val="it-IT"/>
+        </w:rPr>
+        <w:t>Risolto il funzionamento del pulsan</w:t>
+      </w:r>
+      <w:r>
+        <w:rPr>
+          <w:lang w:val="it-IT"/>
+        </w:rPr>
+        <w:t>t</w:t>
+      </w:r>
+      <w:r>
+        <w:rPr>
+          <w:lang w:val="it-IT"/>
+        </w:rPr>
+        <w:t>e per il cambio di pagina del display (nome</w:t>
+      </w:r>
+      <w:proofErr w:type="gramStart"/>
+      <w:r>
+        <w:rPr>
+          <w:lang w:val="it-IT"/>
+        </w:rPr>
+        <w:t>:</w:t>
+      </w:r>
+      <w:r>
+        <w:rPr>
+          <w:lang w:val="it-IT"/>
+        </w:rPr>
+        <w:t>”</w:t>
+      </w:r>
+      <w:proofErr w:type="spellStart"/>
+      <w:r>
+        <w:rPr>
+          <w:lang w:val="it-IT"/>
+        </w:rPr>
+        <w:t>nextPage</w:t>
+      </w:r>
+      <w:r>
+        <w:rPr>
+          <w:lang w:val="it-IT"/>
+        </w:rPr>
+        <w:t>Button</w:t>
+      </w:r>
+      <w:proofErr w:type="spellEnd"/>
+      <w:proofErr w:type="gramEnd"/>
+      <w:r>
+        <w:rPr>
+          <w:lang w:val="it-IT"/>
+        </w:rPr>
+        <w:t>”, PA5, impostato come “</w:t>
+      </w:r>
+      <w:proofErr w:type="spellStart"/>
+      <w:r>
+        <w:rPr>
+          <w:lang w:val="it-IT"/>
+        </w:rPr>
+        <w:t>External</w:t>
+      </w:r>
+      <w:proofErr w:type="spellEnd"/>
+      <w:r>
+        <w:rPr>
+          <w:lang w:val="it-IT"/>
+        </w:rPr>
+        <w:t xml:space="preserve"> Interrupt in </w:t>
+      </w:r>
+      <w:proofErr w:type="spellStart"/>
+      <w:r>
+        <w:rPr>
+          <w:lang w:val="it-IT"/>
+        </w:rPr>
+        <w:t>Falling</w:t>
+      </w:r>
+      <w:proofErr w:type="spellEnd"/>
+      <w:r>
+        <w:rPr>
+          <w:lang w:val="it-IT"/>
+        </w:rPr>
+        <w:t>”, circuito in Pull Up)</w:t>
+      </w:r>
+    </w:p>
+    <w:p>
+      <w:pPr>
+        <w:pStyle w:val="Paragrafoelenco"/>
+        <w:numPr>
+          <w:ilvl w:val="0"/>
+          <w:numId w:val="13"/>
+        </w:numPr>
+        <w:rPr>
+          <w:lang w:val="it-IT"/>
+        </w:rPr>
+      </w:pPr>
+      <w:r>
+        <w:rPr>
+          <w:noProof/>
+          <w:lang w:val="it-IT"/>
+        </w:rPr>
+        <w:drawing>
+          <wp:anchor distT="0" distB="0" distL="114300" distR="114300" simplePos="0" relativeHeight="251661312" behindDoc="0" locked="0" layoutInCell="1" allowOverlap="1" wp14:anchorId="42B180FB" wp14:editId="340BA13D">
+            <wp:simplePos x="0" y="0"/>
+            <wp:positionH relativeFrom="margin">
+              <wp:posOffset>4174921</wp:posOffset>
+            </wp:positionH>
+            <wp:positionV relativeFrom="paragraph">
+              <wp:posOffset>295850</wp:posOffset>
+            </wp:positionV>
+            <wp:extent cx="1772920" cy="2667635"/>
+            <wp:effectExtent l="0" t="0" r="0" b="0"/>
+            <wp:wrapThrough wrapText="bothSides">
+              <wp:wrapPolygon edited="0">
+                <wp:start x="0" y="0"/>
+                <wp:lineTo x="0" y="21441"/>
+                <wp:lineTo x="21352" y="21441"/>
+                <wp:lineTo x="21352" y="0"/>
+                <wp:lineTo x="0" y="0"/>
+              </wp:wrapPolygon>
+            </wp:wrapThrough>
+            <wp:docPr id="323100384" name="Immagine 3" descr="Immagine che contiene testo, schermata, Carattere, Elementi grafici&#10;&#10;Descrizione generata automaticamente"/>
+            <wp:cNvGraphicFramePr>
+              <a:graphicFrameLocks xmlns:a="http://schemas.openxmlformats.org/drawingml/2006/main" noChangeAspect="1"/>
+            </wp:cNvGraphicFramePr>
+            <a:graphic xmlns:a="http://schemas.openxmlformats.org/drawingml/2006/main">
+              <a:graphicData uri="http://schemas.openxmlformats.org/drawingml/2006/picture">
+                <pic:pic xmlns:pic="http://schemas.openxmlformats.org/drawingml/2006/picture">
+                  <pic:nvPicPr>
+                    <pic:cNvPr id="323100384" name="Immagine 3" descr="Immagine che contiene testo, schermata, Carattere, Elementi grafici&#10;&#10;Descrizione generata automaticamente"/>
+                    <pic:cNvPicPr>
+                      <a:picLocks noChangeAspect="1" noChangeArrowheads="1"/>
+                    </pic:cNvPicPr>
+                  </pic:nvPicPr>
+                  <pic:blipFill>
+                    <a:blip r:embed="rId15">
+                      <a:extLst>
+                        <a:ext uri="{28A0092B-C50C-407E-A947-70E740481C1C}">
+                          <a14:useLocalDpi xmlns:a14="http://schemas.microsoft.com/office/drawing/2010/main" val="0"/>
+                        </a:ext>
+                      </a:extLst>
+                    </a:blip>
+                    <a:srcRect/>
+                    <a:stretch>
+                      <a:fillRect/>
+                    </a:stretch>
+                  </pic:blipFill>
+                  <pic:spPr bwMode="auto">
+                    <a:xfrm>
+                      <a:off x="0" y="0"/>
+                      <a:ext cx="1772920" cy="2667635"/>
+                    </a:xfrm>
+                    <a:prstGeom prst="rect">
+                      <a:avLst/>
+                    </a:prstGeom>
+                    <a:noFill/>
+                    <a:ln>
+                      <a:noFill/>
+                    </a:ln>
+                  </pic:spPr>
+                </pic:pic>
+              </a:graphicData>
+            </a:graphic>
+            <wp14:sizeRelH relativeFrom="margin">
+              <wp14:pctWidth>0</wp14:pctWidth>
+            </wp14:sizeRelH>
+            <wp14:sizeRelV relativeFrom="margin">
+              <wp14:pctHeight>0</wp14:pctHeight>
+            </wp14:sizeRelV>
+          </wp:anchor>
+        </w:drawing>
+      </w:r>
+      <w:r>
+        <w:rPr>
+          <w:lang w:val="it-IT"/>
+        </w:rPr>
+        <w:t>Non ancora risolto del tutto il funzionamento del pulsante per l’attivazione del r2d (nome</w:t>
+      </w:r>
+      <w:proofErr w:type="gramStart"/>
+      <w:r>
+        <w:rPr>
+          <w:lang w:val="it-IT"/>
+        </w:rPr>
+        <w:t>:”r</w:t>
+      </w:r>
+      <w:proofErr w:type="gramEnd"/>
+      <w:r>
+        <w:rPr>
+          <w:lang w:val="it-IT"/>
+        </w:rPr>
+        <w:t>2dButton”, PA4, impostato come “</w:t>
+      </w:r>
+      <w:proofErr w:type="spellStart"/>
+      <w:r>
+        <w:rPr>
+          <w:lang w:val="it-IT"/>
+        </w:rPr>
+        <w:t>External</w:t>
+      </w:r>
+      <w:proofErr w:type="spellEnd"/>
+      <w:r>
+        <w:rPr>
+          <w:lang w:val="it-IT"/>
+        </w:rPr>
+        <w:t xml:space="preserve"> Interrupt in </w:t>
+      </w:r>
+      <w:proofErr w:type="spellStart"/>
+      <w:r>
+        <w:rPr>
+          <w:lang w:val="it-IT"/>
+        </w:rPr>
+        <w:t>Falling</w:t>
+      </w:r>
+      <w:proofErr w:type="spellEnd"/>
+      <w:r>
+        <w:rPr>
+          <w:lang w:val="it-IT"/>
+        </w:rPr>
+        <w:t>”, circuito in Pull up). Ora non avvengono più doppie chiamate qualora lo si prema, ma è possibile invece che “salti” qualche chiamata.</w:t>
+      </w:r>
+    </w:p>
+    <w:p>
+      <w:pPr>
+        <w:pStyle w:val="Paragrafoelenco"/>
+        <w:numPr>
+          <w:ilvl w:val="0"/>
+          <w:numId w:val="13"/>
+        </w:numPr>
+        <w:rPr>
+          <w:lang w:val="it-IT"/>
+        </w:rPr>
+      </w:pPr>
+      <w:r>
+        <w:rPr>
+          <w:lang w:val="it-IT"/>
+        </w:rPr>
+        <w:t xml:space="preserve">Implementata ma </w:t>
+      </w:r>
+      <w:r>
+        <w:rPr>
+          <w:u w:val="single"/>
+          <w:lang w:val="it-IT"/>
+        </w:rPr>
+        <w:t>non testata</w:t>
+      </w:r>
+      <w:r>
+        <w:rPr>
+          <w:lang w:val="it-IT"/>
+        </w:rPr>
+        <w:t>, una libreria per il funzionamento dello shift resister</w:t>
+      </w:r>
+    </w:p>
+    <w:p>
+      <w:pPr>
+        <w:pStyle w:val="Paragrafoelenco"/>
+        <w:numPr>
+          <w:ilvl w:val="0"/>
+          <w:numId w:val="13"/>
+        </w:numPr>
+        <w:rPr>
+          <w:u w:val="single"/>
+          <w:lang w:val="it-IT"/>
+        </w:rPr>
+      </w:pPr>
+      <w:r>
+        <w:rPr>
+          <w:u w:val="single"/>
+          <w:lang w:val="it-IT"/>
+        </w:rPr>
+        <w:t>Da rivedere</w:t>
+      </w:r>
+      <w:r>
+        <w:rPr>
+          <w:u w:val="single"/>
+          <w:lang w:val="it-IT"/>
+        </w:rPr>
+        <w:t>,</w:t>
+      </w:r>
+      <w:r>
+        <w:rPr>
+          <w:lang w:val="it-IT"/>
+        </w:rPr>
+        <w:t xml:space="preserve"> la libreria per l’utilizzo della rete CAN-BUS.</w:t>
+      </w:r>
+    </w:p>
+    <w:p>
+      <w:pPr>
+        <w:rPr>
+          <w:lang w:val="it-IT"/>
+        </w:rPr>
+      </w:pPr>
+      <w:r>
+        <w:rPr>
+          <w:lang w:val="it-IT"/>
+        </w:rPr>
+        <w:t xml:space="preserve">In generale bisognerebbe rivedere lo schematico del volante per chiarire alcuni dubbi, come i circuiti dei pulsanti e le porte relative allo shift </w:t>
+      </w:r>
+      <w:proofErr w:type="spellStart"/>
+      <w:r>
+        <w:rPr>
+          <w:lang w:val="it-IT"/>
+        </w:rPr>
+        <w:t>register</w:t>
+      </w:r>
+      <w:proofErr w:type="spellEnd"/>
+      <w:r>
+        <w:rPr>
+          <w:lang w:val="it-IT"/>
+        </w:rPr>
+        <w:t xml:space="preserve"> (riportate due volte). </w:t>
+      </w:r>
+    </w:p>
+    <w:p>
+      <w:pPr>
+        <w:pBdr>
+          <w:top w:val="nil"/>
+          <w:left w:val="nil"/>
+          <w:bottom w:val="nil"/>
+          <w:right w:val="nil"/>
+          <w:between w:val="nil"/>
+        </w:pBdr>
+        <w:spacing w:line="240" w:lineRule="auto"/>
+        <w:rPr>
+          <w:rFonts w:asciiTheme="majorHAnsi" w:hAnsiTheme="majorHAnsi" w:cstheme="majorHAnsi"/>
+          <w:sz w:val="24"/>
+          <w:szCs w:val="24"/>
+          <w:lang w:val="it-IT"/>
+        </w:rPr>
+      </w:pPr>
+    </w:p>
     <w:sectPr>
-      <w:headerReference w:type="default" r:id="rId15"/>
-      <w:footerReference w:type="default" r:id="rId16"/>
+      <w:headerReference w:type="default" r:id="rId16"/>
+      <w:footerReference w:type="default" r:id="rId17"/>
       <w:pgSz w:w="12240" w:h="15840"/>
       <w:pgMar w:top="1440" w:right="1440" w:bottom="1440" w:left="1440" w:header="567" w:footer="567" w:gutter="0"/>
       <w:pgNumType w:start="1"/>
@@ -5724,7 +6118,7 @@
                 <w:szCs w:val="24"/>
                 <w:lang w:val="en-GB"/>
               </w:rPr>
-              <w:t>29/11/2024</w:t>
+              <w:t>06/12/2024</w:t>
             </w:r>
             <w:r>
               <w:rPr>
@@ -8708,10 +9102,6 @@
 </file>
 
 <file path=customXml/item1.xml><?xml version="1.0" encoding="utf-8"?>
-<b:Sources xmlns:b="http://schemas.openxmlformats.org/officeDocument/2006/bibliography" xmlns="http://schemas.openxmlformats.org/officeDocument/2006/bibliography" SelectedStyle="\APASixthEditionOfficeOnline.xsl" StyleName="APA" Version="6"/>
-</file>
-
-<file path=customXml/item2.xml><?xml version="1.0" encoding="utf-8"?>
 <?mso-contentType ?>
 <FormTemplates xmlns="http://schemas.microsoft.com/sharepoint/v3/contenttype/forms">
   <Display>DocumentLibraryForm</Display>
@@ -8720,7 +9110,7 @@
 </FormTemplates>
 </file>
 
-<file path=customXml/item3.xml><?xml version="1.0" encoding="utf-8"?>
+<file path=customXml/item2.xml><?xml version="1.0" encoding="utf-8"?>
 <p:properties xmlns:p="http://schemas.microsoft.com/office/2006/metadata/properties" xmlns:xsi="http://www.w3.org/2001/XMLSchema-instance" xmlns:pc="http://schemas.microsoft.com/office/infopath/2007/PartnerControls">
   <documentManagement>
     <lcf76f155ced4ddcb4097134ff3c332f xmlns="ff5a5868-af0a-410c-839e-8d12f9bbae36">
@@ -8730,7 +9120,7 @@
 </p:properties>
 </file>
 
-<file path=customXml/item4.xml><?xml version="1.0" encoding="utf-8"?>
+<file path=customXml/item3.xml><?xml version="1.0" encoding="utf-8"?>
 <ct:contentTypeSchema xmlns:ct="http://schemas.microsoft.com/office/2006/metadata/contentType" xmlns:ma="http://schemas.microsoft.com/office/2006/metadata/properties/metaAttributes" ct:_="" ma:_="" ma:contentTypeName="Documento" ma:contentTypeID="0x010100B21CAF5201C82C43AA4DBD7D4A985E69" ma:contentTypeVersion="17" ma:contentTypeDescription="Creare un nuovo documento." ma:contentTypeScope="" ma:versionID="211c33d4d86005f0f0267f50b4ae0a4c">
   <xsd:schema xmlns:xsd="http://www.w3.org/2001/XMLSchema" xmlns:xs="http://www.w3.org/2001/XMLSchema" xmlns:p="http://schemas.microsoft.com/office/2006/metadata/properties" xmlns:ns2="ff5a5868-af0a-410c-839e-8d12f9bbae36" xmlns:ns3="4e4aeb4f-2755-45de-8429-e3c3045be2d4" targetNamespace="http://schemas.microsoft.com/office/2006/metadata/properties" ma:root="true" ma:fieldsID="0154d882b59d2c50fc4179a4b74a9d7b" ns2:_="" ns3:_="">
     <xsd:import namespace="ff5a5868-af0a-410c-839e-8d12f9bbae36"/>
@@ -8973,15 +9363,11 @@
 </ct:contentTypeSchema>
 </file>
 
-<file path=customXml/itemProps1.xml><?xml version="1.0" encoding="utf-8"?>
-<ds:datastoreItem xmlns:ds="http://schemas.openxmlformats.org/officeDocument/2006/customXml" ds:itemID="{7B1F568D-5C8C-4DD2-AF51-0F492A817DDC}">
-  <ds:schemaRefs>
-    <ds:schemaRef ds:uri="http://schemas.openxmlformats.org/officeDocument/2006/bibliography"/>
-  </ds:schemaRefs>
-</ds:datastoreItem>
+<file path=customXml/item4.xml><?xml version="1.0" encoding="utf-8"?>
+<b:Sources xmlns:b="http://schemas.openxmlformats.org/officeDocument/2006/bibliography" xmlns="http://schemas.openxmlformats.org/officeDocument/2006/bibliography" SelectedStyle="\APASixthEditionOfficeOnline.xsl" StyleName="APA" Version="6"/>
 </file>
 
-<file path=customXml/itemProps2.xml><?xml version="1.0" encoding="utf-8"?>
+<file path=customXml/itemProps1.xml><?xml version="1.0" encoding="utf-8"?>
 <ds:datastoreItem xmlns:ds="http://schemas.openxmlformats.org/officeDocument/2006/customXml" ds:itemID="{B5E9EA25-5FC5-4B77-9A98-9B7CEE936CAC}">
   <ds:schemaRefs>
     <ds:schemaRef ds:uri="http://schemas.microsoft.com/sharepoint/v3/contenttype/forms"/>
@@ -8989,7 +9375,7 @@
 </ds:datastoreItem>
 </file>
 
-<file path=customXml/itemProps3.xml><?xml version="1.0" encoding="utf-8"?>
+<file path=customXml/itemProps2.xml><?xml version="1.0" encoding="utf-8"?>
 <ds:datastoreItem xmlns:ds="http://schemas.openxmlformats.org/officeDocument/2006/customXml" ds:itemID="{515A2476-6CCC-4ACD-8B23-92066FF69FF5}">
   <ds:schemaRefs>
     <ds:schemaRef ds:uri="http://schemas.microsoft.com/office/2006/metadata/properties"/>
@@ -8999,7 +9385,7 @@
 </ds:datastoreItem>
 </file>
 
-<file path=customXml/itemProps4.xml><?xml version="1.0" encoding="utf-8"?>
+<file path=customXml/itemProps3.xml><?xml version="1.0" encoding="utf-8"?>
 <ds:datastoreItem xmlns:ds="http://schemas.openxmlformats.org/officeDocument/2006/customXml" ds:itemID="{0F72BB7A-F5EE-4280-AA5C-33D1598D8DE1}">
   <ds:schemaRefs>
     <ds:schemaRef ds:uri="http://schemas.microsoft.com/office/2006/metadata/contentType"/>
@@ -9016,4 +9402,12 @@
     <ds:schemaRef ds:uri="http://schemas.microsoft.com/internal/obd"/>
   </ds:schemaRefs>
 </ds:datastoreItem>
+</file>
+
+<file path=customXml/itemProps4.xml><?xml version="1.0" encoding="utf-8"?>
+<ds:datastoreItem xmlns:ds="http://schemas.openxmlformats.org/officeDocument/2006/customXml" ds:itemID="{7B1F568D-5C8C-4DD2-AF51-0F492A817DDC}">
+  <ds:schemaRefs>
+    <ds:schemaRef ds:uri="http://schemas.openxmlformats.org/officeDocument/2006/bibliography"/>
+  </ds:schemaRefs>
+</ds:datastoreItem>
 </file>